--- a/work/Assignment1_Report.docx
+++ b/work/Assignment1_Report.docx
@@ -21,9 +21,9 @@
     </w:p>
     <w:tbl>
       <w:tblPr>
+        <w:tblStyle w:val="Table"/>
         <w:tblLook w:firstRow="0" w:lastRow="0" w:firstColumn="0" w:lastColumn="0" w:noHBand="0" w:noVBand="0" w:val="0000"/>
         <w:jc w:val="start"/>
-        <w:tblLayout w:type="fixed"/>
         <w:tblW w:w="9360" w:type="dxa"/>
       </w:tblPr>
       <w:tblGrid>
@@ -44,7 +44,6 @@
               <w:rPr>
                 <w:bCs/>
                 <w:b/>
-                <w:sz w:val="18"/>
               </w:rPr>
               <w:t xml:space="preserve">Group</w:t>
             </w:r>
@@ -60,9 +59,6 @@
               <w:jc w:val="left"/>
             </w:pPr>
             <w:r>
-              <w:rPr>
-                <w:sz w:val="18"/>
-              </w:rPr>
               <w:t xml:space="preserve">Mia Elena Yábar (Partner A, design) · ______________ (Partner B, implementation)</w:t>
             </w:r>
           </w:p>
@@ -82,7 +78,6 @@
               <w:rPr>
                 <w:bCs/>
                 <w:b/>
-                <w:sz w:val="18"/>
               </w:rPr>
               <w:t xml:space="preserve">Dataset</w:t>
             </w:r>
@@ -98,9 +93,6 @@
               <w:jc w:val="left"/>
             </w:pPr>
             <w:r>
-              <w:rPr>
-                <w:sz w:val="18"/>
-              </w:rPr>
               <w:t xml:space="preserve">Option 2: Diabetes 130-US Hospitals for Years 1999–2008</w:t>
             </w:r>
           </w:p>
@@ -120,7 +112,6 @@
               <w:rPr>
                 <w:bCs/>
                 <w:b/>
-                <w:sz w:val="18"/>
               </w:rPr>
               <w:t xml:space="preserve">This section</w:t>
             </w:r>
@@ -136,9 +127,6 @@
               <w:jc w:val="left"/>
             </w:pPr>
             <w:r>
-              <w:rPr>
-                <w:sz w:val="18"/>
-              </w:rPr>
               <w:t xml:space="preserve">Parts 1–4: dataset analysis, normalization, ER diagram, relational schema</w:t>
             </w:r>
           </w:p>
@@ -156,9 +144,9 @@
     </w:p>
     <w:tbl>
       <w:tblPr>
+        <w:tblStyle w:val="Table"/>
         <w:tblLook w:firstRow="1" w:lastRow="0" w:firstColumn="0" w:lastColumn="0" w:noHBand="0" w:noVBand="0" w:val="0020"/>
         <w:jc w:val="start"/>
-        <w:tblLayout w:type="fixed"/>
         <w:tblW w:w="9360" w:type="dxa"/>
       </w:tblPr>
       <w:tblGrid>
@@ -179,9 +167,6 @@
               <w:jc w:val="left"/>
             </w:pPr>
             <w:r>
-              <w:rPr>
-                <w:sz w:val="18"/>
-              </w:rPr>
               <w:t xml:space="preserve">Item</w:t>
             </w:r>
           </w:p>
@@ -196,9 +181,6 @@
               <w:jc w:val="left"/>
             </w:pPr>
             <w:r>
-              <w:rPr>
-                <w:sz w:val="18"/>
-              </w:rPr>
               <w:t xml:space="preserve">Answer</w:t>
             </w:r>
           </w:p>
@@ -215,9 +197,6 @@
               <w:jc w:val="left"/>
             </w:pPr>
             <w:r>
-              <w:rPr>
-                <w:sz w:val="18"/>
-              </w:rPr>
               <w:t xml:space="preserve">1. Dataset selected</w:t>
             </w:r>
           </w:p>
@@ -232,29 +211,19 @@
               <w:jc w:val="left"/>
             </w:pPr>
             <w:r>
-              <w:rPr>
-                <w:sz w:val="18"/>
-              </w:rPr>
               <w:t xml:space="preserve">Diabetes 130-US Hospitals for Years 1999–2008 (Kaggle: brandao/diabetes; Strack et al.,</w:t>
             </w:r>
             <w:r>
-              <w:rPr>
-                <w:sz w:val="18"/>
-              </w:rPr>
               <w:t xml:space="preserve"> </w:t>
             </w:r>
             <w:r>
               <w:rPr>
                 <w:iCs/>
                 <w:i/>
-                <w:sz w:val="18"/>
               </w:rPr>
               <w:t xml:space="preserve">BioMed Research International</w:t>
             </w:r>
             <w:r>
-              <w:rPr>
-                <w:sz w:val="18"/>
-              </w:rPr>
               <w:t xml:space="preserve">, 2014)</w:t>
             </w:r>
           </w:p>
@@ -271,9 +240,6 @@
               <w:jc w:val="left"/>
             </w:pPr>
             <w:r>
-              <w:rPr>
-                <w:sz w:val="18"/>
-              </w:rPr>
               <w:t xml:space="preserve">2. CSV file used</w:t>
             </w:r>
           </w:p>
@@ -290,7 +256,6 @@
             <w:r>
               <w:rPr>
                 <w:rStyle w:val="VerbatimChar"/>
-                <w:sz w:val="18"/>
               </w:rPr>
               <w:t xml:space="preserve">diabetic_data.csv</w:t>
             </w:r>
@@ -308,9 +273,6 @@
               <w:jc w:val="left"/>
             </w:pPr>
             <w:r>
-              <w:rPr>
-                <w:sz w:val="18"/>
-              </w:rPr>
               <w:t xml:space="preserve">3. Total rows</w:t>
             </w:r>
           </w:p>
@@ -328,20 +290,13 @@
               <w:rPr>
                 <w:bCs/>
                 <w:b/>
-                <w:sz w:val="18"/>
               </w:rPr>
               <w:t xml:space="preserve">101,766</w:t>
             </w:r>
             <w:r>
-              <w:rPr>
-                <w:sz w:val="18"/>
-              </w:rPr>
               <w:t xml:space="preserve"> </w:t>
             </w:r>
             <w:r>
-              <w:rPr>
-                <w:sz w:val="18"/>
-              </w:rPr>
               <w:t xml:space="preserve">(one row per inpatient encounter)</w:t>
             </w:r>
           </w:p>
@@ -358,9 +313,6 @@
               <w:jc w:val="left"/>
             </w:pPr>
             <w:r>
-              <w:rPr>
-                <w:sz w:val="18"/>
-              </w:rPr>
               <w:t xml:space="preserve">4. Total columns</w:t>
             </w:r>
           </w:p>
@@ -378,59 +330,38 @@
               <w:rPr>
                 <w:bCs/>
                 <w:b/>
-                <w:sz w:val="18"/>
               </w:rPr>
               <w:t xml:space="preserve">50</w:t>
             </w:r>
             <w:r>
-              <w:rPr>
-                <w:sz w:val="18"/>
-              </w:rPr>
               <w:t xml:space="preserve">. As instructed, 24 are ignored (23 medication columns and</w:t>
             </w:r>
             <w:r>
-              <w:rPr>
-                <w:sz w:val="18"/>
-              </w:rPr>
               <w:t xml:space="preserve"> </w:t>
             </w:r>
             <w:r>
               <w:rPr>
                 <w:rStyle w:val="VerbatimChar"/>
-                <w:sz w:val="18"/>
               </w:rPr>
               <w:t xml:space="preserve">change</w:t>
             </w:r>
             <w:r>
-              <w:rPr>
-                <w:sz w:val="18"/>
-              </w:rPr>
               <w:t xml:space="preserve">), leaving</w:t>
             </w:r>
             <w:r>
-              <w:rPr>
-                <w:sz w:val="18"/>
-              </w:rPr>
               <w:t xml:space="preserve"> </w:t>
             </w:r>
             <w:r>
               <w:rPr>
                 <w:bCs/>
                 <w:b/>
-                <w:sz w:val="18"/>
               </w:rPr>
               <w:t xml:space="preserve">26</w:t>
             </w:r>
             <w:r>
-              <w:rPr>
-                <w:sz w:val="18"/>
-              </w:rPr>
               <w:t xml:space="preserve"> </w:t>
             </w:r>
             <w:r>
-              <w:rPr>
-                <w:sz w:val="18"/>
-              </w:rPr>
               <w:t xml:space="preserve">attributes in the design.</w:t>
             </w:r>
           </w:p>
@@ -456,16 +387,16 @@
     </w:p>
     <w:tbl>
       <w:tblPr>
+        <w:tblStyle w:val="Table"/>
         <w:tblLook w:firstRow="1" w:lastRow="0" w:firstColumn="0" w:lastColumn="0" w:noHBand="0" w:noVBand="0" w:val="0020"/>
         <w:jc w:val="start"/>
-        <w:tblLayout w:type="fixed"/>
         <w:tblW w:w="9360" w:type="dxa"/>
       </w:tblPr>
       <w:tblGrid>
-        <w:gridCol w:w="494"/>
-        <w:gridCol w:w="2474"/>
-        <w:gridCol w:w="5670"/>
-        <w:gridCol w:w="721"/>
+        <w:gridCol w:w="704"/>
+        <w:gridCol w:w="2415"/>
+        <w:gridCol w:w="5535"/>
+        <w:gridCol w:w="704"/>
       </w:tblGrid>
       <w:tr>
         <w:trPr>
@@ -473,68 +404,56 @@
         </w:trPr>
         <w:tc>
           <w:tcPr>
-            <w:tcW w:w="494" w:type="dxa"/>
-          </w:tcPr>
-          <w:p>
-            <w:pPr>
-              <w:pStyle w:val="Compact"/>
-              <w:jc w:val="left"/>
-            </w:pPr>
-            <w:r>
-              <w:rPr>
-                <w:sz w:val="18"/>
-              </w:rPr>
+            <w:tcW w:w="704" w:type="dxa"/>
+          </w:tcPr>
+          <w:p>
+            <w:pPr>
+              <w:pStyle w:val="Compact"/>
+              <w:jc w:val="left"/>
+            </w:pPr>
+            <w:r>
               <w:t xml:space="preserve">#</w:t>
             </w:r>
           </w:p>
         </w:tc>
         <w:tc>
           <w:tcPr>
-            <w:tcW w:w="2474" w:type="dxa"/>
-          </w:tcPr>
-          <w:p>
-            <w:pPr>
-              <w:pStyle w:val="Compact"/>
-              <w:jc w:val="left"/>
-            </w:pPr>
-            <w:r>
-              <w:rPr>
-                <w:sz w:val="18"/>
-              </w:rPr>
+            <w:tcW w:w="2415" w:type="dxa"/>
+          </w:tcPr>
+          <w:p>
+            <w:pPr>
+              <w:pStyle w:val="Compact"/>
+              <w:jc w:val="left"/>
+            </w:pPr>
+            <w:r>
               <w:t xml:space="preserve">Attribute</w:t>
             </w:r>
           </w:p>
         </w:tc>
         <w:tc>
           <w:tcPr>
-            <w:tcW w:w="5670" w:type="dxa"/>
-          </w:tcPr>
-          <w:p>
-            <w:pPr>
-              <w:pStyle w:val="Compact"/>
-              <w:jc w:val="left"/>
-            </w:pPr>
-            <w:r>
-              <w:rPr>
-                <w:sz w:val="18"/>
-              </w:rPr>
+            <w:tcW w:w="5535" w:type="dxa"/>
+          </w:tcPr>
+          <w:p>
+            <w:pPr>
+              <w:pStyle w:val="Compact"/>
+              <w:jc w:val="left"/>
+            </w:pPr>
+            <w:r>
               <w:t xml:space="preserve">Description</w:t>
             </w:r>
           </w:p>
         </w:tc>
         <w:tc>
           <w:tcPr>
-            <w:tcW w:w="721" w:type="dxa"/>
-          </w:tcPr>
-          <w:p>
-            <w:pPr>
-              <w:pStyle w:val="Compact"/>
-              <w:jc w:val="left"/>
-            </w:pPr>
-            <w:r>
-              <w:rPr>
-                <w:sz w:val="18"/>
-              </w:rPr>
+            <w:tcW w:w="704" w:type="dxa"/>
+          </w:tcPr>
+          <w:p>
+            <w:pPr>
+              <w:pStyle w:val="Compact"/>
+              <w:jc w:val="left"/>
+            </w:pPr>
+            <w:r>
               <w:t xml:space="preserve">Design</w:t>
             </w:r>
           </w:p>
@@ -543,34 +462,30 @@
       <w:tr>
         <w:tc>
           <w:tcPr>
-            <w:tcW w:w="494" w:type="dxa"/>
-          </w:tcPr>
-          <w:p>
-            <w:pPr>
-              <w:pStyle w:val="Compact"/>
-              <w:jc w:val="left"/>
-            </w:pPr>
-            <w:r>
-              <w:rPr>
-                <w:sz w:val="18"/>
-              </w:rPr>
+            <w:tcW w:w="704" w:type="dxa"/>
+          </w:tcPr>
+          <w:p>
+            <w:pPr>
+              <w:pStyle w:val="Compact"/>
+              <w:jc w:val="left"/>
+            </w:pPr>
+            <w:r>
               <w:t xml:space="preserve">1</w:t>
             </w:r>
           </w:p>
         </w:tc>
         <w:tc>
           <w:tcPr>
-            <w:tcW w:w="2474" w:type="dxa"/>
-          </w:tcPr>
-          <w:p>
-            <w:pPr>
-              <w:pStyle w:val="Compact"/>
-              <w:jc w:val="left"/>
-            </w:pPr>
-            <w:r>
-              <w:rPr>
-                <w:rStyle w:val="VerbatimChar"/>
-                <w:sz w:val="18"/>
+            <w:tcW w:w="2415" w:type="dxa"/>
+          </w:tcPr>
+          <w:p>
+            <w:pPr>
+              <w:pStyle w:val="Compact"/>
+              <w:jc w:val="left"/>
+            </w:pPr>
+            <w:r>
+              <w:rPr>
+                <w:rStyle w:val="VerbatimChar"/>
               </w:rPr>
               <w:t xml:space="preserve">encounter_id</w:t>
             </w:r>
@@ -578,34 +493,28 @@
         </w:tc>
         <w:tc>
           <w:tcPr>
-            <w:tcW w:w="5670" w:type="dxa"/>
-          </w:tcPr>
-          <w:p>
-            <w:pPr>
-              <w:pStyle w:val="Compact"/>
-              <w:jc w:val="left"/>
-            </w:pPr>
-            <w:r>
-              <w:rPr>
-                <w:sz w:val="18"/>
-              </w:rPr>
+            <w:tcW w:w="5535" w:type="dxa"/>
+          </w:tcPr>
+          <w:p>
+            <w:pPr>
+              <w:pStyle w:val="Compact"/>
+              <w:jc w:val="left"/>
+            </w:pPr>
+            <w:r>
               <w:t xml:space="preserve">Unique identifier of one hospital stay (encounter)</w:t>
             </w:r>
           </w:p>
         </w:tc>
         <w:tc>
           <w:tcPr>
-            <w:tcW w:w="721" w:type="dxa"/>
-          </w:tcPr>
-          <w:p>
-            <w:pPr>
-              <w:pStyle w:val="Compact"/>
-              <w:jc w:val="left"/>
-            </w:pPr>
-            <w:r>
-              <w:rPr>
-                <w:sz w:val="18"/>
-              </w:rPr>
+            <w:tcW w:w="704" w:type="dxa"/>
+          </w:tcPr>
+          <w:p>
+            <w:pPr>
+              <w:pStyle w:val="Compact"/>
+              <w:jc w:val="left"/>
+            </w:pPr>
+            <w:r>
               <w:t xml:space="preserve">Used</w:t>
             </w:r>
           </w:p>
@@ -614,34 +523,30 @@
       <w:tr>
         <w:tc>
           <w:tcPr>
-            <w:tcW w:w="494" w:type="dxa"/>
-          </w:tcPr>
-          <w:p>
-            <w:pPr>
-              <w:pStyle w:val="Compact"/>
-              <w:jc w:val="left"/>
-            </w:pPr>
-            <w:r>
-              <w:rPr>
-                <w:sz w:val="18"/>
-              </w:rPr>
+            <w:tcW w:w="704" w:type="dxa"/>
+          </w:tcPr>
+          <w:p>
+            <w:pPr>
+              <w:pStyle w:val="Compact"/>
+              <w:jc w:val="left"/>
+            </w:pPr>
+            <w:r>
               <w:t xml:space="preserve">2</w:t>
             </w:r>
           </w:p>
         </w:tc>
         <w:tc>
           <w:tcPr>
-            <w:tcW w:w="2474" w:type="dxa"/>
-          </w:tcPr>
-          <w:p>
-            <w:pPr>
-              <w:pStyle w:val="Compact"/>
-              <w:jc w:val="left"/>
-            </w:pPr>
-            <w:r>
-              <w:rPr>
-                <w:rStyle w:val="VerbatimChar"/>
-                <w:sz w:val="18"/>
+            <w:tcW w:w="2415" w:type="dxa"/>
+          </w:tcPr>
+          <w:p>
+            <w:pPr>
+              <w:pStyle w:val="Compact"/>
+              <w:jc w:val="left"/>
+            </w:pPr>
+            <w:r>
+              <w:rPr>
+                <w:rStyle w:val="VerbatimChar"/>
               </w:rPr>
               <w:t xml:space="preserve">patient_nbr</w:t>
             </w:r>
@@ -649,34 +554,28 @@
         </w:tc>
         <w:tc>
           <w:tcPr>
-            <w:tcW w:w="5670" w:type="dxa"/>
-          </w:tcPr>
-          <w:p>
-            <w:pPr>
-              <w:pStyle w:val="Compact"/>
-              <w:jc w:val="left"/>
-            </w:pPr>
-            <w:r>
-              <w:rPr>
-                <w:sz w:val="18"/>
-              </w:rPr>
+            <w:tcW w:w="5535" w:type="dxa"/>
+          </w:tcPr>
+          <w:p>
+            <w:pPr>
+              <w:pStyle w:val="Compact"/>
+              <w:jc w:val="left"/>
+            </w:pPr>
+            <w:r>
               <w:t xml:space="preserve">Unique identifier of a patient; one patient can have several encounters</w:t>
             </w:r>
           </w:p>
         </w:tc>
         <w:tc>
           <w:tcPr>
-            <w:tcW w:w="721" w:type="dxa"/>
-          </w:tcPr>
-          <w:p>
-            <w:pPr>
-              <w:pStyle w:val="Compact"/>
-              <w:jc w:val="left"/>
-            </w:pPr>
-            <w:r>
-              <w:rPr>
-                <w:sz w:val="18"/>
-              </w:rPr>
+            <w:tcW w:w="704" w:type="dxa"/>
+          </w:tcPr>
+          <w:p>
+            <w:pPr>
+              <w:pStyle w:val="Compact"/>
+              <w:jc w:val="left"/>
+            </w:pPr>
+            <w:r>
               <w:t xml:space="preserve">Used</w:t>
             </w:r>
           </w:p>
@@ -685,34 +584,30 @@
       <w:tr>
         <w:tc>
           <w:tcPr>
-            <w:tcW w:w="494" w:type="dxa"/>
-          </w:tcPr>
-          <w:p>
-            <w:pPr>
-              <w:pStyle w:val="Compact"/>
-              <w:jc w:val="left"/>
-            </w:pPr>
-            <w:r>
-              <w:rPr>
-                <w:sz w:val="18"/>
-              </w:rPr>
+            <w:tcW w:w="704" w:type="dxa"/>
+          </w:tcPr>
+          <w:p>
+            <w:pPr>
+              <w:pStyle w:val="Compact"/>
+              <w:jc w:val="left"/>
+            </w:pPr>
+            <w:r>
               <w:t xml:space="preserve">3</w:t>
             </w:r>
           </w:p>
         </w:tc>
         <w:tc>
           <w:tcPr>
-            <w:tcW w:w="2474" w:type="dxa"/>
-          </w:tcPr>
-          <w:p>
-            <w:pPr>
-              <w:pStyle w:val="Compact"/>
-              <w:jc w:val="left"/>
-            </w:pPr>
-            <w:r>
-              <w:rPr>
-                <w:rStyle w:val="VerbatimChar"/>
-                <w:sz w:val="18"/>
+            <w:tcW w:w="2415" w:type="dxa"/>
+          </w:tcPr>
+          <w:p>
+            <w:pPr>
+              <w:pStyle w:val="Compact"/>
+              <w:jc w:val="left"/>
+            </w:pPr>
+            <w:r>
+              <w:rPr>
+                <w:rStyle w:val="VerbatimChar"/>
               </w:rPr>
               <w:t xml:space="preserve">race</w:t>
             </w:r>
@@ -720,34 +615,28 @@
         </w:tc>
         <w:tc>
           <w:tcPr>
-            <w:tcW w:w="5670" w:type="dxa"/>
-          </w:tcPr>
-          <w:p>
-            <w:pPr>
-              <w:pStyle w:val="Compact"/>
-              <w:jc w:val="left"/>
-            </w:pPr>
-            <w:r>
-              <w:rPr>
-                <w:sz w:val="18"/>
-              </w:rPr>
+            <w:tcW w:w="5535" w:type="dxa"/>
+          </w:tcPr>
+          <w:p>
+            <w:pPr>
+              <w:pStyle w:val="Compact"/>
+              <w:jc w:val="left"/>
+            </w:pPr>
+            <w:r>
               <w:t xml:space="preserve">Patient race: Caucasian, AfricanAmerican, Hispanic, Asian, Other</w:t>
             </w:r>
           </w:p>
         </w:tc>
         <w:tc>
           <w:tcPr>
-            <w:tcW w:w="721" w:type="dxa"/>
-          </w:tcPr>
-          <w:p>
-            <w:pPr>
-              <w:pStyle w:val="Compact"/>
-              <w:jc w:val="left"/>
-            </w:pPr>
-            <w:r>
-              <w:rPr>
-                <w:sz w:val="18"/>
-              </w:rPr>
+            <w:tcW w:w="704" w:type="dxa"/>
+          </w:tcPr>
+          <w:p>
+            <w:pPr>
+              <w:pStyle w:val="Compact"/>
+              <w:jc w:val="left"/>
+            </w:pPr>
+            <w:r>
               <w:t xml:space="preserve">Used</w:t>
             </w:r>
           </w:p>
@@ -756,34 +645,30 @@
       <w:tr>
         <w:tc>
           <w:tcPr>
-            <w:tcW w:w="494" w:type="dxa"/>
-          </w:tcPr>
-          <w:p>
-            <w:pPr>
-              <w:pStyle w:val="Compact"/>
-              <w:jc w:val="left"/>
-            </w:pPr>
-            <w:r>
-              <w:rPr>
-                <w:sz w:val="18"/>
-              </w:rPr>
+            <w:tcW w:w="704" w:type="dxa"/>
+          </w:tcPr>
+          <w:p>
+            <w:pPr>
+              <w:pStyle w:val="Compact"/>
+              <w:jc w:val="left"/>
+            </w:pPr>
+            <w:r>
               <w:t xml:space="preserve">4</w:t>
             </w:r>
           </w:p>
         </w:tc>
         <w:tc>
           <w:tcPr>
-            <w:tcW w:w="2474" w:type="dxa"/>
-          </w:tcPr>
-          <w:p>
-            <w:pPr>
-              <w:pStyle w:val="Compact"/>
-              <w:jc w:val="left"/>
-            </w:pPr>
-            <w:r>
-              <w:rPr>
-                <w:rStyle w:val="VerbatimChar"/>
-                <w:sz w:val="18"/>
+            <w:tcW w:w="2415" w:type="dxa"/>
+          </w:tcPr>
+          <w:p>
+            <w:pPr>
+              <w:pStyle w:val="Compact"/>
+              <w:jc w:val="left"/>
+            </w:pPr>
+            <w:r>
+              <w:rPr>
+                <w:rStyle w:val="VerbatimChar"/>
               </w:rPr>
               <w:t xml:space="preserve">gender</w:t>
             </w:r>
@@ -791,34 +676,28 @@
         </w:tc>
         <w:tc>
           <w:tcPr>
-            <w:tcW w:w="5670" w:type="dxa"/>
-          </w:tcPr>
-          <w:p>
-            <w:pPr>
-              <w:pStyle w:val="Compact"/>
-              <w:jc w:val="left"/>
-            </w:pPr>
-            <w:r>
-              <w:rPr>
-                <w:sz w:val="18"/>
-              </w:rPr>
+            <w:tcW w:w="5535" w:type="dxa"/>
+          </w:tcPr>
+          <w:p>
+            <w:pPr>
+              <w:pStyle w:val="Compact"/>
+              <w:jc w:val="left"/>
+            </w:pPr>
+            <w:r>
               <w:t xml:space="preserve">Female, Male, Unknown/Invalid</w:t>
             </w:r>
           </w:p>
         </w:tc>
         <w:tc>
           <w:tcPr>
-            <w:tcW w:w="721" w:type="dxa"/>
-          </w:tcPr>
-          <w:p>
-            <w:pPr>
-              <w:pStyle w:val="Compact"/>
-              <w:jc w:val="left"/>
-            </w:pPr>
-            <w:r>
-              <w:rPr>
-                <w:sz w:val="18"/>
-              </w:rPr>
+            <w:tcW w:w="704" w:type="dxa"/>
+          </w:tcPr>
+          <w:p>
+            <w:pPr>
+              <w:pStyle w:val="Compact"/>
+              <w:jc w:val="left"/>
+            </w:pPr>
+            <w:r>
               <w:t xml:space="preserve">Used</w:t>
             </w:r>
           </w:p>
@@ -827,34 +706,30 @@
       <w:tr>
         <w:tc>
           <w:tcPr>
-            <w:tcW w:w="494" w:type="dxa"/>
-          </w:tcPr>
-          <w:p>
-            <w:pPr>
-              <w:pStyle w:val="Compact"/>
-              <w:jc w:val="left"/>
-            </w:pPr>
-            <w:r>
-              <w:rPr>
-                <w:sz w:val="18"/>
-              </w:rPr>
+            <w:tcW w:w="704" w:type="dxa"/>
+          </w:tcPr>
+          <w:p>
+            <w:pPr>
+              <w:pStyle w:val="Compact"/>
+              <w:jc w:val="left"/>
+            </w:pPr>
+            <w:r>
               <w:t xml:space="preserve">5</w:t>
             </w:r>
           </w:p>
         </w:tc>
         <w:tc>
           <w:tcPr>
-            <w:tcW w:w="2474" w:type="dxa"/>
-          </w:tcPr>
-          <w:p>
-            <w:pPr>
-              <w:pStyle w:val="Compact"/>
-              <w:jc w:val="left"/>
-            </w:pPr>
-            <w:r>
-              <w:rPr>
-                <w:rStyle w:val="VerbatimChar"/>
-                <w:sz w:val="18"/>
+            <w:tcW w:w="2415" w:type="dxa"/>
+          </w:tcPr>
+          <w:p>
+            <w:pPr>
+              <w:pStyle w:val="Compact"/>
+              <w:jc w:val="left"/>
+            </w:pPr>
+            <w:r>
+              <w:rPr>
+                <w:rStyle w:val="VerbatimChar"/>
               </w:rPr>
               <w:t xml:space="preserve">age</w:t>
             </w:r>
@@ -862,34 +737,28 @@
         </w:tc>
         <w:tc>
           <w:tcPr>
-            <w:tcW w:w="5670" w:type="dxa"/>
-          </w:tcPr>
-          <w:p>
-            <w:pPr>
-              <w:pStyle w:val="Compact"/>
-              <w:jc w:val="left"/>
-            </w:pPr>
-            <w:r>
-              <w:rPr>
-                <w:sz w:val="18"/>
-              </w:rPr>
+            <w:tcW w:w="5535" w:type="dxa"/>
+          </w:tcPr>
+          <w:p>
+            <w:pPr>
+              <w:pStyle w:val="Compact"/>
+              <w:jc w:val="left"/>
+            </w:pPr>
+            <w:r>
               <w:t xml:space="preserve">Age group at the time of the encounter, 10-year bands: [0-10) … [90-100)</w:t>
             </w:r>
           </w:p>
         </w:tc>
         <w:tc>
           <w:tcPr>
-            <w:tcW w:w="721" w:type="dxa"/>
-          </w:tcPr>
-          <w:p>
-            <w:pPr>
-              <w:pStyle w:val="Compact"/>
-              <w:jc w:val="left"/>
-            </w:pPr>
-            <w:r>
-              <w:rPr>
-                <w:sz w:val="18"/>
-              </w:rPr>
+            <w:tcW w:w="704" w:type="dxa"/>
+          </w:tcPr>
+          <w:p>
+            <w:pPr>
+              <w:pStyle w:val="Compact"/>
+              <w:jc w:val="left"/>
+            </w:pPr>
+            <w:r>
               <w:t xml:space="preserve">Used</w:t>
             </w:r>
           </w:p>
@@ -898,34 +767,30 @@
       <w:tr>
         <w:tc>
           <w:tcPr>
-            <w:tcW w:w="494" w:type="dxa"/>
-          </w:tcPr>
-          <w:p>
-            <w:pPr>
-              <w:pStyle w:val="Compact"/>
-              <w:jc w:val="left"/>
-            </w:pPr>
-            <w:r>
-              <w:rPr>
-                <w:sz w:val="18"/>
-              </w:rPr>
+            <w:tcW w:w="704" w:type="dxa"/>
+          </w:tcPr>
+          <w:p>
+            <w:pPr>
+              <w:pStyle w:val="Compact"/>
+              <w:jc w:val="left"/>
+            </w:pPr>
+            <w:r>
               <w:t xml:space="preserve">6</w:t>
             </w:r>
           </w:p>
         </w:tc>
         <w:tc>
           <w:tcPr>
-            <w:tcW w:w="2474" w:type="dxa"/>
-          </w:tcPr>
-          <w:p>
-            <w:pPr>
-              <w:pStyle w:val="Compact"/>
-              <w:jc w:val="left"/>
-            </w:pPr>
-            <w:r>
-              <w:rPr>
-                <w:rStyle w:val="VerbatimChar"/>
-                <w:sz w:val="18"/>
+            <w:tcW w:w="2415" w:type="dxa"/>
+          </w:tcPr>
+          <w:p>
+            <w:pPr>
+              <w:pStyle w:val="Compact"/>
+              <w:jc w:val="left"/>
+            </w:pPr>
+            <w:r>
+              <w:rPr>
+                <w:rStyle w:val="VerbatimChar"/>
               </w:rPr>
               <w:t xml:space="preserve">weight</w:t>
             </w:r>
@@ -933,34 +798,28 @@
         </w:tc>
         <w:tc>
           <w:tcPr>
-            <w:tcW w:w="5670" w:type="dxa"/>
-          </w:tcPr>
-          <w:p>
-            <w:pPr>
-              <w:pStyle w:val="Compact"/>
-              <w:jc w:val="left"/>
-            </w:pPr>
-            <w:r>
-              <w:rPr>
-                <w:sz w:val="18"/>
-              </w:rPr>
+            <w:tcW w:w="5535" w:type="dxa"/>
+          </w:tcPr>
+          <w:p>
+            <w:pPr>
+              <w:pStyle w:val="Compact"/>
+              <w:jc w:val="left"/>
+            </w:pPr>
+            <w:r>
               <w:t xml:space="preserve">Weight band in pounds, e.g. [75-100)</w:t>
             </w:r>
           </w:p>
         </w:tc>
         <w:tc>
           <w:tcPr>
-            <w:tcW w:w="721" w:type="dxa"/>
-          </w:tcPr>
-          <w:p>
-            <w:pPr>
-              <w:pStyle w:val="Compact"/>
-              <w:jc w:val="left"/>
-            </w:pPr>
-            <w:r>
-              <w:rPr>
-                <w:sz w:val="18"/>
-              </w:rPr>
+            <w:tcW w:w="704" w:type="dxa"/>
+          </w:tcPr>
+          <w:p>
+            <w:pPr>
+              <w:pStyle w:val="Compact"/>
+              <w:jc w:val="left"/>
+            </w:pPr>
+            <w:r>
               <w:t xml:space="preserve">Used</w:t>
             </w:r>
           </w:p>
@@ -969,34 +828,30 @@
       <w:tr>
         <w:tc>
           <w:tcPr>
-            <w:tcW w:w="494" w:type="dxa"/>
-          </w:tcPr>
-          <w:p>
-            <w:pPr>
-              <w:pStyle w:val="Compact"/>
-              <w:jc w:val="left"/>
-            </w:pPr>
-            <w:r>
-              <w:rPr>
-                <w:sz w:val="18"/>
-              </w:rPr>
+            <w:tcW w:w="704" w:type="dxa"/>
+          </w:tcPr>
+          <w:p>
+            <w:pPr>
+              <w:pStyle w:val="Compact"/>
+              <w:jc w:val="left"/>
+            </w:pPr>
+            <w:r>
               <w:t xml:space="preserve">7</w:t>
             </w:r>
           </w:p>
         </w:tc>
         <w:tc>
           <w:tcPr>
-            <w:tcW w:w="2474" w:type="dxa"/>
-          </w:tcPr>
-          <w:p>
-            <w:pPr>
-              <w:pStyle w:val="Compact"/>
-              <w:jc w:val="left"/>
-            </w:pPr>
-            <w:r>
-              <w:rPr>
-                <w:rStyle w:val="VerbatimChar"/>
-                <w:sz w:val="18"/>
+            <w:tcW w:w="2415" w:type="dxa"/>
+          </w:tcPr>
+          <w:p>
+            <w:pPr>
+              <w:pStyle w:val="Compact"/>
+              <w:jc w:val="left"/>
+            </w:pPr>
+            <w:r>
+              <w:rPr>
+                <w:rStyle w:val="VerbatimChar"/>
               </w:rPr>
               <w:t xml:space="preserve">admission_type_id</w:t>
             </w:r>
@@ -1004,34 +859,28 @@
         </w:tc>
         <w:tc>
           <w:tcPr>
-            <w:tcW w:w="5670" w:type="dxa"/>
-          </w:tcPr>
-          <w:p>
-            <w:pPr>
-              <w:pStyle w:val="Compact"/>
-              <w:jc w:val="left"/>
-            </w:pPr>
-            <w:r>
-              <w:rPr>
-                <w:sz w:val="18"/>
-              </w:rPr>
+            <w:tcW w:w="5535" w:type="dxa"/>
+          </w:tcPr>
+          <w:p>
+            <w:pPr>
+              <w:pStyle w:val="Compact"/>
+              <w:jc w:val="left"/>
+            </w:pPr>
+            <w:r>
               <w:t xml:space="preserve">Code for the type of admission (e.g. emergency, urgent, elective)</w:t>
             </w:r>
           </w:p>
         </w:tc>
         <w:tc>
           <w:tcPr>
-            <w:tcW w:w="721" w:type="dxa"/>
-          </w:tcPr>
-          <w:p>
-            <w:pPr>
-              <w:pStyle w:val="Compact"/>
-              <w:jc w:val="left"/>
-            </w:pPr>
-            <w:r>
-              <w:rPr>
-                <w:sz w:val="18"/>
-              </w:rPr>
+            <w:tcW w:w="704" w:type="dxa"/>
+          </w:tcPr>
+          <w:p>
+            <w:pPr>
+              <w:pStyle w:val="Compact"/>
+              <w:jc w:val="left"/>
+            </w:pPr>
+            <w:r>
               <w:t xml:space="preserve">Used</w:t>
             </w:r>
           </w:p>
@@ -1040,34 +889,30 @@
       <w:tr>
         <w:tc>
           <w:tcPr>
-            <w:tcW w:w="494" w:type="dxa"/>
-          </w:tcPr>
-          <w:p>
-            <w:pPr>
-              <w:pStyle w:val="Compact"/>
-              <w:jc w:val="left"/>
-            </w:pPr>
-            <w:r>
-              <w:rPr>
-                <w:sz w:val="18"/>
-              </w:rPr>
+            <w:tcW w:w="704" w:type="dxa"/>
+          </w:tcPr>
+          <w:p>
+            <w:pPr>
+              <w:pStyle w:val="Compact"/>
+              <w:jc w:val="left"/>
+            </w:pPr>
+            <w:r>
               <w:t xml:space="preserve">8</w:t>
             </w:r>
           </w:p>
         </w:tc>
         <w:tc>
           <w:tcPr>
-            <w:tcW w:w="2474" w:type="dxa"/>
-          </w:tcPr>
-          <w:p>
-            <w:pPr>
-              <w:pStyle w:val="Compact"/>
-              <w:jc w:val="left"/>
-            </w:pPr>
-            <w:r>
-              <w:rPr>
-                <w:rStyle w:val="VerbatimChar"/>
-                <w:sz w:val="18"/>
+            <w:tcW w:w="2415" w:type="dxa"/>
+          </w:tcPr>
+          <w:p>
+            <w:pPr>
+              <w:pStyle w:val="Compact"/>
+              <w:jc w:val="left"/>
+            </w:pPr>
+            <w:r>
+              <w:rPr>
+                <w:rStyle w:val="VerbatimChar"/>
               </w:rPr>
               <w:t xml:space="preserve">discharge_disposition_id</w:t>
             </w:r>
@@ -1075,34 +920,28 @@
         </w:tc>
         <w:tc>
           <w:tcPr>
-            <w:tcW w:w="5670" w:type="dxa"/>
-          </w:tcPr>
-          <w:p>
-            <w:pPr>
-              <w:pStyle w:val="Compact"/>
-              <w:jc w:val="left"/>
-            </w:pPr>
-            <w:r>
-              <w:rPr>
-                <w:sz w:val="18"/>
-              </w:rPr>
+            <w:tcW w:w="5535" w:type="dxa"/>
+          </w:tcPr>
+          <w:p>
+            <w:pPr>
+              <w:pStyle w:val="Compact"/>
+              <w:jc w:val="left"/>
+            </w:pPr>
+            <w:r>
               <w:t xml:space="preserve">Code for where the patient went at discharge (e.g. home, transferred, expired)</w:t>
             </w:r>
           </w:p>
         </w:tc>
         <w:tc>
           <w:tcPr>
-            <w:tcW w:w="721" w:type="dxa"/>
-          </w:tcPr>
-          <w:p>
-            <w:pPr>
-              <w:pStyle w:val="Compact"/>
-              <w:jc w:val="left"/>
-            </w:pPr>
-            <w:r>
-              <w:rPr>
-                <w:sz w:val="18"/>
-              </w:rPr>
+            <w:tcW w:w="704" w:type="dxa"/>
+          </w:tcPr>
+          <w:p>
+            <w:pPr>
+              <w:pStyle w:val="Compact"/>
+              <w:jc w:val="left"/>
+            </w:pPr>
+            <w:r>
               <w:t xml:space="preserve">Used</w:t>
             </w:r>
           </w:p>
@@ -1111,34 +950,30 @@
       <w:tr>
         <w:tc>
           <w:tcPr>
-            <w:tcW w:w="494" w:type="dxa"/>
-          </w:tcPr>
-          <w:p>
-            <w:pPr>
-              <w:pStyle w:val="Compact"/>
-              <w:jc w:val="left"/>
-            </w:pPr>
-            <w:r>
-              <w:rPr>
-                <w:sz w:val="18"/>
-              </w:rPr>
+            <w:tcW w:w="704" w:type="dxa"/>
+          </w:tcPr>
+          <w:p>
+            <w:pPr>
+              <w:pStyle w:val="Compact"/>
+              <w:jc w:val="left"/>
+            </w:pPr>
+            <w:r>
               <w:t xml:space="preserve">9</w:t>
             </w:r>
           </w:p>
         </w:tc>
         <w:tc>
           <w:tcPr>
-            <w:tcW w:w="2474" w:type="dxa"/>
-          </w:tcPr>
-          <w:p>
-            <w:pPr>
-              <w:pStyle w:val="Compact"/>
-              <w:jc w:val="left"/>
-            </w:pPr>
-            <w:r>
-              <w:rPr>
-                <w:rStyle w:val="VerbatimChar"/>
-                <w:sz w:val="18"/>
+            <w:tcW w:w="2415" w:type="dxa"/>
+          </w:tcPr>
+          <w:p>
+            <w:pPr>
+              <w:pStyle w:val="Compact"/>
+              <w:jc w:val="left"/>
+            </w:pPr>
+            <w:r>
+              <w:rPr>
+                <w:rStyle w:val="VerbatimChar"/>
               </w:rPr>
               <w:t xml:space="preserve">admission_source_id</w:t>
             </w:r>
@@ -1146,34 +981,28 @@
         </w:tc>
         <w:tc>
           <w:tcPr>
-            <w:tcW w:w="5670" w:type="dxa"/>
-          </w:tcPr>
-          <w:p>
-            <w:pPr>
-              <w:pStyle w:val="Compact"/>
-              <w:jc w:val="left"/>
-            </w:pPr>
-            <w:r>
-              <w:rPr>
-                <w:sz w:val="18"/>
-              </w:rPr>
+            <w:tcW w:w="5535" w:type="dxa"/>
+          </w:tcPr>
+          <w:p>
+            <w:pPr>
+              <w:pStyle w:val="Compact"/>
+              <w:jc w:val="left"/>
+            </w:pPr>
+            <w:r>
               <w:t xml:space="preserve">Code for where the patient was admitted from (e.g. physician referral, emergency room)</w:t>
             </w:r>
           </w:p>
         </w:tc>
         <w:tc>
           <w:tcPr>
-            <w:tcW w:w="721" w:type="dxa"/>
-          </w:tcPr>
-          <w:p>
-            <w:pPr>
-              <w:pStyle w:val="Compact"/>
-              <w:jc w:val="left"/>
-            </w:pPr>
-            <w:r>
-              <w:rPr>
-                <w:sz w:val="18"/>
-              </w:rPr>
+            <w:tcW w:w="704" w:type="dxa"/>
+          </w:tcPr>
+          <w:p>
+            <w:pPr>
+              <w:pStyle w:val="Compact"/>
+              <w:jc w:val="left"/>
+            </w:pPr>
+            <w:r>
               <w:t xml:space="preserve">Used</w:t>
             </w:r>
           </w:p>
@@ -1182,34 +1011,30 @@
       <w:tr>
         <w:tc>
           <w:tcPr>
-            <w:tcW w:w="494" w:type="dxa"/>
-          </w:tcPr>
-          <w:p>
-            <w:pPr>
-              <w:pStyle w:val="Compact"/>
-              <w:jc w:val="left"/>
-            </w:pPr>
-            <w:r>
-              <w:rPr>
-                <w:sz w:val="18"/>
-              </w:rPr>
+            <w:tcW w:w="704" w:type="dxa"/>
+          </w:tcPr>
+          <w:p>
+            <w:pPr>
+              <w:pStyle w:val="Compact"/>
+              <w:jc w:val="left"/>
+            </w:pPr>
+            <w:r>
               <w:t xml:space="preserve">10</w:t>
             </w:r>
           </w:p>
         </w:tc>
         <w:tc>
           <w:tcPr>
-            <w:tcW w:w="2474" w:type="dxa"/>
-          </w:tcPr>
-          <w:p>
-            <w:pPr>
-              <w:pStyle w:val="Compact"/>
-              <w:jc w:val="left"/>
-            </w:pPr>
-            <w:r>
-              <w:rPr>
-                <w:rStyle w:val="VerbatimChar"/>
-                <w:sz w:val="18"/>
+            <w:tcW w:w="2415" w:type="dxa"/>
+          </w:tcPr>
+          <w:p>
+            <w:pPr>
+              <w:pStyle w:val="Compact"/>
+              <w:jc w:val="left"/>
+            </w:pPr>
+            <w:r>
+              <w:rPr>
+                <w:rStyle w:val="VerbatimChar"/>
               </w:rPr>
               <w:t xml:space="preserve">time_in_hospital</w:t>
             </w:r>
@@ -1217,34 +1042,28 @@
         </w:tc>
         <w:tc>
           <w:tcPr>
-            <w:tcW w:w="5670" w:type="dxa"/>
-          </w:tcPr>
-          <w:p>
-            <w:pPr>
-              <w:pStyle w:val="Compact"/>
-              <w:jc w:val="left"/>
-            </w:pPr>
-            <w:r>
-              <w:rPr>
-                <w:sz w:val="18"/>
-              </w:rPr>
+            <w:tcW w:w="5535" w:type="dxa"/>
+          </w:tcPr>
+          <w:p>
+            <w:pPr>
+              <w:pStyle w:val="Compact"/>
+              <w:jc w:val="left"/>
+            </w:pPr>
+            <w:r>
               <w:t xml:space="preserve">Days between admission and discharge (1–14)</w:t>
             </w:r>
           </w:p>
         </w:tc>
         <w:tc>
           <w:tcPr>
-            <w:tcW w:w="721" w:type="dxa"/>
-          </w:tcPr>
-          <w:p>
-            <w:pPr>
-              <w:pStyle w:val="Compact"/>
-              <w:jc w:val="left"/>
-            </w:pPr>
-            <w:r>
-              <w:rPr>
-                <w:sz w:val="18"/>
-              </w:rPr>
+            <w:tcW w:w="704" w:type="dxa"/>
+          </w:tcPr>
+          <w:p>
+            <w:pPr>
+              <w:pStyle w:val="Compact"/>
+              <w:jc w:val="left"/>
+            </w:pPr>
+            <w:r>
               <w:t xml:space="preserve">Used</w:t>
             </w:r>
           </w:p>
@@ -1253,34 +1072,30 @@
       <w:tr>
         <w:tc>
           <w:tcPr>
-            <w:tcW w:w="494" w:type="dxa"/>
-          </w:tcPr>
-          <w:p>
-            <w:pPr>
-              <w:pStyle w:val="Compact"/>
-              <w:jc w:val="left"/>
-            </w:pPr>
-            <w:r>
-              <w:rPr>
-                <w:sz w:val="18"/>
-              </w:rPr>
+            <w:tcW w:w="704" w:type="dxa"/>
+          </w:tcPr>
+          <w:p>
+            <w:pPr>
+              <w:pStyle w:val="Compact"/>
+              <w:jc w:val="left"/>
+            </w:pPr>
+            <w:r>
               <w:t xml:space="preserve">11</w:t>
             </w:r>
           </w:p>
         </w:tc>
         <w:tc>
           <w:tcPr>
-            <w:tcW w:w="2474" w:type="dxa"/>
-          </w:tcPr>
-          <w:p>
-            <w:pPr>
-              <w:pStyle w:val="Compact"/>
-              <w:jc w:val="left"/>
-            </w:pPr>
-            <w:r>
-              <w:rPr>
-                <w:rStyle w:val="VerbatimChar"/>
-                <w:sz w:val="18"/>
+            <w:tcW w:w="2415" w:type="dxa"/>
+          </w:tcPr>
+          <w:p>
+            <w:pPr>
+              <w:pStyle w:val="Compact"/>
+              <w:jc w:val="left"/>
+            </w:pPr>
+            <w:r>
+              <w:rPr>
+                <w:rStyle w:val="VerbatimChar"/>
               </w:rPr>
               <w:t xml:space="preserve">payer_code</w:t>
             </w:r>
@@ -1288,34 +1103,28 @@
         </w:tc>
         <w:tc>
           <w:tcPr>
-            <w:tcW w:w="5670" w:type="dxa"/>
-          </w:tcPr>
-          <w:p>
-            <w:pPr>
-              <w:pStyle w:val="Compact"/>
-              <w:jc w:val="left"/>
-            </w:pPr>
-            <w:r>
-              <w:rPr>
-                <w:sz w:val="18"/>
-              </w:rPr>
+            <w:tcW w:w="5535" w:type="dxa"/>
+          </w:tcPr>
+          <w:p>
+            <w:pPr>
+              <w:pStyle w:val="Compact"/>
+              <w:jc w:val="left"/>
+            </w:pPr>
+            <w:r>
               <w:t xml:space="preserve">Insurance/payer code (e.g. MC = Medicare)</w:t>
             </w:r>
           </w:p>
         </w:tc>
         <w:tc>
           <w:tcPr>
-            <w:tcW w:w="721" w:type="dxa"/>
-          </w:tcPr>
-          <w:p>
-            <w:pPr>
-              <w:pStyle w:val="Compact"/>
-              <w:jc w:val="left"/>
-            </w:pPr>
-            <w:r>
-              <w:rPr>
-                <w:sz w:val="18"/>
-              </w:rPr>
+            <w:tcW w:w="704" w:type="dxa"/>
+          </w:tcPr>
+          <w:p>
+            <w:pPr>
+              <w:pStyle w:val="Compact"/>
+              <w:jc w:val="left"/>
+            </w:pPr>
+            <w:r>
               <w:t xml:space="preserve">Used</w:t>
             </w:r>
           </w:p>
@@ -1324,34 +1133,30 @@
       <w:tr>
         <w:tc>
           <w:tcPr>
-            <w:tcW w:w="494" w:type="dxa"/>
-          </w:tcPr>
-          <w:p>
-            <w:pPr>
-              <w:pStyle w:val="Compact"/>
-              <w:jc w:val="left"/>
-            </w:pPr>
-            <w:r>
-              <w:rPr>
-                <w:sz w:val="18"/>
-              </w:rPr>
+            <w:tcW w:w="704" w:type="dxa"/>
+          </w:tcPr>
+          <w:p>
+            <w:pPr>
+              <w:pStyle w:val="Compact"/>
+              <w:jc w:val="left"/>
+            </w:pPr>
+            <w:r>
               <w:t xml:space="preserve">12</w:t>
             </w:r>
           </w:p>
         </w:tc>
         <w:tc>
           <w:tcPr>
-            <w:tcW w:w="2474" w:type="dxa"/>
-          </w:tcPr>
-          <w:p>
-            <w:pPr>
-              <w:pStyle w:val="Compact"/>
-              <w:jc w:val="left"/>
-            </w:pPr>
-            <w:r>
-              <w:rPr>
-                <w:rStyle w:val="VerbatimChar"/>
-                <w:sz w:val="18"/>
+            <w:tcW w:w="2415" w:type="dxa"/>
+          </w:tcPr>
+          <w:p>
+            <w:pPr>
+              <w:pStyle w:val="Compact"/>
+              <w:jc w:val="left"/>
+            </w:pPr>
+            <w:r>
+              <w:rPr>
+                <w:rStyle w:val="VerbatimChar"/>
               </w:rPr>
               <w:t xml:space="preserve">medical_specialty</w:t>
             </w:r>
@@ -1359,34 +1164,28 @@
         </w:tc>
         <w:tc>
           <w:tcPr>
-            <w:tcW w:w="5670" w:type="dxa"/>
-          </w:tcPr>
-          <w:p>
-            <w:pPr>
-              <w:pStyle w:val="Compact"/>
-              <w:jc w:val="left"/>
-            </w:pPr>
-            <w:r>
-              <w:rPr>
-                <w:sz w:val="18"/>
-              </w:rPr>
+            <w:tcW w:w="5535" w:type="dxa"/>
+          </w:tcPr>
+          <w:p>
+            <w:pPr>
+              <w:pStyle w:val="Compact"/>
+              <w:jc w:val="left"/>
+            </w:pPr>
+            <w:r>
               <w:t xml:space="preserve">Specialty of the admitting physician</w:t>
             </w:r>
           </w:p>
         </w:tc>
         <w:tc>
           <w:tcPr>
-            <w:tcW w:w="721" w:type="dxa"/>
-          </w:tcPr>
-          <w:p>
-            <w:pPr>
-              <w:pStyle w:val="Compact"/>
-              <w:jc w:val="left"/>
-            </w:pPr>
-            <w:r>
-              <w:rPr>
-                <w:sz w:val="18"/>
-              </w:rPr>
+            <w:tcW w:w="704" w:type="dxa"/>
+          </w:tcPr>
+          <w:p>
+            <w:pPr>
+              <w:pStyle w:val="Compact"/>
+              <w:jc w:val="left"/>
+            </w:pPr>
+            <w:r>
               <w:t xml:space="preserve">Used</w:t>
             </w:r>
           </w:p>
@@ -1395,34 +1194,30 @@
       <w:tr>
         <w:tc>
           <w:tcPr>
-            <w:tcW w:w="494" w:type="dxa"/>
-          </w:tcPr>
-          <w:p>
-            <w:pPr>
-              <w:pStyle w:val="Compact"/>
-              <w:jc w:val="left"/>
-            </w:pPr>
-            <w:r>
-              <w:rPr>
-                <w:sz w:val="18"/>
-              </w:rPr>
+            <w:tcW w:w="704" w:type="dxa"/>
+          </w:tcPr>
+          <w:p>
+            <w:pPr>
+              <w:pStyle w:val="Compact"/>
+              <w:jc w:val="left"/>
+            </w:pPr>
+            <w:r>
               <w:t xml:space="preserve">13</w:t>
             </w:r>
           </w:p>
         </w:tc>
         <w:tc>
           <w:tcPr>
-            <w:tcW w:w="2474" w:type="dxa"/>
-          </w:tcPr>
-          <w:p>
-            <w:pPr>
-              <w:pStyle w:val="Compact"/>
-              <w:jc w:val="left"/>
-            </w:pPr>
-            <w:r>
-              <w:rPr>
-                <w:rStyle w:val="VerbatimChar"/>
-                <w:sz w:val="18"/>
+            <w:tcW w:w="2415" w:type="dxa"/>
+          </w:tcPr>
+          <w:p>
+            <w:pPr>
+              <w:pStyle w:val="Compact"/>
+              <w:jc w:val="left"/>
+            </w:pPr>
+            <w:r>
+              <w:rPr>
+                <w:rStyle w:val="VerbatimChar"/>
               </w:rPr>
               <w:t xml:space="preserve">num_lab_procedures</w:t>
             </w:r>
@@ -1430,34 +1225,28 @@
         </w:tc>
         <w:tc>
           <w:tcPr>
-            <w:tcW w:w="5670" w:type="dxa"/>
-          </w:tcPr>
-          <w:p>
-            <w:pPr>
-              <w:pStyle w:val="Compact"/>
-              <w:jc w:val="left"/>
-            </w:pPr>
-            <w:r>
-              <w:rPr>
-                <w:sz w:val="18"/>
-              </w:rPr>
+            <w:tcW w:w="5535" w:type="dxa"/>
+          </w:tcPr>
+          <w:p>
+            <w:pPr>
+              <w:pStyle w:val="Compact"/>
+              <w:jc w:val="left"/>
+            </w:pPr>
+            <w:r>
               <w:t xml:space="preserve">Number of lab tests performed during the encounter</w:t>
             </w:r>
           </w:p>
         </w:tc>
         <w:tc>
           <w:tcPr>
-            <w:tcW w:w="721" w:type="dxa"/>
-          </w:tcPr>
-          <w:p>
-            <w:pPr>
-              <w:pStyle w:val="Compact"/>
-              <w:jc w:val="left"/>
-            </w:pPr>
-            <w:r>
-              <w:rPr>
-                <w:sz w:val="18"/>
-              </w:rPr>
+            <w:tcW w:w="704" w:type="dxa"/>
+          </w:tcPr>
+          <w:p>
+            <w:pPr>
+              <w:pStyle w:val="Compact"/>
+              <w:jc w:val="left"/>
+            </w:pPr>
+            <w:r>
               <w:t xml:space="preserve">Used</w:t>
             </w:r>
           </w:p>
@@ -1466,34 +1255,30 @@
       <w:tr>
         <w:tc>
           <w:tcPr>
-            <w:tcW w:w="494" w:type="dxa"/>
-          </w:tcPr>
-          <w:p>
-            <w:pPr>
-              <w:pStyle w:val="Compact"/>
-              <w:jc w:val="left"/>
-            </w:pPr>
-            <w:r>
-              <w:rPr>
-                <w:sz w:val="18"/>
-              </w:rPr>
+            <w:tcW w:w="704" w:type="dxa"/>
+          </w:tcPr>
+          <w:p>
+            <w:pPr>
+              <w:pStyle w:val="Compact"/>
+              <w:jc w:val="left"/>
+            </w:pPr>
+            <w:r>
               <w:t xml:space="preserve">14</w:t>
             </w:r>
           </w:p>
         </w:tc>
         <w:tc>
           <w:tcPr>
-            <w:tcW w:w="2474" w:type="dxa"/>
-          </w:tcPr>
-          <w:p>
-            <w:pPr>
-              <w:pStyle w:val="Compact"/>
-              <w:jc w:val="left"/>
-            </w:pPr>
-            <w:r>
-              <w:rPr>
-                <w:rStyle w:val="VerbatimChar"/>
-                <w:sz w:val="18"/>
+            <w:tcW w:w="2415" w:type="dxa"/>
+          </w:tcPr>
+          <w:p>
+            <w:pPr>
+              <w:pStyle w:val="Compact"/>
+              <w:jc w:val="left"/>
+            </w:pPr>
+            <w:r>
+              <w:rPr>
+                <w:rStyle w:val="VerbatimChar"/>
               </w:rPr>
               <w:t xml:space="preserve">num_procedures</w:t>
             </w:r>
@@ -1501,34 +1286,28 @@
         </w:tc>
         <w:tc>
           <w:tcPr>
-            <w:tcW w:w="5670" w:type="dxa"/>
-          </w:tcPr>
-          <w:p>
-            <w:pPr>
-              <w:pStyle w:val="Compact"/>
-              <w:jc w:val="left"/>
-            </w:pPr>
-            <w:r>
-              <w:rPr>
-                <w:sz w:val="18"/>
-              </w:rPr>
+            <w:tcW w:w="5535" w:type="dxa"/>
+          </w:tcPr>
+          <w:p>
+            <w:pPr>
+              <w:pStyle w:val="Compact"/>
+              <w:jc w:val="left"/>
+            </w:pPr>
+            <w:r>
               <w:t xml:space="preserve">Number of procedures other than lab tests</w:t>
             </w:r>
           </w:p>
         </w:tc>
         <w:tc>
           <w:tcPr>
-            <w:tcW w:w="721" w:type="dxa"/>
-          </w:tcPr>
-          <w:p>
-            <w:pPr>
-              <w:pStyle w:val="Compact"/>
-              <w:jc w:val="left"/>
-            </w:pPr>
-            <w:r>
-              <w:rPr>
-                <w:sz w:val="18"/>
-              </w:rPr>
+            <w:tcW w:w="704" w:type="dxa"/>
+          </w:tcPr>
+          <w:p>
+            <w:pPr>
+              <w:pStyle w:val="Compact"/>
+              <w:jc w:val="left"/>
+            </w:pPr>
+            <w:r>
               <w:t xml:space="preserve">Used</w:t>
             </w:r>
           </w:p>
@@ -1537,34 +1316,30 @@
       <w:tr>
         <w:tc>
           <w:tcPr>
-            <w:tcW w:w="494" w:type="dxa"/>
-          </w:tcPr>
-          <w:p>
-            <w:pPr>
-              <w:pStyle w:val="Compact"/>
-              <w:jc w:val="left"/>
-            </w:pPr>
-            <w:r>
-              <w:rPr>
-                <w:sz w:val="18"/>
-              </w:rPr>
+            <w:tcW w:w="704" w:type="dxa"/>
+          </w:tcPr>
+          <w:p>
+            <w:pPr>
+              <w:pStyle w:val="Compact"/>
+              <w:jc w:val="left"/>
+            </w:pPr>
+            <w:r>
               <w:t xml:space="preserve">15</w:t>
             </w:r>
           </w:p>
         </w:tc>
         <w:tc>
           <w:tcPr>
-            <w:tcW w:w="2474" w:type="dxa"/>
-          </w:tcPr>
-          <w:p>
-            <w:pPr>
-              <w:pStyle w:val="Compact"/>
-              <w:jc w:val="left"/>
-            </w:pPr>
-            <w:r>
-              <w:rPr>
-                <w:rStyle w:val="VerbatimChar"/>
-                <w:sz w:val="18"/>
+            <w:tcW w:w="2415" w:type="dxa"/>
+          </w:tcPr>
+          <w:p>
+            <w:pPr>
+              <w:pStyle w:val="Compact"/>
+              <w:jc w:val="left"/>
+            </w:pPr>
+            <w:r>
+              <w:rPr>
+                <w:rStyle w:val="VerbatimChar"/>
               </w:rPr>
               <w:t xml:space="preserve">num_medications</w:t>
             </w:r>
@@ -1572,34 +1347,28 @@
         </w:tc>
         <w:tc>
           <w:tcPr>
-            <w:tcW w:w="5670" w:type="dxa"/>
-          </w:tcPr>
-          <w:p>
-            <w:pPr>
-              <w:pStyle w:val="Compact"/>
-              <w:jc w:val="left"/>
-            </w:pPr>
-            <w:r>
-              <w:rPr>
-                <w:sz w:val="18"/>
-              </w:rPr>
+            <w:tcW w:w="5535" w:type="dxa"/>
+          </w:tcPr>
+          <w:p>
+            <w:pPr>
+              <w:pStyle w:val="Compact"/>
+              <w:jc w:val="left"/>
+            </w:pPr>
+            <w:r>
               <w:t xml:space="preserve">Number of distinct medications administered</w:t>
             </w:r>
           </w:p>
         </w:tc>
         <w:tc>
           <w:tcPr>
-            <w:tcW w:w="721" w:type="dxa"/>
-          </w:tcPr>
-          <w:p>
-            <w:pPr>
-              <w:pStyle w:val="Compact"/>
-              <w:jc w:val="left"/>
-            </w:pPr>
-            <w:r>
-              <w:rPr>
-                <w:sz w:val="18"/>
-              </w:rPr>
+            <w:tcW w:w="704" w:type="dxa"/>
+          </w:tcPr>
+          <w:p>
+            <w:pPr>
+              <w:pStyle w:val="Compact"/>
+              <w:jc w:val="left"/>
+            </w:pPr>
+            <w:r>
               <w:t xml:space="preserve">Used</w:t>
             </w:r>
           </w:p>
@@ -1608,34 +1377,30 @@
       <w:tr>
         <w:tc>
           <w:tcPr>
-            <w:tcW w:w="494" w:type="dxa"/>
-          </w:tcPr>
-          <w:p>
-            <w:pPr>
-              <w:pStyle w:val="Compact"/>
-              <w:jc w:val="left"/>
-            </w:pPr>
-            <w:r>
-              <w:rPr>
-                <w:sz w:val="18"/>
-              </w:rPr>
+            <w:tcW w:w="704" w:type="dxa"/>
+          </w:tcPr>
+          <w:p>
+            <w:pPr>
+              <w:pStyle w:val="Compact"/>
+              <w:jc w:val="left"/>
+            </w:pPr>
+            <w:r>
               <w:t xml:space="preserve">16</w:t>
             </w:r>
           </w:p>
         </w:tc>
         <w:tc>
           <w:tcPr>
-            <w:tcW w:w="2474" w:type="dxa"/>
-          </w:tcPr>
-          <w:p>
-            <w:pPr>
-              <w:pStyle w:val="Compact"/>
-              <w:jc w:val="left"/>
-            </w:pPr>
-            <w:r>
-              <w:rPr>
-                <w:rStyle w:val="VerbatimChar"/>
-                <w:sz w:val="18"/>
+            <w:tcW w:w="2415" w:type="dxa"/>
+          </w:tcPr>
+          <w:p>
+            <w:pPr>
+              <w:pStyle w:val="Compact"/>
+              <w:jc w:val="left"/>
+            </w:pPr>
+            <w:r>
+              <w:rPr>
+                <w:rStyle w:val="VerbatimChar"/>
               </w:rPr>
               <w:t xml:space="preserve">number_outpatient</w:t>
             </w:r>
@@ -1643,34 +1408,28 @@
         </w:tc>
         <w:tc>
           <w:tcPr>
-            <w:tcW w:w="5670" w:type="dxa"/>
-          </w:tcPr>
-          <w:p>
-            <w:pPr>
-              <w:pStyle w:val="Compact"/>
-              <w:jc w:val="left"/>
-            </w:pPr>
-            <w:r>
-              <w:rPr>
-                <w:sz w:val="18"/>
-              </w:rPr>
+            <w:tcW w:w="5535" w:type="dxa"/>
+          </w:tcPr>
+          <w:p>
+            <w:pPr>
+              <w:pStyle w:val="Compact"/>
+              <w:jc w:val="left"/>
+            </w:pPr>
+            <w:r>
               <w:t xml:space="preserve">Outpatient visits in the year before the encounter</w:t>
             </w:r>
           </w:p>
         </w:tc>
         <w:tc>
           <w:tcPr>
-            <w:tcW w:w="721" w:type="dxa"/>
-          </w:tcPr>
-          <w:p>
-            <w:pPr>
-              <w:pStyle w:val="Compact"/>
-              <w:jc w:val="left"/>
-            </w:pPr>
-            <w:r>
-              <w:rPr>
-                <w:sz w:val="18"/>
-              </w:rPr>
+            <w:tcW w:w="704" w:type="dxa"/>
+          </w:tcPr>
+          <w:p>
+            <w:pPr>
+              <w:pStyle w:val="Compact"/>
+              <w:jc w:val="left"/>
+            </w:pPr>
+            <w:r>
               <w:t xml:space="preserve">Used</w:t>
             </w:r>
           </w:p>
@@ -1679,34 +1438,30 @@
       <w:tr>
         <w:tc>
           <w:tcPr>
-            <w:tcW w:w="494" w:type="dxa"/>
-          </w:tcPr>
-          <w:p>
-            <w:pPr>
-              <w:pStyle w:val="Compact"/>
-              <w:jc w:val="left"/>
-            </w:pPr>
-            <w:r>
-              <w:rPr>
-                <w:sz w:val="18"/>
-              </w:rPr>
+            <w:tcW w:w="704" w:type="dxa"/>
+          </w:tcPr>
+          <w:p>
+            <w:pPr>
+              <w:pStyle w:val="Compact"/>
+              <w:jc w:val="left"/>
+            </w:pPr>
+            <w:r>
               <w:t xml:space="preserve">17</w:t>
             </w:r>
           </w:p>
         </w:tc>
         <w:tc>
           <w:tcPr>
-            <w:tcW w:w="2474" w:type="dxa"/>
-          </w:tcPr>
-          <w:p>
-            <w:pPr>
-              <w:pStyle w:val="Compact"/>
-              <w:jc w:val="left"/>
-            </w:pPr>
-            <w:r>
-              <w:rPr>
-                <w:rStyle w:val="VerbatimChar"/>
-                <w:sz w:val="18"/>
+            <w:tcW w:w="2415" w:type="dxa"/>
+          </w:tcPr>
+          <w:p>
+            <w:pPr>
+              <w:pStyle w:val="Compact"/>
+              <w:jc w:val="left"/>
+            </w:pPr>
+            <w:r>
+              <w:rPr>
+                <w:rStyle w:val="VerbatimChar"/>
               </w:rPr>
               <w:t xml:space="preserve">number_emergency</w:t>
             </w:r>
@@ -1714,34 +1469,28 @@
         </w:tc>
         <w:tc>
           <w:tcPr>
-            <w:tcW w:w="5670" w:type="dxa"/>
-          </w:tcPr>
-          <w:p>
-            <w:pPr>
-              <w:pStyle w:val="Compact"/>
-              <w:jc w:val="left"/>
-            </w:pPr>
-            <w:r>
-              <w:rPr>
-                <w:sz w:val="18"/>
-              </w:rPr>
+            <w:tcW w:w="5535" w:type="dxa"/>
+          </w:tcPr>
+          <w:p>
+            <w:pPr>
+              <w:pStyle w:val="Compact"/>
+              <w:jc w:val="left"/>
+            </w:pPr>
+            <w:r>
               <w:t xml:space="preserve">Emergency visits in the year before the encounter</w:t>
             </w:r>
           </w:p>
         </w:tc>
         <w:tc>
           <w:tcPr>
-            <w:tcW w:w="721" w:type="dxa"/>
-          </w:tcPr>
-          <w:p>
-            <w:pPr>
-              <w:pStyle w:val="Compact"/>
-              <w:jc w:val="left"/>
-            </w:pPr>
-            <w:r>
-              <w:rPr>
-                <w:sz w:val="18"/>
-              </w:rPr>
+            <w:tcW w:w="704" w:type="dxa"/>
+          </w:tcPr>
+          <w:p>
+            <w:pPr>
+              <w:pStyle w:val="Compact"/>
+              <w:jc w:val="left"/>
+            </w:pPr>
+            <w:r>
               <w:t xml:space="preserve">Used</w:t>
             </w:r>
           </w:p>
@@ -1750,34 +1499,30 @@
       <w:tr>
         <w:tc>
           <w:tcPr>
-            <w:tcW w:w="494" w:type="dxa"/>
-          </w:tcPr>
-          <w:p>
-            <w:pPr>
-              <w:pStyle w:val="Compact"/>
-              <w:jc w:val="left"/>
-            </w:pPr>
-            <w:r>
-              <w:rPr>
-                <w:sz w:val="18"/>
-              </w:rPr>
+            <w:tcW w:w="704" w:type="dxa"/>
+          </w:tcPr>
+          <w:p>
+            <w:pPr>
+              <w:pStyle w:val="Compact"/>
+              <w:jc w:val="left"/>
+            </w:pPr>
+            <w:r>
               <w:t xml:space="preserve">18</w:t>
             </w:r>
           </w:p>
         </w:tc>
         <w:tc>
           <w:tcPr>
-            <w:tcW w:w="2474" w:type="dxa"/>
-          </w:tcPr>
-          <w:p>
-            <w:pPr>
-              <w:pStyle w:val="Compact"/>
-              <w:jc w:val="left"/>
-            </w:pPr>
-            <w:r>
-              <w:rPr>
-                <w:rStyle w:val="VerbatimChar"/>
-                <w:sz w:val="18"/>
+            <w:tcW w:w="2415" w:type="dxa"/>
+          </w:tcPr>
+          <w:p>
+            <w:pPr>
+              <w:pStyle w:val="Compact"/>
+              <w:jc w:val="left"/>
+            </w:pPr>
+            <w:r>
+              <w:rPr>
+                <w:rStyle w:val="VerbatimChar"/>
               </w:rPr>
               <w:t xml:space="preserve">number_inpatient</w:t>
             </w:r>
@@ -1785,34 +1530,28 @@
         </w:tc>
         <w:tc>
           <w:tcPr>
-            <w:tcW w:w="5670" w:type="dxa"/>
-          </w:tcPr>
-          <w:p>
-            <w:pPr>
-              <w:pStyle w:val="Compact"/>
-              <w:jc w:val="left"/>
-            </w:pPr>
-            <w:r>
-              <w:rPr>
-                <w:sz w:val="18"/>
-              </w:rPr>
+            <w:tcW w:w="5535" w:type="dxa"/>
+          </w:tcPr>
+          <w:p>
+            <w:pPr>
+              <w:pStyle w:val="Compact"/>
+              <w:jc w:val="left"/>
+            </w:pPr>
+            <w:r>
               <w:t xml:space="preserve">Inpatient visits in the year before the encounter</w:t>
             </w:r>
           </w:p>
         </w:tc>
         <w:tc>
           <w:tcPr>
-            <w:tcW w:w="721" w:type="dxa"/>
-          </w:tcPr>
-          <w:p>
-            <w:pPr>
-              <w:pStyle w:val="Compact"/>
-              <w:jc w:val="left"/>
-            </w:pPr>
-            <w:r>
-              <w:rPr>
-                <w:sz w:val="18"/>
-              </w:rPr>
+            <w:tcW w:w="704" w:type="dxa"/>
+          </w:tcPr>
+          <w:p>
+            <w:pPr>
+              <w:pStyle w:val="Compact"/>
+              <w:jc w:val="left"/>
+            </w:pPr>
+            <w:r>
               <w:t xml:space="preserve">Used</w:t>
             </w:r>
           </w:p>
@@ -1821,34 +1560,30 @@
       <w:tr>
         <w:tc>
           <w:tcPr>
-            <w:tcW w:w="494" w:type="dxa"/>
-          </w:tcPr>
-          <w:p>
-            <w:pPr>
-              <w:pStyle w:val="Compact"/>
-              <w:jc w:val="left"/>
-            </w:pPr>
-            <w:r>
-              <w:rPr>
-                <w:sz w:val="18"/>
-              </w:rPr>
+            <w:tcW w:w="704" w:type="dxa"/>
+          </w:tcPr>
+          <w:p>
+            <w:pPr>
+              <w:pStyle w:val="Compact"/>
+              <w:jc w:val="left"/>
+            </w:pPr>
+            <w:r>
               <w:t xml:space="preserve">19</w:t>
             </w:r>
           </w:p>
         </w:tc>
         <w:tc>
           <w:tcPr>
-            <w:tcW w:w="2474" w:type="dxa"/>
-          </w:tcPr>
-          <w:p>
-            <w:pPr>
-              <w:pStyle w:val="Compact"/>
-              <w:jc w:val="left"/>
-            </w:pPr>
-            <w:r>
-              <w:rPr>
-                <w:rStyle w:val="VerbatimChar"/>
-                <w:sz w:val="18"/>
+            <w:tcW w:w="2415" w:type="dxa"/>
+          </w:tcPr>
+          <w:p>
+            <w:pPr>
+              <w:pStyle w:val="Compact"/>
+              <w:jc w:val="left"/>
+            </w:pPr>
+            <w:r>
+              <w:rPr>
+                <w:rStyle w:val="VerbatimChar"/>
               </w:rPr>
               <w:t xml:space="preserve">diag_1</w:t>
             </w:r>
@@ -1856,34 +1591,28 @@
         </w:tc>
         <w:tc>
           <w:tcPr>
-            <w:tcW w:w="5670" w:type="dxa"/>
-          </w:tcPr>
-          <w:p>
-            <w:pPr>
-              <w:pStyle w:val="Compact"/>
-              <w:jc w:val="left"/>
-            </w:pPr>
-            <w:r>
-              <w:rPr>
-                <w:sz w:val="18"/>
-              </w:rPr>
+            <w:tcW w:w="5535" w:type="dxa"/>
+          </w:tcPr>
+          <w:p>
+            <w:pPr>
+              <w:pStyle w:val="Compact"/>
+              <w:jc w:val="left"/>
+            </w:pPr>
+            <w:r>
               <w:t xml:space="preserve">Primary diagnosis (ICD-9 code)</w:t>
             </w:r>
           </w:p>
         </w:tc>
         <w:tc>
           <w:tcPr>
-            <w:tcW w:w="721" w:type="dxa"/>
-          </w:tcPr>
-          <w:p>
-            <w:pPr>
-              <w:pStyle w:val="Compact"/>
-              <w:jc w:val="left"/>
-            </w:pPr>
-            <w:r>
-              <w:rPr>
-                <w:sz w:val="18"/>
-              </w:rPr>
+            <w:tcW w:w="704" w:type="dxa"/>
+          </w:tcPr>
+          <w:p>
+            <w:pPr>
+              <w:pStyle w:val="Compact"/>
+              <w:jc w:val="left"/>
+            </w:pPr>
+            <w:r>
               <w:t xml:space="preserve">Used</w:t>
             </w:r>
           </w:p>
@@ -1892,34 +1621,30 @@
       <w:tr>
         <w:tc>
           <w:tcPr>
-            <w:tcW w:w="494" w:type="dxa"/>
-          </w:tcPr>
-          <w:p>
-            <w:pPr>
-              <w:pStyle w:val="Compact"/>
-              <w:jc w:val="left"/>
-            </w:pPr>
-            <w:r>
-              <w:rPr>
-                <w:sz w:val="18"/>
-              </w:rPr>
+            <w:tcW w:w="704" w:type="dxa"/>
+          </w:tcPr>
+          <w:p>
+            <w:pPr>
+              <w:pStyle w:val="Compact"/>
+              <w:jc w:val="left"/>
+            </w:pPr>
+            <w:r>
               <w:t xml:space="preserve">20</w:t>
             </w:r>
           </w:p>
         </w:tc>
         <w:tc>
           <w:tcPr>
-            <w:tcW w:w="2474" w:type="dxa"/>
-          </w:tcPr>
-          <w:p>
-            <w:pPr>
-              <w:pStyle w:val="Compact"/>
-              <w:jc w:val="left"/>
-            </w:pPr>
-            <w:r>
-              <w:rPr>
-                <w:rStyle w:val="VerbatimChar"/>
-                <w:sz w:val="18"/>
+            <w:tcW w:w="2415" w:type="dxa"/>
+          </w:tcPr>
+          <w:p>
+            <w:pPr>
+              <w:pStyle w:val="Compact"/>
+              <w:jc w:val="left"/>
+            </w:pPr>
+            <w:r>
+              <w:rPr>
+                <w:rStyle w:val="VerbatimChar"/>
               </w:rPr>
               <w:t xml:space="preserve">diag_2</w:t>
             </w:r>
@@ -1927,34 +1652,28 @@
         </w:tc>
         <w:tc>
           <w:tcPr>
-            <w:tcW w:w="5670" w:type="dxa"/>
-          </w:tcPr>
-          <w:p>
-            <w:pPr>
-              <w:pStyle w:val="Compact"/>
-              <w:jc w:val="left"/>
-            </w:pPr>
-            <w:r>
-              <w:rPr>
-                <w:sz w:val="18"/>
-              </w:rPr>
+            <w:tcW w:w="5535" w:type="dxa"/>
+          </w:tcPr>
+          <w:p>
+            <w:pPr>
+              <w:pStyle w:val="Compact"/>
+              <w:jc w:val="left"/>
+            </w:pPr>
+            <w:r>
               <w:t xml:space="preserve">Secondary diagnosis (ICD-9 code)</w:t>
             </w:r>
           </w:p>
         </w:tc>
         <w:tc>
           <w:tcPr>
-            <w:tcW w:w="721" w:type="dxa"/>
-          </w:tcPr>
-          <w:p>
-            <w:pPr>
-              <w:pStyle w:val="Compact"/>
-              <w:jc w:val="left"/>
-            </w:pPr>
-            <w:r>
-              <w:rPr>
-                <w:sz w:val="18"/>
-              </w:rPr>
+            <w:tcW w:w="704" w:type="dxa"/>
+          </w:tcPr>
+          <w:p>
+            <w:pPr>
+              <w:pStyle w:val="Compact"/>
+              <w:jc w:val="left"/>
+            </w:pPr>
+            <w:r>
               <w:t xml:space="preserve">Used</w:t>
             </w:r>
           </w:p>
@@ -1963,34 +1682,30 @@
       <w:tr>
         <w:tc>
           <w:tcPr>
-            <w:tcW w:w="494" w:type="dxa"/>
-          </w:tcPr>
-          <w:p>
-            <w:pPr>
-              <w:pStyle w:val="Compact"/>
-              <w:jc w:val="left"/>
-            </w:pPr>
-            <w:r>
-              <w:rPr>
-                <w:sz w:val="18"/>
-              </w:rPr>
+            <w:tcW w:w="704" w:type="dxa"/>
+          </w:tcPr>
+          <w:p>
+            <w:pPr>
+              <w:pStyle w:val="Compact"/>
+              <w:jc w:val="left"/>
+            </w:pPr>
+            <w:r>
               <w:t xml:space="preserve">21</w:t>
             </w:r>
           </w:p>
         </w:tc>
         <w:tc>
           <w:tcPr>
-            <w:tcW w:w="2474" w:type="dxa"/>
-          </w:tcPr>
-          <w:p>
-            <w:pPr>
-              <w:pStyle w:val="Compact"/>
-              <w:jc w:val="left"/>
-            </w:pPr>
-            <w:r>
-              <w:rPr>
-                <w:rStyle w:val="VerbatimChar"/>
-                <w:sz w:val="18"/>
+            <w:tcW w:w="2415" w:type="dxa"/>
+          </w:tcPr>
+          <w:p>
+            <w:pPr>
+              <w:pStyle w:val="Compact"/>
+              <w:jc w:val="left"/>
+            </w:pPr>
+            <w:r>
+              <w:rPr>
+                <w:rStyle w:val="VerbatimChar"/>
               </w:rPr>
               <w:t xml:space="preserve">diag_3</w:t>
             </w:r>
@@ -1998,34 +1713,28 @@
         </w:tc>
         <w:tc>
           <w:tcPr>
-            <w:tcW w:w="5670" w:type="dxa"/>
-          </w:tcPr>
-          <w:p>
-            <w:pPr>
-              <w:pStyle w:val="Compact"/>
-              <w:jc w:val="left"/>
-            </w:pPr>
-            <w:r>
-              <w:rPr>
-                <w:sz w:val="18"/>
-              </w:rPr>
+            <w:tcW w:w="5535" w:type="dxa"/>
+          </w:tcPr>
+          <w:p>
+            <w:pPr>
+              <w:pStyle w:val="Compact"/>
+              <w:jc w:val="left"/>
+            </w:pPr>
+            <w:r>
               <w:t xml:space="preserve">Additional secondary diagnosis (ICD-9 code)</w:t>
             </w:r>
           </w:p>
         </w:tc>
         <w:tc>
           <w:tcPr>
-            <w:tcW w:w="721" w:type="dxa"/>
-          </w:tcPr>
-          <w:p>
-            <w:pPr>
-              <w:pStyle w:val="Compact"/>
-              <w:jc w:val="left"/>
-            </w:pPr>
-            <w:r>
-              <w:rPr>
-                <w:sz w:val="18"/>
-              </w:rPr>
+            <w:tcW w:w="704" w:type="dxa"/>
+          </w:tcPr>
+          <w:p>
+            <w:pPr>
+              <w:pStyle w:val="Compact"/>
+              <w:jc w:val="left"/>
+            </w:pPr>
+            <w:r>
               <w:t xml:space="preserve">Used</w:t>
             </w:r>
           </w:p>
@@ -2034,34 +1743,30 @@
       <w:tr>
         <w:tc>
           <w:tcPr>
-            <w:tcW w:w="494" w:type="dxa"/>
-          </w:tcPr>
-          <w:p>
-            <w:pPr>
-              <w:pStyle w:val="Compact"/>
-              <w:jc w:val="left"/>
-            </w:pPr>
-            <w:r>
-              <w:rPr>
-                <w:sz w:val="18"/>
-              </w:rPr>
+            <w:tcW w:w="704" w:type="dxa"/>
+          </w:tcPr>
+          <w:p>
+            <w:pPr>
+              <w:pStyle w:val="Compact"/>
+              <w:jc w:val="left"/>
+            </w:pPr>
+            <w:r>
               <w:t xml:space="preserve">22</w:t>
             </w:r>
           </w:p>
         </w:tc>
         <w:tc>
           <w:tcPr>
-            <w:tcW w:w="2474" w:type="dxa"/>
-          </w:tcPr>
-          <w:p>
-            <w:pPr>
-              <w:pStyle w:val="Compact"/>
-              <w:jc w:val="left"/>
-            </w:pPr>
-            <w:r>
-              <w:rPr>
-                <w:rStyle w:val="VerbatimChar"/>
-                <w:sz w:val="18"/>
+            <w:tcW w:w="2415" w:type="dxa"/>
+          </w:tcPr>
+          <w:p>
+            <w:pPr>
+              <w:pStyle w:val="Compact"/>
+              <w:jc w:val="left"/>
+            </w:pPr>
+            <w:r>
+              <w:rPr>
+                <w:rStyle w:val="VerbatimChar"/>
               </w:rPr>
               <w:t xml:space="preserve">number_diagnoses</w:t>
             </w:r>
@@ -2069,34 +1774,28 @@
         </w:tc>
         <w:tc>
           <w:tcPr>
-            <w:tcW w:w="5670" w:type="dxa"/>
-          </w:tcPr>
-          <w:p>
-            <w:pPr>
-              <w:pStyle w:val="Compact"/>
-              <w:jc w:val="left"/>
-            </w:pPr>
-            <w:r>
-              <w:rPr>
-                <w:sz w:val="18"/>
-              </w:rPr>
+            <w:tcW w:w="5535" w:type="dxa"/>
+          </w:tcPr>
+          <w:p>
+            <w:pPr>
+              <w:pStyle w:val="Compact"/>
+              <w:jc w:val="left"/>
+            </w:pPr>
+            <w:r>
               <w:t xml:space="preserve">Number of diagnoses entered for the encounter</w:t>
             </w:r>
           </w:p>
         </w:tc>
         <w:tc>
           <w:tcPr>
-            <w:tcW w:w="721" w:type="dxa"/>
-          </w:tcPr>
-          <w:p>
-            <w:pPr>
-              <w:pStyle w:val="Compact"/>
-              <w:jc w:val="left"/>
-            </w:pPr>
-            <w:r>
-              <w:rPr>
-                <w:sz w:val="18"/>
-              </w:rPr>
+            <w:tcW w:w="704" w:type="dxa"/>
+          </w:tcPr>
+          <w:p>
+            <w:pPr>
+              <w:pStyle w:val="Compact"/>
+              <w:jc w:val="left"/>
+            </w:pPr>
+            <w:r>
               <w:t xml:space="preserve">Used</w:t>
             </w:r>
           </w:p>
@@ -2105,34 +1804,30 @@
       <w:tr>
         <w:tc>
           <w:tcPr>
-            <w:tcW w:w="494" w:type="dxa"/>
-          </w:tcPr>
-          <w:p>
-            <w:pPr>
-              <w:pStyle w:val="Compact"/>
-              <w:jc w:val="left"/>
-            </w:pPr>
-            <w:r>
-              <w:rPr>
-                <w:sz w:val="18"/>
-              </w:rPr>
+            <w:tcW w:w="704" w:type="dxa"/>
+          </w:tcPr>
+          <w:p>
+            <w:pPr>
+              <w:pStyle w:val="Compact"/>
+              <w:jc w:val="left"/>
+            </w:pPr>
+            <w:r>
               <w:t xml:space="preserve">23</w:t>
             </w:r>
           </w:p>
         </w:tc>
         <w:tc>
           <w:tcPr>
-            <w:tcW w:w="2474" w:type="dxa"/>
-          </w:tcPr>
-          <w:p>
-            <w:pPr>
-              <w:pStyle w:val="Compact"/>
-              <w:jc w:val="left"/>
-            </w:pPr>
-            <w:r>
-              <w:rPr>
-                <w:rStyle w:val="VerbatimChar"/>
-                <w:sz w:val="18"/>
+            <w:tcW w:w="2415" w:type="dxa"/>
+          </w:tcPr>
+          <w:p>
+            <w:pPr>
+              <w:pStyle w:val="Compact"/>
+              <w:jc w:val="left"/>
+            </w:pPr>
+            <w:r>
+              <w:rPr>
+                <w:rStyle w:val="VerbatimChar"/>
               </w:rPr>
               <w:t xml:space="preserve">max_glu_serum</w:t>
             </w:r>
@@ -2140,34 +1835,28 @@
         </w:tc>
         <w:tc>
           <w:tcPr>
-            <w:tcW w:w="5670" w:type="dxa"/>
-          </w:tcPr>
-          <w:p>
-            <w:pPr>
-              <w:pStyle w:val="Compact"/>
-              <w:jc w:val="left"/>
-            </w:pPr>
-            <w:r>
-              <w:rPr>
-                <w:sz w:val="18"/>
-              </w:rPr>
+            <w:tcW w:w="5535" w:type="dxa"/>
+          </w:tcPr>
+          <w:p>
+            <w:pPr>
+              <w:pStyle w:val="Compact"/>
+              <w:jc w:val="left"/>
+            </w:pPr>
+            <w:r>
               <w:t xml:space="preserve">Glucose serum test result: &gt;200, &gt;300, Norm, None (not measured)</w:t>
             </w:r>
           </w:p>
         </w:tc>
         <w:tc>
           <w:tcPr>
-            <w:tcW w:w="721" w:type="dxa"/>
-          </w:tcPr>
-          <w:p>
-            <w:pPr>
-              <w:pStyle w:val="Compact"/>
-              <w:jc w:val="left"/>
-            </w:pPr>
-            <w:r>
-              <w:rPr>
-                <w:sz w:val="18"/>
-              </w:rPr>
+            <w:tcW w:w="704" w:type="dxa"/>
+          </w:tcPr>
+          <w:p>
+            <w:pPr>
+              <w:pStyle w:val="Compact"/>
+              <w:jc w:val="left"/>
+            </w:pPr>
+            <w:r>
               <w:t xml:space="preserve">Used</w:t>
             </w:r>
           </w:p>
@@ -2176,34 +1865,30 @@
       <w:tr>
         <w:tc>
           <w:tcPr>
-            <w:tcW w:w="494" w:type="dxa"/>
-          </w:tcPr>
-          <w:p>
-            <w:pPr>
-              <w:pStyle w:val="Compact"/>
-              <w:jc w:val="left"/>
-            </w:pPr>
-            <w:r>
-              <w:rPr>
-                <w:sz w:val="18"/>
-              </w:rPr>
+            <w:tcW w:w="704" w:type="dxa"/>
+          </w:tcPr>
+          <w:p>
+            <w:pPr>
+              <w:pStyle w:val="Compact"/>
+              <w:jc w:val="left"/>
+            </w:pPr>
+            <w:r>
               <w:t xml:space="preserve">24</w:t>
             </w:r>
           </w:p>
         </w:tc>
         <w:tc>
           <w:tcPr>
-            <w:tcW w:w="2474" w:type="dxa"/>
-          </w:tcPr>
-          <w:p>
-            <w:pPr>
-              <w:pStyle w:val="Compact"/>
-              <w:jc w:val="left"/>
-            </w:pPr>
-            <w:r>
-              <w:rPr>
-                <w:rStyle w:val="VerbatimChar"/>
-                <w:sz w:val="18"/>
+            <w:tcW w:w="2415" w:type="dxa"/>
+          </w:tcPr>
+          <w:p>
+            <w:pPr>
+              <w:pStyle w:val="Compact"/>
+              <w:jc w:val="left"/>
+            </w:pPr>
+            <w:r>
+              <w:rPr>
+                <w:rStyle w:val="VerbatimChar"/>
               </w:rPr>
               <w:t xml:space="preserve">A1Cresult</w:t>
             </w:r>
@@ -2211,34 +1896,28 @@
         </w:tc>
         <w:tc>
           <w:tcPr>
-            <w:tcW w:w="5670" w:type="dxa"/>
-          </w:tcPr>
-          <w:p>
-            <w:pPr>
-              <w:pStyle w:val="Compact"/>
-              <w:jc w:val="left"/>
-            </w:pPr>
-            <w:r>
-              <w:rPr>
-                <w:sz w:val="18"/>
-              </w:rPr>
+            <w:tcW w:w="5535" w:type="dxa"/>
+          </w:tcPr>
+          <w:p>
+            <w:pPr>
+              <w:pStyle w:val="Compact"/>
+              <w:jc w:val="left"/>
+            </w:pPr>
+            <w:r>
               <w:t xml:space="preserve">HbA1c test result: &gt;7, &gt;8, Norm, None (not measured)</w:t>
             </w:r>
           </w:p>
         </w:tc>
         <w:tc>
           <w:tcPr>
-            <w:tcW w:w="721" w:type="dxa"/>
-          </w:tcPr>
-          <w:p>
-            <w:pPr>
-              <w:pStyle w:val="Compact"/>
-              <w:jc w:val="left"/>
-            </w:pPr>
-            <w:r>
-              <w:rPr>
-                <w:sz w:val="18"/>
-              </w:rPr>
+            <w:tcW w:w="704" w:type="dxa"/>
+          </w:tcPr>
+          <w:p>
+            <w:pPr>
+              <w:pStyle w:val="Compact"/>
+              <w:jc w:val="left"/>
+            </w:pPr>
+            <w:r>
               <w:t xml:space="preserve">Used</w:t>
             </w:r>
           </w:p>
@@ -2247,34 +1926,30 @@
       <w:tr>
         <w:tc>
           <w:tcPr>
-            <w:tcW w:w="494" w:type="dxa"/>
-          </w:tcPr>
-          <w:p>
-            <w:pPr>
-              <w:pStyle w:val="Compact"/>
-              <w:jc w:val="left"/>
-            </w:pPr>
-            <w:r>
-              <w:rPr>
-                <w:sz w:val="18"/>
-              </w:rPr>
+            <w:tcW w:w="704" w:type="dxa"/>
+          </w:tcPr>
+          <w:p>
+            <w:pPr>
+              <w:pStyle w:val="Compact"/>
+              <w:jc w:val="left"/>
+            </w:pPr>
+            <w:r>
               <w:t xml:space="preserve">25</w:t>
             </w:r>
           </w:p>
         </w:tc>
         <w:tc>
           <w:tcPr>
-            <w:tcW w:w="2474" w:type="dxa"/>
-          </w:tcPr>
-          <w:p>
-            <w:pPr>
-              <w:pStyle w:val="Compact"/>
-              <w:jc w:val="left"/>
-            </w:pPr>
-            <w:r>
-              <w:rPr>
-                <w:rStyle w:val="VerbatimChar"/>
-                <w:sz w:val="18"/>
+            <w:tcW w:w="2415" w:type="dxa"/>
+          </w:tcPr>
+          <w:p>
+            <w:pPr>
+              <w:pStyle w:val="Compact"/>
+              <w:jc w:val="left"/>
+            </w:pPr>
+            <w:r>
+              <w:rPr>
+                <w:rStyle w:val="VerbatimChar"/>
               </w:rPr>
               <w:t xml:space="preserve">metformin</w:t>
             </w:r>
@@ -2282,34 +1957,28 @@
         </w:tc>
         <w:tc>
           <w:tcPr>
-            <w:tcW w:w="5670" w:type="dxa"/>
-          </w:tcPr>
-          <w:p>
-            <w:pPr>
-              <w:pStyle w:val="Compact"/>
-              <w:jc w:val="left"/>
-            </w:pPr>
-            <w:r>
-              <w:rPr>
-                <w:sz w:val="18"/>
-              </w:rPr>
+            <w:tcW w:w="5535" w:type="dxa"/>
+          </w:tcPr>
+          <w:p>
+            <w:pPr>
+              <w:pStyle w:val="Compact"/>
+              <w:jc w:val="left"/>
+            </w:pPr>
+            <w:r>
               <w:t xml:space="preserve">Whether this diabetes medication was prescribed and if the dose changed: No, Steady, Up, Down</w:t>
             </w:r>
           </w:p>
         </w:tc>
         <w:tc>
           <w:tcPr>
-            <w:tcW w:w="721" w:type="dxa"/>
-          </w:tcPr>
-          <w:p>
-            <w:pPr>
-              <w:pStyle w:val="Compact"/>
-              <w:jc w:val="left"/>
-            </w:pPr>
-            <w:r>
-              <w:rPr>
-                <w:sz w:val="18"/>
-              </w:rPr>
+            <w:tcW w:w="704" w:type="dxa"/>
+          </w:tcPr>
+          <w:p>
+            <w:pPr>
+              <w:pStyle w:val="Compact"/>
+              <w:jc w:val="left"/>
+            </w:pPr>
+            <w:r>
               <w:t xml:space="preserve">Ignored</w:t>
             </w:r>
           </w:p>
@@ -2318,34 +1987,30 @@
       <w:tr>
         <w:tc>
           <w:tcPr>
-            <w:tcW w:w="494" w:type="dxa"/>
-          </w:tcPr>
-          <w:p>
-            <w:pPr>
-              <w:pStyle w:val="Compact"/>
-              <w:jc w:val="left"/>
-            </w:pPr>
-            <w:r>
-              <w:rPr>
-                <w:sz w:val="18"/>
-              </w:rPr>
+            <w:tcW w:w="704" w:type="dxa"/>
+          </w:tcPr>
+          <w:p>
+            <w:pPr>
+              <w:pStyle w:val="Compact"/>
+              <w:jc w:val="left"/>
+            </w:pPr>
+            <w:r>
               <w:t xml:space="preserve">26</w:t>
             </w:r>
           </w:p>
         </w:tc>
         <w:tc>
           <w:tcPr>
-            <w:tcW w:w="2474" w:type="dxa"/>
-          </w:tcPr>
-          <w:p>
-            <w:pPr>
-              <w:pStyle w:val="Compact"/>
-              <w:jc w:val="left"/>
-            </w:pPr>
-            <w:r>
-              <w:rPr>
-                <w:rStyle w:val="VerbatimChar"/>
-                <w:sz w:val="18"/>
+            <w:tcW w:w="2415" w:type="dxa"/>
+          </w:tcPr>
+          <w:p>
+            <w:pPr>
+              <w:pStyle w:val="Compact"/>
+              <w:jc w:val="left"/>
+            </w:pPr>
+            <w:r>
+              <w:rPr>
+                <w:rStyle w:val="VerbatimChar"/>
               </w:rPr>
               <w:t xml:space="preserve">repaglinide</w:t>
             </w:r>
@@ -2353,34 +2018,28 @@
         </w:tc>
         <w:tc>
           <w:tcPr>
-            <w:tcW w:w="5670" w:type="dxa"/>
-          </w:tcPr>
-          <w:p>
-            <w:pPr>
-              <w:pStyle w:val="Compact"/>
-              <w:jc w:val="left"/>
-            </w:pPr>
-            <w:r>
-              <w:rPr>
-                <w:sz w:val="18"/>
-              </w:rPr>
+            <w:tcW w:w="5535" w:type="dxa"/>
+          </w:tcPr>
+          <w:p>
+            <w:pPr>
+              <w:pStyle w:val="Compact"/>
+              <w:jc w:val="left"/>
+            </w:pPr>
+            <w:r>
               <w:t xml:space="preserve">Whether this diabetes medication was prescribed and if the dose changed: No, Steady, Up, Down</w:t>
             </w:r>
           </w:p>
         </w:tc>
         <w:tc>
           <w:tcPr>
-            <w:tcW w:w="721" w:type="dxa"/>
-          </w:tcPr>
-          <w:p>
-            <w:pPr>
-              <w:pStyle w:val="Compact"/>
-              <w:jc w:val="left"/>
-            </w:pPr>
-            <w:r>
-              <w:rPr>
-                <w:sz w:val="18"/>
-              </w:rPr>
+            <w:tcW w:w="704" w:type="dxa"/>
+          </w:tcPr>
+          <w:p>
+            <w:pPr>
+              <w:pStyle w:val="Compact"/>
+              <w:jc w:val="left"/>
+            </w:pPr>
+            <w:r>
               <w:t xml:space="preserve">Ignored</w:t>
             </w:r>
           </w:p>
@@ -2389,34 +2048,30 @@
       <w:tr>
         <w:tc>
           <w:tcPr>
-            <w:tcW w:w="494" w:type="dxa"/>
-          </w:tcPr>
-          <w:p>
-            <w:pPr>
-              <w:pStyle w:val="Compact"/>
-              <w:jc w:val="left"/>
-            </w:pPr>
-            <w:r>
-              <w:rPr>
-                <w:sz w:val="18"/>
-              </w:rPr>
+            <w:tcW w:w="704" w:type="dxa"/>
+          </w:tcPr>
+          <w:p>
+            <w:pPr>
+              <w:pStyle w:val="Compact"/>
+              <w:jc w:val="left"/>
+            </w:pPr>
+            <w:r>
               <w:t xml:space="preserve">27</w:t>
             </w:r>
           </w:p>
         </w:tc>
         <w:tc>
           <w:tcPr>
-            <w:tcW w:w="2474" w:type="dxa"/>
-          </w:tcPr>
-          <w:p>
-            <w:pPr>
-              <w:pStyle w:val="Compact"/>
-              <w:jc w:val="left"/>
-            </w:pPr>
-            <w:r>
-              <w:rPr>
-                <w:rStyle w:val="VerbatimChar"/>
-                <w:sz w:val="18"/>
+            <w:tcW w:w="2415" w:type="dxa"/>
+          </w:tcPr>
+          <w:p>
+            <w:pPr>
+              <w:pStyle w:val="Compact"/>
+              <w:jc w:val="left"/>
+            </w:pPr>
+            <w:r>
+              <w:rPr>
+                <w:rStyle w:val="VerbatimChar"/>
               </w:rPr>
               <w:t xml:space="preserve">nateglinide</w:t>
             </w:r>
@@ -2424,34 +2079,28 @@
         </w:tc>
         <w:tc>
           <w:tcPr>
-            <w:tcW w:w="5670" w:type="dxa"/>
-          </w:tcPr>
-          <w:p>
-            <w:pPr>
-              <w:pStyle w:val="Compact"/>
-              <w:jc w:val="left"/>
-            </w:pPr>
-            <w:r>
-              <w:rPr>
-                <w:sz w:val="18"/>
-              </w:rPr>
+            <w:tcW w:w="5535" w:type="dxa"/>
+          </w:tcPr>
+          <w:p>
+            <w:pPr>
+              <w:pStyle w:val="Compact"/>
+              <w:jc w:val="left"/>
+            </w:pPr>
+            <w:r>
               <w:t xml:space="preserve">Whether this diabetes medication was prescribed and if the dose changed: No, Steady, Up, Down</w:t>
             </w:r>
           </w:p>
         </w:tc>
         <w:tc>
           <w:tcPr>
-            <w:tcW w:w="721" w:type="dxa"/>
-          </w:tcPr>
-          <w:p>
-            <w:pPr>
-              <w:pStyle w:val="Compact"/>
-              <w:jc w:val="left"/>
-            </w:pPr>
-            <w:r>
-              <w:rPr>
-                <w:sz w:val="18"/>
-              </w:rPr>
+            <w:tcW w:w="704" w:type="dxa"/>
+          </w:tcPr>
+          <w:p>
+            <w:pPr>
+              <w:pStyle w:val="Compact"/>
+              <w:jc w:val="left"/>
+            </w:pPr>
+            <w:r>
               <w:t xml:space="preserve">Ignored</w:t>
             </w:r>
           </w:p>
@@ -2460,34 +2109,30 @@
       <w:tr>
         <w:tc>
           <w:tcPr>
-            <w:tcW w:w="494" w:type="dxa"/>
-          </w:tcPr>
-          <w:p>
-            <w:pPr>
-              <w:pStyle w:val="Compact"/>
-              <w:jc w:val="left"/>
-            </w:pPr>
-            <w:r>
-              <w:rPr>
-                <w:sz w:val="18"/>
-              </w:rPr>
+            <w:tcW w:w="704" w:type="dxa"/>
+          </w:tcPr>
+          <w:p>
+            <w:pPr>
+              <w:pStyle w:val="Compact"/>
+              <w:jc w:val="left"/>
+            </w:pPr>
+            <w:r>
               <w:t xml:space="preserve">28</w:t>
             </w:r>
           </w:p>
         </w:tc>
         <w:tc>
           <w:tcPr>
-            <w:tcW w:w="2474" w:type="dxa"/>
-          </w:tcPr>
-          <w:p>
-            <w:pPr>
-              <w:pStyle w:val="Compact"/>
-              <w:jc w:val="left"/>
-            </w:pPr>
-            <w:r>
-              <w:rPr>
-                <w:rStyle w:val="VerbatimChar"/>
-                <w:sz w:val="18"/>
+            <w:tcW w:w="2415" w:type="dxa"/>
+          </w:tcPr>
+          <w:p>
+            <w:pPr>
+              <w:pStyle w:val="Compact"/>
+              <w:jc w:val="left"/>
+            </w:pPr>
+            <w:r>
+              <w:rPr>
+                <w:rStyle w:val="VerbatimChar"/>
               </w:rPr>
               <w:t xml:space="preserve">chlorpropamide</w:t>
             </w:r>
@@ -2495,34 +2140,28 @@
         </w:tc>
         <w:tc>
           <w:tcPr>
-            <w:tcW w:w="5670" w:type="dxa"/>
-          </w:tcPr>
-          <w:p>
-            <w:pPr>
-              <w:pStyle w:val="Compact"/>
-              <w:jc w:val="left"/>
-            </w:pPr>
-            <w:r>
-              <w:rPr>
-                <w:sz w:val="18"/>
-              </w:rPr>
+            <w:tcW w:w="5535" w:type="dxa"/>
+          </w:tcPr>
+          <w:p>
+            <w:pPr>
+              <w:pStyle w:val="Compact"/>
+              <w:jc w:val="left"/>
+            </w:pPr>
+            <w:r>
               <w:t xml:space="preserve">Whether this diabetes medication was prescribed and if the dose changed: No, Steady, Up, Down</w:t>
             </w:r>
           </w:p>
         </w:tc>
         <w:tc>
           <w:tcPr>
-            <w:tcW w:w="721" w:type="dxa"/>
-          </w:tcPr>
-          <w:p>
-            <w:pPr>
-              <w:pStyle w:val="Compact"/>
-              <w:jc w:val="left"/>
-            </w:pPr>
-            <w:r>
-              <w:rPr>
-                <w:sz w:val="18"/>
-              </w:rPr>
+            <w:tcW w:w="704" w:type="dxa"/>
+          </w:tcPr>
+          <w:p>
+            <w:pPr>
+              <w:pStyle w:val="Compact"/>
+              <w:jc w:val="left"/>
+            </w:pPr>
+            <w:r>
               <w:t xml:space="preserve">Ignored</w:t>
             </w:r>
           </w:p>
@@ -2531,34 +2170,30 @@
       <w:tr>
         <w:tc>
           <w:tcPr>
-            <w:tcW w:w="494" w:type="dxa"/>
-          </w:tcPr>
-          <w:p>
-            <w:pPr>
-              <w:pStyle w:val="Compact"/>
-              <w:jc w:val="left"/>
-            </w:pPr>
-            <w:r>
-              <w:rPr>
-                <w:sz w:val="18"/>
-              </w:rPr>
+            <w:tcW w:w="704" w:type="dxa"/>
+          </w:tcPr>
+          <w:p>
+            <w:pPr>
+              <w:pStyle w:val="Compact"/>
+              <w:jc w:val="left"/>
+            </w:pPr>
+            <w:r>
               <w:t xml:space="preserve">29</w:t>
             </w:r>
           </w:p>
         </w:tc>
         <w:tc>
           <w:tcPr>
-            <w:tcW w:w="2474" w:type="dxa"/>
-          </w:tcPr>
-          <w:p>
-            <w:pPr>
-              <w:pStyle w:val="Compact"/>
-              <w:jc w:val="left"/>
-            </w:pPr>
-            <w:r>
-              <w:rPr>
-                <w:rStyle w:val="VerbatimChar"/>
-                <w:sz w:val="18"/>
+            <w:tcW w:w="2415" w:type="dxa"/>
+          </w:tcPr>
+          <w:p>
+            <w:pPr>
+              <w:pStyle w:val="Compact"/>
+              <w:jc w:val="left"/>
+            </w:pPr>
+            <w:r>
+              <w:rPr>
+                <w:rStyle w:val="VerbatimChar"/>
               </w:rPr>
               <w:t xml:space="preserve">glimepiride</w:t>
             </w:r>
@@ -2566,34 +2201,28 @@
         </w:tc>
         <w:tc>
           <w:tcPr>
-            <w:tcW w:w="5670" w:type="dxa"/>
-          </w:tcPr>
-          <w:p>
-            <w:pPr>
-              <w:pStyle w:val="Compact"/>
-              <w:jc w:val="left"/>
-            </w:pPr>
-            <w:r>
-              <w:rPr>
-                <w:sz w:val="18"/>
-              </w:rPr>
+            <w:tcW w:w="5535" w:type="dxa"/>
+          </w:tcPr>
+          <w:p>
+            <w:pPr>
+              <w:pStyle w:val="Compact"/>
+              <w:jc w:val="left"/>
+            </w:pPr>
+            <w:r>
               <w:t xml:space="preserve">Whether this diabetes medication was prescribed and if the dose changed: No, Steady, Up, Down</w:t>
             </w:r>
           </w:p>
         </w:tc>
         <w:tc>
           <w:tcPr>
-            <w:tcW w:w="721" w:type="dxa"/>
-          </w:tcPr>
-          <w:p>
-            <w:pPr>
-              <w:pStyle w:val="Compact"/>
-              <w:jc w:val="left"/>
-            </w:pPr>
-            <w:r>
-              <w:rPr>
-                <w:sz w:val="18"/>
-              </w:rPr>
+            <w:tcW w:w="704" w:type="dxa"/>
+          </w:tcPr>
+          <w:p>
+            <w:pPr>
+              <w:pStyle w:val="Compact"/>
+              <w:jc w:val="left"/>
+            </w:pPr>
+            <w:r>
               <w:t xml:space="preserve">Ignored</w:t>
             </w:r>
           </w:p>
@@ -2602,34 +2231,30 @@
       <w:tr>
         <w:tc>
           <w:tcPr>
-            <w:tcW w:w="494" w:type="dxa"/>
-          </w:tcPr>
-          <w:p>
-            <w:pPr>
-              <w:pStyle w:val="Compact"/>
-              <w:jc w:val="left"/>
-            </w:pPr>
-            <w:r>
-              <w:rPr>
-                <w:sz w:val="18"/>
-              </w:rPr>
+            <w:tcW w:w="704" w:type="dxa"/>
+          </w:tcPr>
+          <w:p>
+            <w:pPr>
+              <w:pStyle w:val="Compact"/>
+              <w:jc w:val="left"/>
+            </w:pPr>
+            <w:r>
               <w:t xml:space="preserve">30</w:t>
             </w:r>
           </w:p>
         </w:tc>
         <w:tc>
           <w:tcPr>
-            <w:tcW w:w="2474" w:type="dxa"/>
-          </w:tcPr>
-          <w:p>
-            <w:pPr>
-              <w:pStyle w:val="Compact"/>
-              <w:jc w:val="left"/>
-            </w:pPr>
-            <w:r>
-              <w:rPr>
-                <w:rStyle w:val="VerbatimChar"/>
-                <w:sz w:val="18"/>
+            <w:tcW w:w="2415" w:type="dxa"/>
+          </w:tcPr>
+          <w:p>
+            <w:pPr>
+              <w:pStyle w:val="Compact"/>
+              <w:jc w:val="left"/>
+            </w:pPr>
+            <w:r>
+              <w:rPr>
+                <w:rStyle w:val="VerbatimChar"/>
               </w:rPr>
               <w:t xml:space="preserve">acetohexamide</w:t>
             </w:r>
@@ -2637,34 +2262,28 @@
         </w:tc>
         <w:tc>
           <w:tcPr>
-            <w:tcW w:w="5670" w:type="dxa"/>
-          </w:tcPr>
-          <w:p>
-            <w:pPr>
-              <w:pStyle w:val="Compact"/>
-              <w:jc w:val="left"/>
-            </w:pPr>
-            <w:r>
-              <w:rPr>
-                <w:sz w:val="18"/>
-              </w:rPr>
+            <w:tcW w:w="5535" w:type="dxa"/>
+          </w:tcPr>
+          <w:p>
+            <w:pPr>
+              <w:pStyle w:val="Compact"/>
+              <w:jc w:val="left"/>
+            </w:pPr>
+            <w:r>
               <w:t xml:space="preserve">Whether this diabetes medication was prescribed and if the dose changed: No, Steady, Up, Down</w:t>
             </w:r>
           </w:p>
         </w:tc>
         <w:tc>
           <w:tcPr>
-            <w:tcW w:w="721" w:type="dxa"/>
-          </w:tcPr>
-          <w:p>
-            <w:pPr>
-              <w:pStyle w:val="Compact"/>
-              <w:jc w:val="left"/>
-            </w:pPr>
-            <w:r>
-              <w:rPr>
-                <w:sz w:val="18"/>
-              </w:rPr>
+            <w:tcW w:w="704" w:type="dxa"/>
+          </w:tcPr>
+          <w:p>
+            <w:pPr>
+              <w:pStyle w:val="Compact"/>
+              <w:jc w:val="left"/>
+            </w:pPr>
+            <w:r>
               <w:t xml:space="preserve">Ignored</w:t>
             </w:r>
           </w:p>
@@ -2673,34 +2292,30 @@
       <w:tr>
         <w:tc>
           <w:tcPr>
-            <w:tcW w:w="494" w:type="dxa"/>
-          </w:tcPr>
-          <w:p>
-            <w:pPr>
-              <w:pStyle w:val="Compact"/>
-              <w:jc w:val="left"/>
-            </w:pPr>
-            <w:r>
-              <w:rPr>
-                <w:sz w:val="18"/>
-              </w:rPr>
+            <w:tcW w:w="704" w:type="dxa"/>
+          </w:tcPr>
+          <w:p>
+            <w:pPr>
+              <w:pStyle w:val="Compact"/>
+              <w:jc w:val="left"/>
+            </w:pPr>
+            <w:r>
               <w:t xml:space="preserve">31</w:t>
             </w:r>
           </w:p>
         </w:tc>
         <w:tc>
           <w:tcPr>
-            <w:tcW w:w="2474" w:type="dxa"/>
-          </w:tcPr>
-          <w:p>
-            <w:pPr>
-              <w:pStyle w:val="Compact"/>
-              <w:jc w:val="left"/>
-            </w:pPr>
-            <w:r>
-              <w:rPr>
-                <w:rStyle w:val="VerbatimChar"/>
-                <w:sz w:val="18"/>
+            <w:tcW w:w="2415" w:type="dxa"/>
+          </w:tcPr>
+          <w:p>
+            <w:pPr>
+              <w:pStyle w:val="Compact"/>
+              <w:jc w:val="left"/>
+            </w:pPr>
+            <w:r>
+              <w:rPr>
+                <w:rStyle w:val="VerbatimChar"/>
               </w:rPr>
               <w:t xml:space="preserve">glipizide</w:t>
             </w:r>
@@ -2708,34 +2323,28 @@
         </w:tc>
         <w:tc>
           <w:tcPr>
-            <w:tcW w:w="5670" w:type="dxa"/>
-          </w:tcPr>
-          <w:p>
-            <w:pPr>
-              <w:pStyle w:val="Compact"/>
-              <w:jc w:val="left"/>
-            </w:pPr>
-            <w:r>
-              <w:rPr>
-                <w:sz w:val="18"/>
-              </w:rPr>
+            <w:tcW w:w="5535" w:type="dxa"/>
+          </w:tcPr>
+          <w:p>
+            <w:pPr>
+              <w:pStyle w:val="Compact"/>
+              <w:jc w:val="left"/>
+            </w:pPr>
+            <w:r>
               <w:t xml:space="preserve">Whether this diabetes medication was prescribed and if the dose changed: No, Steady, Up, Down</w:t>
             </w:r>
           </w:p>
         </w:tc>
         <w:tc>
           <w:tcPr>
-            <w:tcW w:w="721" w:type="dxa"/>
-          </w:tcPr>
-          <w:p>
-            <w:pPr>
-              <w:pStyle w:val="Compact"/>
-              <w:jc w:val="left"/>
-            </w:pPr>
-            <w:r>
-              <w:rPr>
-                <w:sz w:val="18"/>
-              </w:rPr>
+            <w:tcW w:w="704" w:type="dxa"/>
+          </w:tcPr>
+          <w:p>
+            <w:pPr>
+              <w:pStyle w:val="Compact"/>
+              <w:jc w:val="left"/>
+            </w:pPr>
+            <w:r>
               <w:t xml:space="preserve">Ignored</w:t>
             </w:r>
           </w:p>
@@ -2744,34 +2353,30 @@
       <w:tr>
         <w:tc>
           <w:tcPr>
-            <w:tcW w:w="494" w:type="dxa"/>
-          </w:tcPr>
-          <w:p>
-            <w:pPr>
-              <w:pStyle w:val="Compact"/>
-              <w:jc w:val="left"/>
-            </w:pPr>
-            <w:r>
-              <w:rPr>
-                <w:sz w:val="18"/>
-              </w:rPr>
+            <w:tcW w:w="704" w:type="dxa"/>
+          </w:tcPr>
+          <w:p>
+            <w:pPr>
+              <w:pStyle w:val="Compact"/>
+              <w:jc w:val="left"/>
+            </w:pPr>
+            <w:r>
               <w:t xml:space="preserve">32</w:t>
             </w:r>
           </w:p>
         </w:tc>
         <w:tc>
           <w:tcPr>
-            <w:tcW w:w="2474" w:type="dxa"/>
-          </w:tcPr>
-          <w:p>
-            <w:pPr>
-              <w:pStyle w:val="Compact"/>
-              <w:jc w:val="left"/>
-            </w:pPr>
-            <w:r>
-              <w:rPr>
-                <w:rStyle w:val="VerbatimChar"/>
-                <w:sz w:val="18"/>
+            <w:tcW w:w="2415" w:type="dxa"/>
+          </w:tcPr>
+          <w:p>
+            <w:pPr>
+              <w:pStyle w:val="Compact"/>
+              <w:jc w:val="left"/>
+            </w:pPr>
+            <w:r>
+              <w:rPr>
+                <w:rStyle w:val="VerbatimChar"/>
               </w:rPr>
               <w:t xml:space="preserve">glyburide</w:t>
             </w:r>
@@ -2779,34 +2384,28 @@
         </w:tc>
         <w:tc>
           <w:tcPr>
-            <w:tcW w:w="5670" w:type="dxa"/>
-          </w:tcPr>
-          <w:p>
-            <w:pPr>
-              <w:pStyle w:val="Compact"/>
-              <w:jc w:val="left"/>
-            </w:pPr>
-            <w:r>
-              <w:rPr>
-                <w:sz w:val="18"/>
-              </w:rPr>
+            <w:tcW w:w="5535" w:type="dxa"/>
+          </w:tcPr>
+          <w:p>
+            <w:pPr>
+              <w:pStyle w:val="Compact"/>
+              <w:jc w:val="left"/>
+            </w:pPr>
+            <w:r>
               <w:t xml:space="preserve">Whether this diabetes medication was prescribed and if the dose changed: No, Steady, Up, Down</w:t>
             </w:r>
           </w:p>
         </w:tc>
         <w:tc>
           <w:tcPr>
-            <w:tcW w:w="721" w:type="dxa"/>
-          </w:tcPr>
-          <w:p>
-            <w:pPr>
-              <w:pStyle w:val="Compact"/>
-              <w:jc w:val="left"/>
-            </w:pPr>
-            <w:r>
-              <w:rPr>
-                <w:sz w:val="18"/>
-              </w:rPr>
+            <w:tcW w:w="704" w:type="dxa"/>
+          </w:tcPr>
+          <w:p>
+            <w:pPr>
+              <w:pStyle w:val="Compact"/>
+              <w:jc w:val="left"/>
+            </w:pPr>
+            <w:r>
               <w:t xml:space="preserve">Ignored</w:t>
             </w:r>
           </w:p>
@@ -2815,34 +2414,30 @@
       <w:tr>
         <w:tc>
           <w:tcPr>
-            <w:tcW w:w="494" w:type="dxa"/>
-          </w:tcPr>
-          <w:p>
-            <w:pPr>
-              <w:pStyle w:val="Compact"/>
-              <w:jc w:val="left"/>
-            </w:pPr>
-            <w:r>
-              <w:rPr>
-                <w:sz w:val="18"/>
-              </w:rPr>
+            <w:tcW w:w="704" w:type="dxa"/>
+          </w:tcPr>
+          <w:p>
+            <w:pPr>
+              <w:pStyle w:val="Compact"/>
+              <w:jc w:val="left"/>
+            </w:pPr>
+            <w:r>
               <w:t xml:space="preserve">33</w:t>
             </w:r>
           </w:p>
         </w:tc>
         <w:tc>
           <w:tcPr>
-            <w:tcW w:w="2474" w:type="dxa"/>
-          </w:tcPr>
-          <w:p>
-            <w:pPr>
-              <w:pStyle w:val="Compact"/>
-              <w:jc w:val="left"/>
-            </w:pPr>
-            <w:r>
-              <w:rPr>
-                <w:rStyle w:val="VerbatimChar"/>
-                <w:sz w:val="18"/>
+            <w:tcW w:w="2415" w:type="dxa"/>
+          </w:tcPr>
+          <w:p>
+            <w:pPr>
+              <w:pStyle w:val="Compact"/>
+              <w:jc w:val="left"/>
+            </w:pPr>
+            <w:r>
+              <w:rPr>
+                <w:rStyle w:val="VerbatimChar"/>
               </w:rPr>
               <w:t xml:space="preserve">tolbutamide</w:t>
             </w:r>
@@ -2850,34 +2445,28 @@
         </w:tc>
         <w:tc>
           <w:tcPr>
-            <w:tcW w:w="5670" w:type="dxa"/>
-          </w:tcPr>
-          <w:p>
-            <w:pPr>
-              <w:pStyle w:val="Compact"/>
-              <w:jc w:val="left"/>
-            </w:pPr>
-            <w:r>
-              <w:rPr>
-                <w:sz w:val="18"/>
-              </w:rPr>
+            <w:tcW w:w="5535" w:type="dxa"/>
+          </w:tcPr>
+          <w:p>
+            <w:pPr>
+              <w:pStyle w:val="Compact"/>
+              <w:jc w:val="left"/>
+            </w:pPr>
+            <w:r>
               <w:t xml:space="preserve">Whether this diabetes medication was prescribed and if the dose changed: No, Steady, Up, Down</w:t>
             </w:r>
           </w:p>
         </w:tc>
         <w:tc>
           <w:tcPr>
-            <w:tcW w:w="721" w:type="dxa"/>
-          </w:tcPr>
-          <w:p>
-            <w:pPr>
-              <w:pStyle w:val="Compact"/>
-              <w:jc w:val="left"/>
-            </w:pPr>
-            <w:r>
-              <w:rPr>
-                <w:sz w:val="18"/>
-              </w:rPr>
+            <w:tcW w:w="704" w:type="dxa"/>
+          </w:tcPr>
+          <w:p>
+            <w:pPr>
+              <w:pStyle w:val="Compact"/>
+              <w:jc w:val="left"/>
+            </w:pPr>
+            <w:r>
               <w:t xml:space="preserve">Ignored</w:t>
             </w:r>
           </w:p>
@@ -2886,34 +2475,30 @@
       <w:tr>
         <w:tc>
           <w:tcPr>
-            <w:tcW w:w="494" w:type="dxa"/>
-          </w:tcPr>
-          <w:p>
-            <w:pPr>
-              <w:pStyle w:val="Compact"/>
-              <w:jc w:val="left"/>
-            </w:pPr>
-            <w:r>
-              <w:rPr>
-                <w:sz w:val="18"/>
-              </w:rPr>
+            <w:tcW w:w="704" w:type="dxa"/>
+          </w:tcPr>
+          <w:p>
+            <w:pPr>
+              <w:pStyle w:val="Compact"/>
+              <w:jc w:val="left"/>
+            </w:pPr>
+            <w:r>
               <w:t xml:space="preserve">34</w:t>
             </w:r>
           </w:p>
         </w:tc>
         <w:tc>
           <w:tcPr>
-            <w:tcW w:w="2474" w:type="dxa"/>
-          </w:tcPr>
-          <w:p>
-            <w:pPr>
-              <w:pStyle w:val="Compact"/>
-              <w:jc w:val="left"/>
-            </w:pPr>
-            <w:r>
-              <w:rPr>
-                <w:rStyle w:val="VerbatimChar"/>
-                <w:sz w:val="18"/>
+            <w:tcW w:w="2415" w:type="dxa"/>
+          </w:tcPr>
+          <w:p>
+            <w:pPr>
+              <w:pStyle w:val="Compact"/>
+              <w:jc w:val="left"/>
+            </w:pPr>
+            <w:r>
+              <w:rPr>
+                <w:rStyle w:val="VerbatimChar"/>
               </w:rPr>
               <w:t xml:space="preserve">pioglitazone</w:t>
             </w:r>
@@ -2921,34 +2506,28 @@
         </w:tc>
         <w:tc>
           <w:tcPr>
-            <w:tcW w:w="5670" w:type="dxa"/>
-          </w:tcPr>
-          <w:p>
-            <w:pPr>
-              <w:pStyle w:val="Compact"/>
-              <w:jc w:val="left"/>
-            </w:pPr>
-            <w:r>
-              <w:rPr>
-                <w:sz w:val="18"/>
-              </w:rPr>
+            <w:tcW w:w="5535" w:type="dxa"/>
+          </w:tcPr>
+          <w:p>
+            <w:pPr>
+              <w:pStyle w:val="Compact"/>
+              <w:jc w:val="left"/>
+            </w:pPr>
+            <w:r>
               <w:t xml:space="preserve">Whether this diabetes medication was prescribed and if the dose changed: No, Steady, Up, Down</w:t>
             </w:r>
           </w:p>
         </w:tc>
         <w:tc>
           <w:tcPr>
-            <w:tcW w:w="721" w:type="dxa"/>
-          </w:tcPr>
-          <w:p>
-            <w:pPr>
-              <w:pStyle w:val="Compact"/>
-              <w:jc w:val="left"/>
-            </w:pPr>
-            <w:r>
-              <w:rPr>
-                <w:sz w:val="18"/>
-              </w:rPr>
+            <w:tcW w:w="704" w:type="dxa"/>
+          </w:tcPr>
+          <w:p>
+            <w:pPr>
+              <w:pStyle w:val="Compact"/>
+              <w:jc w:val="left"/>
+            </w:pPr>
+            <w:r>
               <w:t xml:space="preserve">Ignored</w:t>
             </w:r>
           </w:p>
@@ -2957,34 +2536,30 @@
       <w:tr>
         <w:tc>
           <w:tcPr>
-            <w:tcW w:w="494" w:type="dxa"/>
-          </w:tcPr>
-          <w:p>
-            <w:pPr>
-              <w:pStyle w:val="Compact"/>
-              <w:jc w:val="left"/>
-            </w:pPr>
-            <w:r>
-              <w:rPr>
-                <w:sz w:val="18"/>
-              </w:rPr>
+            <w:tcW w:w="704" w:type="dxa"/>
+          </w:tcPr>
+          <w:p>
+            <w:pPr>
+              <w:pStyle w:val="Compact"/>
+              <w:jc w:val="left"/>
+            </w:pPr>
+            <w:r>
               <w:t xml:space="preserve">35</w:t>
             </w:r>
           </w:p>
         </w:tc>
         <w:tc>
           <w:tcPr>
-            <w:tcW w:w="2474" w:type="dxa"/>
-          </w:tcPr>
-          <w:p>
-            <w:pPr>
-              <w:pStyle w:val="Compact"/>
-              <w:jc w:val="left"/>
-            </w:pPr>
-            <w:r>
-              <w:rPr>
-                <w:rStyle w:val="VerbatimChar"/>
-                <w:sz w:val="18"/>
+            <w:tcW w:w="2415" w:type="dxa"/>
+          </w:tcPr>
+          <w:p>
+            <w:pPr>
+              <w:pStyle w:val="Compact"/>
+              <w:jc w:val="left"/>
+            </w:pPr>
+            <w:r>
+              <w:rPr>
+                <w:rStyle w:val="VerbatimChar"/>
               </w:rPr>
               <w:t xml:space="preserve">rosiglitazone</w:t>
             </w:r>
@@ -2992,34 +2567,28 @@
         </w:tc>
         <w:tc>
           <w:tcPr>
-            <w:tcW w:w="5670" w:type="dxa"/>
-          </w:tcPr>
-          <w:p>
-            <w:pPr>
-              <w:pStyle w:val="Compact"/>
-              <w:jc w:val="left"/>
-            </w:pPr>
-            <w:r>
-              <w:rPr>
-                <w:sz w:val="18"/>
-              </w:rPr>
+            <w:tcW w:w="5535" w:type="dxa"/>
+          </w:tcPr>
+          <w:p>
+            <w:pPr>
+              <w:pStyle w:val="Compact"/>
+              <w:jc w:val="left"/>
+            </w:pPr>
+            <w:r>
               <w:t xml:space="preserve">Whether this diabetes medication was prescribed and if the dose changed: No, Steady, Up, Down</w:t>
             </w:r>
           </w:p>
         </w:tc>
         <w:tc>
           <w:tcPr>
-            <w:tcW w:w="721" w:type="dxa"/>
-          </w:tcPr>
-          <w:p>
-            <w:pPr>
-              <w:pStyle w:val="Compact"/>
-              <w:jc w:val="left"/>
-            </w:pPr>
-            <w:r>
-              <w:rPr>
-                <w:sz w:val="18"/>
-              </w:rPr>
+            <w:tcW w:w="704" w:type="dxa"/>
+          </w:tcPr>
+          <w:p>
+            <w:pPr>
+              <w:pStyle w:val="Compact"/>
+              <w:jc w:val="left"/>
+            </w:pPr>
+            <w:r>
               <w:t xml:space="preserve">Ignored</w:t>
             </w:r>
           </w:p>
@@ -3028,34 +2597,30 @@
       <w:tr>
         <w:tc>
           <w:tcPr>
-            <w:tcW w:w="494" w:type="dxa"/>
-          </w:tcPr>
-          <w:p>
-            <w:pPr>
-              <w:pStyle w:val="Compact"/>
-              <w:jc w:val="left"/>
-            </w:pPr>
-            <w:r>
-              <w:rPr>
-                <w:sz w:val="18"/>
-              </w:rPr>
+            <w:tcW w:w="704" w:type="dxa"/>
+          </w:tcPr>
+          <w:p>
+            <w:pPr>
+              <w:pStyle w:val="Compact"/>
+              <w:jc w:val="left"/>
+            </w:pPr>
+            <w:r>
               <w:t xml:space="preserve">36</w:t>
             </w:r>
           </w:p>
         </w:tc>
         <w:tc>
           <w:tcPr>
-            <w:tcW w:w="2474" w:type="dxa"/>
-          </w:tcPr>
-          <w:p>
-            <w:pPr>
-              <w:pStyle w:val="Compact"/>
-              <w:jc w:val="left"/>
-            </w:pPr>
-            <w:r>
-              <w:rPr>
-                <w:rStyle w:val="VerbatimChar"/>
-                <w:sz w:val="18"/>
+            <w:tcW w:w="2415" w:type="dxa"/>
+          </w:tcPr>
+          <w:p>
+            <w:pPr>
+              <w:pStyle w:val="Compact"/>
+              <w:jc w:val="left"/>
+            </w:pPr>
+            <w:r>
+              <w:rPr>
+                <w:rStyle w:val="VerbatimChar"/>
               </w:rPr>
               <w:t xml:space="preserve">acarbose</w:t>
             </w:r>
@@ -3063,34 +2628,28 @@
         </w:tc>
         <w:tc>
           <w:tcPr>
-            <w:tcW w:w="5670" w:type="dxa"/>
-          </w:tcPr>
-          <w:p>
-            <w:pPr>
-              <w:pStyle w:val="Compact"/>
-              <w:jc w:val="left"/>
-            </w:pPr>
-            <w:r>
-              <w:rPr>
-                <w:sz w:val="18"/>
-              </w:rPr>
+            <w:tcW w:w="5535" w:type="dxa"/>
+          </w:tcPr>
+          <w:p>
+            <w:pPr>
+              <w:pStyle w:val="Compact"/>
+              <w:jc w:val="left"/>
+            </w:pPr>
+            <w:r>
               <w:t xml:space="preserve">Whether this diabetes medication was prescribed and if the dose changed: No, Steady, Up, Down</w:t>
             </w:r>
           </w:p>
         </w:tc>
         <w:tc>
           <w:tcPr>
-            <w:tcW w:w="721" w:type="dxa"/>
-          </w:tcPr>
-          <w:p>
-            <w:pPr>
-              <w:pStyle w:val="Compact"/>
-              <w:jc w:val="left"/>
-            </w:pPr>
-            <w:r>
-              <w:rPr>
-                <w:sz w:val="18"/>
-              </w:rPr>
+            <w:tcW w:w="704" w:type="dxa"/>
+          </w:tcPr>
+          <w:p>
+            <w:pPr>
+              <w:pStyle w:val="Compact"/>
+              <w:jc w:val="left"/>
+            </w:pPr>
+            <w:r>
               <w:t xml:space="preserve">Ignored</w:t>
             </w:r>
           </w:p>
@@ -3099,34 +2658,30 @@
       <w:tr>
         <w:tc>
           <w:tcPr>
-            <w:tcW w:w="494" w:type="dxa"/>
-          </w:tcPr>
-          <w:p>
-            <w:pPr>
-              <w:pStyle w:val="Compact"/>
-              <w:jc w:val="left"/>
-            </w:pPr>
-            <w:r>
-              <w:rPr>
-                <w:sz w:val="18"/>
-              </w:rPr>
+            <w:tcW w:w="704" w:type="dxa"/>
+          </w:tcPr>
+          <w:p>
+            <w:pPr>
+              <w:pStyle w:val="Compact"/>
+              <w:jc w:val="left"/>
+            </w:pPr>
+            <w:r>
               <w:t xml:space="preserve">37</w:t>
             </w:r>
           </w:p>
         </w:tc>
         <w:tc>
           <w:tcPr>
-            <w:tcW w:w="2474" w:type="dxa"/>
-          </w:tcPr>
-          <w:p>
-            <w:pPr>
-              <w:pStyle w:val="Compact"/>
-              <w:jc w:val="left"/>
-            </w:pPr>
-            <w:r>
-              <w:rPr>
-                <w:rStyle w:val="VerbatimChar"/>
-                <w:sz w:val="18"/>
+            <w:tcW w:w="2415" w:type="dxa"/>
+          </w:tcPr>
+          <w:p>
+            <w:pPr>
+              <w:pStyle w:val="Compact"/>
+              <w:jc w:val="left"/>
+            </w:pPr>
+            <w:r>
+              <w:rPr>
+                <w:rStyle w:val="VerbatimChar"/>
               </w:rPr>
               <w:t xml:space="preserve">miglitol</w:t>
             </w:r>
@@ -3134,34 +2689,28 @@
         </w:tc>
         <w:tc>
           <w:tcPr>
-            <w:tcW w:w="5670" w:type="dxa"/>
-          </w:tcPr>
-          <w:p>
-            <w:pPr>
-              <w:pStyle w:val="Compact"/>
-              <w:jc w:val="left"/>
-            </w:pPr>
-            <w:r>
-              <w:rPr>
-                <w:sz w:val="18"/>
-              </w:rPr>
+            <w:tcW w:w="5535" w:type="dxa"/>
+          </w:tcPr>
+          <w:p>
+            <w:pPr>
+              <w:pStyle w:val="Compact"/>
+              <w:jc w:val="left"/>
+            </w:pPr>
+            <w:r>
               <w:t xml:space="preserve">Whether this diabetes medication was prescribed and if the dose changed: No, Steady, Up, Down</w:t>
             </w:r>
           </w:p>
         </w:tc>
         <w:tc>
           <w:tcPr>
-            <w:tcW w:w="721" w:type="dxa"/>
-          </w:tcPr>
-          <w:p>
-            <w:pPr>
-              <w:pStyle w:val="Compact"/>
-              <w:jc w:val="left"/>
-            </w:pPr>
-            <w:r>
-              <w:rPr>
-                <w:sz w:val="18"/>
-              </w:rPr>
+            <w:tcW w:w="704" w:type="dxa"/>
+          </w:tcPr>
+          <w:p>
+            <w:pPr>
+              <w:pStyle w:val="Compact"/>
+              <w:jc w:val="left"/>
+            </w:pPr>
+            <w:r>
               <w:t xml:space="preserve">Ignored</w:t>
             </w:r>
           </w:p>
@@ -3170,34 +2719,30 @@
       <w:tr>
         <w:tc>
           <w:tcPr>
-            <w:tcW w:w="494" w:type="dxa"/>
-          </w:tcPr>
-          <w:p>
-            <w:pPr>
-              <w:pStyle w:val="Compact"/>
-              <w:jc w:val="left"/>
-            </w:pPr>
-            <w:r>
-              <w:rPr>
-                <w:sz w:val="18"/>
-              </w:rPr>
+            <w:tcW w:w="704" w:type="dxa"/>
+          </w:tcPr>
+          <w:p>
+            <w:pPr>
+              <w:pStyle w:val="Compact"/>
+              <w:jc w:val="left"/>
+            </w:pPr>
+            <w:r>
               <w:t xml:space="preserve">38</w:t>
             </w:r>
           </w:p>
         </w:tc>
         <w:tc>
           <w:tcPr>
-            <w:tcW w:w="2474" w:type="dxa"/>
-          </w:tcPr>
-          <w:p>
-            <w:pPr>
-              <w:pStyle w:val="Compact"/>
-              <w:jc w:val="left"/>
-            </w:pPr>
-            <w:r>
-              <w:rPr>
-                <w:rStyle w:val="VerbatimChar"/>
-                <w:sz w:val="18"/>
+            <w:tcW w:w="2415" w:type="dxa"/>
+          </w:tcPr>
+          <w:p>
+            <w:pPr>
+              <w:pStyle w:val="Compact"/>
+              <w:jc w:val="left"/>
+            </w:pPr>
+            <w:r>
+              <w:rPr>
+                <w:rStyle w:val="VerbatimChar"/>
               </w:rPr>
               <w:t xml:space="preserve">troglitazone</w:t>
             </w:r>
@@ -3205,34 +2750,28 @@
         </w:tc>
         <w:tc>
           <w:tcPr>
-            <w:tcW w:w="5670" w:type="dxa"/>
-          </w:tcPr>
-          <w:p>
-            <w:pPr>
-              <w:pStyle w:val="Compact"/>
-              <w:jc w:val="left"/>
-            </w:pPr>
-            <w:r>
-              <w:rPr>
-                <w:sz w:val="18"/>
-              </w:rPr>
+            <w:tcW w:w="5535" w:type="dxa"/>
+          </w:tcPr>
+          <w:p>
+            <w:pPr>
+              <w:pStyle w:val="Compact"/>
+              <w:jc w:val="left"/>
+            </w:pPr>
+            <w:r>
               <w:t xml:space="preserve">Whether this diabetes medication was prescribed and if the dose changed: No, Steady, Up, Down</w:t>
             </w:r>
           </w:p>
         </w:tc>
         <w:tc>
           <w:tcPr>
-            <w:tcW w:w="721" w:type="dxa"/>
-          </w:tcPr>
-          <w:p>
-            <w:pPr>
-              <w:pStyle w:val="Compact"/>
-              <w:jc w:val="left"/>
-            </w:pPr>
-            <w:r>
-              <w:rPr>
-                <w:sz w:val="18"/>
-              </w:rPr>
+            <w:tcW w:w="704" w:type="dxa"/>
+          </w:tcPr>
+          <w:p>
+            <w:pPr>
+              <w:pStyle w:val="Compact"/>
+              <w:jc w:val="left"/>
+            </w:pPr>
+            <w:r>
               <w:t xml:space="preserve">Ignored</w:t>
             </w:r>
           </w:p>
@@ -3241,34 +2780,30 @@
       <w:tr>
         <w:tc>
           <w:tcPr>
-            <w:tcW w:w="494" w:type="dxa"/>
-          </w:tcPr>
-          <w:p>
-            <w:pPr>
-              <w:pStyle w:val="Compact"/>
-              <w:jc w:val="left"/>
-            </w:pPr>
-            <w:r>
-              <w:rPr>
-                <w:sz w:val="18"/>
-              </w:rPr>
+            <w:tcW w:w="704" w:type="dxa"/>
+          </w:tcPr>
+          <w:p>
+            <w:pPr>
+              <w:pStyle w:val="Compact"/>
+              <w:jc w:val="left"/>
+            </w:pPr>
+            <w:r>
               <w:t xml:space="preserve">39</w:t>
             </w:r>
           </w:p>
         </w:tc>
         <w:tc>
           <w:tcPr>
-            <w:tcW w:w="2474" w:type="dxa"/>
-          </w:tcPr>
-          <w:p>
-            <w:pPr>
-              <w:pStyle w:val="Compact"/>
-              <w:jc w:val="left"/>
-            </w:pPr>
-            <w:r>
-              <w:rPr>
-                <w:rStyle w:val="VerbatimChar"/>
-                <w:sz w:val="18"/>
+            <w:tcW w:w="2415" w:type="dxa"/>
+          </w:tcPr>
+          <w:p>
+            <w:pPr>
+              <w:pStyle w:val="Compact"/>
+              <w:jc w:val="left"/>
+            </w:pPr>
+            <w:r>
+              <w:rPr>
+                <w:rStyle w:val="VerbatimChar"/>
               </w:rPr>
               <w:t xml:space="preserve">tolazamide</w:t>
             </w:r>
@@ -3276,34 +2811,28 @@
         </w:tc>
         <w:tc>
           <w:tcPr>
-            <w:tcW w:w="5670" w:type="dxa"/>
-          </w:tcPr>
-          <w:p>
-            <w:pPr>
-              <w:pStyle w:val="Compact"/>
-              <w:jc w:val="left"/>
-            </w:pPr>
-            <w:r>
-              <w:rPr>
-                <w:sz w:val="18"/>
-              </w:rPr>
+            <w:tcW w:w="5535" w:type="dxa"/>
+          </w:tcPr>
+          <w:p>
+            <w:pPr>
+              <w:pStyle w:val="Compact"/>
+              <w:jc w:val="left"/>
+            </w:pPr>
+            <w:r>
               <w:t xml:space="preserve">Whether this diabetes medication was prescribed and if the dose changed: No, Steady, Up, Down</w:t>
             </w:r>
           </w:p>
         </w:tc>
         <w:tc>
           <w:tcPr>
-            <w:tcW w:w="721" w:type="dxa"/>
-          </w:tcPr>
-          <w:p>
-            <w:pPr>
-              <w:pStyle w:val="Compact"/>
-              <w:jc w:val="left"/>
-            </w:pPr>
-            <w:r>
-              <w:rPr>
-                <w:sz w:val="18"/>
-              </w:rPr>
+            <w:tcW w:w="704" w:type="dxa"/>
+          </w:tcPr>
+          <w:p>
+            <w:pPr>
+              <w:pStyle w:val="Compact"/>
+              <w:jc w:val="left"/>
+            </w:pPr>
+            <w:r>
               <w:t xml:space="preserve">Ignored</w:t>
             </w:r>
           </w:p>
@@ -3312,34 +2841,30 @@
       <w:tr>
         <w:tc>
           <w:tcPr>
-            <w:tcW w:w="494" w:type="dxa"/>
-          </w:tcPr>
-          <w:p>
-            <w:pPr>
-              <w:pStyle w:val="Compact"/>
-              <w:jc w:val="left"/>
-            </w:pPr>
-            <w:r>
-              <w:rPr>
-                <w:sz w:val="18"/>
-              </w:rPr>
+            <w:tcW w:w="704" w:type="dxa"/>
+          </w:tcPr>
+          <w:p>
+            <w:pPr>
+              <w:pStyle w:val="Compact"/>
+              <w:jc w:val="left"/>
+            </w:pPr>
+            <w:r>
               <w:t xml:space="preserve">40</w:t>
             </w:r>
           </w:p>
         </w:tc>
         <w:tc>
           <w:tcPr>
-            <w:tcW w:w="2474" w:type="dxa"/>
-          </w:tcPr>
-          <w:p>
-            <w:pPr>
-              <w:pStyle w:val="Compact"/>
-              <w:jc w:val="left"/>
-            </w:pPr>
-            <w:r>
-              <w:rPr>
-                <w:rStyle w:val="VerbatimChar"/>
-                <w:sz w:val="18"/>
+            <w:tcW w:w="2415" w:type="dxa"/>
+          </w:tcPr>
+          <w:p>
+            <w:pPr>
+              <w:pStyle w:val="Compact"/>
+              <w:jc w:val="left"/>
+            </w:pPr>
+            <w:r>
+              <w:rPr>
+                <w:rStyle w:val="VerbatimChar"/>
               </w:rPr>
               <w:t xml:space="preserve">examide</w:t>
             </w:r>
@@ -3347,34 +2872,28 @@
         </w:tc>
         <w:tc>
           <w:tcPr>
-            <w:tcW w:w="5670" w:type="dxa"/>
-          </w:tcPr>
-          <w:p>
-            <w:pPr>
-              <w:pStyle w:val="Compact"/>
-              <w:jc w:val="left"/>
-            </w:pPr>
-            <w:r>
-              <w:rPr>
-                <w:sz w:val="18"/>
-              </w:rPr>
+            <w:tcW w:w="5535" w:type="dxa"/>
+          </w:tcPr>
+          <w:p>
+            <w:pPr>
+              <w:pStyle w:val="Compact"/>
+              <w:jc w:val="left"/>
+            </w:pPr>
+            <w:r>
               <w:t xml:space="preserve">Whether this diabetes medication was prescribed and if the dose changed: No, Steady, Up, Down</w:t>
             </w:r>
           </w:p>
         </w:tc>
         <w:tc>
           <w:tcPr>
-            <w:tcW w:w="721" w:type="dxa"/>
-          </w:tcPr>
-          <w:p>
-            <w:pPr>
-              <w:pStyle w:val="Compact"/>
-              <w:jc w:val="left"/>
-            </w:pPr>
-            <w:r>
-              <w:rPr>
-                <w:sz w:val="18"/>
-              </w:rPr>
+            <w:tcW w:w="704" w:type="dxa"/>
+          </w:tcPr>
+          <w:p>
+            <w:pPr>
+              <w:pStyle w:val="Compact"/>
+              <w:jc w:val="left"/>
+            </w:pPr>
+            <w:r>
               <w:t xml:space="preserve">Ignored</w:t>
             </w:r>
           </w:p>
@@ -3383,34 +2902,30 @@
       <w:tr>
         <w:tc>
           <w:tcPr>
-            <w:tcW w:w="494" w:type="dxa"/>
-          </w:tcPr>
-          <w:p>
-            <w:pPr>
-              <w:pStyle w:val="Compact"/>
-              <w:jc w:val="left"/>
-            </w:pPr>
-            <w:r>
-              <w:rPr>
-                <w:sz w:val="18"/>
-              </w:rPr>
+            <w:tcW w:w="704" w:type="dxa"/>
+          </w:tcPr>
+          <w:p>
+            <w:pPr>
+              <w:pStyle w:val="Compact"/>
+              <w:jc w:val="left"/>
+            </w:pPr>
+            <w:r>
               <w:t xml:space="preserve">41</w:t>
             </w:r>
           </w:p>
         </w:tc>
         <w:tc>
           <w:tcPr>
-            <w:tcW w:w="2474" w:type="dxa"/>
-          </w:tcPr>
-          <w:p>
-            <w:pPr>
-              <w:pStyle w:val="Compact"/>
-              <w:jc w:val="left"/>
-            </w:pPr>
-            <w:r>
-              <w:rPr>
-                <w:rStyle w:val="VerbatimChar"/>
-                <w:sz w:val="18"/>
+            <w:tcW w:w="2415" w:type="dxa"/>
+          </w:tcPr>
+          <w:p>
+            <w:pPr>
+              <w:pStyle w:val="Compact"/>
+              <w:jc w:val="left"/>
+            </w:pPr>
+            <w:r>
+              <w:rPr>
+                <w:rStyle w:val="VerbatimChar"/>
               </w:rPr>
               <w:t xml:space="preserve">citoglipton</w:t>
             </w:r>
@@ -3418,34 +2933,28 @@
         </w:tc>
         <w:tc>
           <w:tcPr>
-            <w:tcW w:w="5670" w:type="dxa"/>
-          </w:tcPr>
-          <w:p>
-            <w:pPr>
-              <w:pStyle w:val="Compact"/>
-              <w:jc w:val="left"/>
-            </w:pPr>
-            <w:r>
-              <w:rPr>
-                <w:sz w:val="18"/>
-              </w:rPr>
+            <w:tcW w:w="5535" w:type="dxa"/>
+          </w:tcPr>
+          <w:p>
+            <w:pPr>
+              <w:pStyle w:val="Compact"/>
+              <w:jc w:val="left"/>
+            </w:pPr>
+            <w:r>
               <w:t xml:space="preserve">Whether this diabetes medication was prescribed and if the dose changed: No, Steady, Up, Down</w:t>
             </w:r>
           </w:p>
         </w:tc>
         <w:tc>
           <w:tcPr>
-            <w:tcW w:w="721" w:type="dxa"/>
-          </w:tcPr>
-          <w:p>
-            <w:pPr>
-              <w:pStyle w:val="Compact"/>
-              <w:jc w:val="left"/>
-            </w:pPr>
-            <w:r>
-              <w:rPr>
-                <w:sz w:val="18"/>
-              </w:rPr>
+            <w:tcW w:w="704" w:type="dxa"/>
+          </w:tcPr>
+          <w:p>
+            <w:pPr>
+              <w:pStyle w:val="Compact"/>
+              <w:jc w:val="left"/>
+            </w:pPr>
+            <w:r>
               <w:t xml:space="preserve">Ignored</w:t>
             </w:r>
           </w:p>
@@ -3454,34 +2963,30 @@
       <w:tr>
         <w:tc>
           <w:tcPr>
-            <w:tcW w:w="494" w:type="dxa"/>
-          </w:tcPr>
-          <w:p>
-            <w:pPr>
-              <w:pStyle w:val="Compact"/>
-              <w:jc w:val="left"/>
-            </w:pPr>
-            <w:r>
-              <w:rPr>
-                <w:sz w:val="18"/>
-              </w:rPr>
+            <w:tcW w:w="704" w:type="dxa"/>
+          </w:tcPr>
+          <w:p>
+            <w:pPr>
+              <w:pStyle w:val="Compact"/>
+              <w:jc w:val="left"/>
+            </w:pPr>
+            <w:r>
               <w:t xml:space="preserve">42</w:t>
             </w:r>
           </w:p>
         </w:tc>
         <w:tc>
           <w:tcPr>
-            <w:tcW w:w="2474" w:type="dxa"/>
-          </w:tcPr>
-          <w:p>
-            <w:pPr>
-              <w:pStyle w:val="Compact"/>
-              <w:jc w:val="left"/>
-            </w:pPr>
-            <w:r>
-              <w:rPr>
-                <w:rStyle w:val="VerbatimChar"/>
-                <w:sz w:val="18"/>
+            <w:tcW w:w="2415" w:type="dxa"/>
+          </w:tcPr>
+          <w:p>
+            <w:pPr>
+              <w:pStyle w:val="Compact"/>
+              <w:jc w:val="left"/>
+            </w:pPr>
+            <w:r>
+              <w:rPr>
+                <w:rStyle w:val="VerbatimChar"/>
               </w:rPr>
               <w:t xml:space="preserve">insulin</w:t>
             </w:r>
@@ -3489,34 +2994,28 @@
         </w:tc>
         <w:tc>
           <w:tcPr>
-            <w:tcW w:w="5670" w:type="dxa"/>
-          </w:tcPr>
-          <w:p>
-            <w:pPr>
-              <w:pStyle w:val="Compact"/>
-              <w:jc w:val="left"/>
-            </w:pPr>
-            <w:r>
-              <w:rPr>
-                <w:sz w:val="18"/>
-              </w:rPr>
+            <w:tcW w:w="5535" w:type="dxa"/>
+          </w:tcPr>
+          <w:p>
+            <w:pPr>
+              <w:pStyle w:val="Compact"/>
+              <w:jc w:val="left"/>
+            </w:pPr>
+            <w:r>
               <w:t xml:space="preserve">Whether this diabetes medication was prescribed and if the dose changed: No, Steady, Up, Down</w:t>
             </w:r>
           </w:p>
         </w:tc>
         <w:tc>
           <w:tcPr>
-            <w:tcW w:w="721" w:type="dxa"/>
-          </w:tcPr>
-          <w:p>
-            <w:pPr>
-              <w:pStyle w:val="Compact"/>
-              <w:jc w:val="left"/>
-            </w:pPr>
-            <w:r>
-              <w:rPr>
-                <w:sz w:val="18"/>
-              </w:rPr>
+            <w:tcW w:w="704" w:type="dxa"/>
+          </w:tcPr>
+          <w:p>
+            <w:pPr>
+              <w:pStyle w:val="Compact"/>
+              <w:jc w:val="left"/>
+            </w:pPr>
+            <w:r>
               <w:t xml:space="preserve">Ignored</w:t>
             </w:r>
           </w:p>
@@ -3525,34 +3024,30 @@
       <w:tr>
         <w:tc>
           <w:tcPr>
-            <w:tcW w:w="494" w:type="dxa"/>
-          </w:tcPr>
-          <w:p>
-            <w:pPr>
-              <w:pStyle w:val="Compact"/>
-              <w:jc w:val="left"/>
-            </w:pPr>
-            <w:r>
-              <w:rPr>
-                <w:sz w:val="18"/>
-              </w:rPr>
+            <w:tcW w:w="704" w:type="dxa"/>
+          </w:tcPr>
+          <w:p>
+            <w:pPr>
+              <w:pStyle w:val="Compact"/>
+              <w:jc w:val="left"/>
+            </w:pPr>
+            <w:r>
               <w:t xml:space="preserve">43</w:t>
             </w:r>
           </w:p>
         </w:tc>
         <w:tc>
           <w:tcPr>
-            <w:tcW w:w="2474" w:type="dxa"/>
-          </w:tcPr>
-          <w:p>
-            <w:pPr>
-              <w:pStyle w:val="Compact"/>
-              <w:jc w:val="left"/>
-            </w:pPr>
-            <w:r>
-              <w:rPr>
-                <w:rStyle w:val="VerbatimChar"/>
-                <w:sz w:val="18"/>
+            <w:tcW w:w="2415" w:type="dxa"/>
+          </w:tcPr>
+          <w:p>
+            <w:pPr>
+              <w:pStyle w:val="Compact"/>
+              <w:jc w:val="left"/>
+            </w:pPr>
+            <w:r>
+              <w:rPr>
+                <w:rStyle w:val="VerbatimChar"/>
               </w:rPr>
               <w:t xml:space="preserve">glyburide-metformin</w:t>
             </w:r>
@@ -3560,34 +3055,28 @@
         </w:tc>
         <w:tc>
           <w:tcPr>
-            <w:tcW w:w="5670" w:type="dxa"/>
-          </w:tcPr>
-          <w:p>
-            <w:pPr>
-              <w:pStyle w:val="Compact"/>
-              <w:jc w:val="left"/>
-            </w:pPr>
-            <w:r>
-              <w:rPr>
-                <w:sz w:val="18"/>
-              </w:rPr>
+            <w:tcW w:w="5535" w:type="dxa"/>
+          </w:tcPr>
+          <w:p>
+            <w:pPr>
+              <w:pStyle w:val="Compact"/>
+              <w:jc w:val="left"/>
+            </w:pPr>
+            <w:r>
               <w:t xml:space="preserve">Whether this diabetes medication was prescribed and if the dose changed: No, Steady, Up, Down</w:t>
             </w:r>
           </w:p>
         </w:tc>
         <w:tc>
           <w:tcPr>
-            <w:tcW w:w="721" w:type="dxa"/>
-          </w:tcPr>
-          <w:p>
-            <w:pPr>
-              <w:pStyle w:val="Compact"/>
-              <w:jc w:val="left"/>
-            </w:pPr>
-            <w:r>
-              <w:rPr>
-                <w:sz w:val="18"/>
-              </w:rPr>
+            <w:tcW w:w="704" w:type="dxa"/>
+          </w:tcPr>
+          <w:p>
+            <w:pPr>
+              <w:pStyle w:val="Compact"/>
+              <w:jc w:val="left"/>
+            </w:pPr>
+            <w:r>
               <w:t xml:space="preserve">Ignored</w:t>
             </w:r>
           </w:p>
@@ -3596,34 +3085,30 @@
       <w:tr>
         <w:tc>
           <w:tcPr>
-            <w:tcW w:w="494" w:type="dxa"/>
-          </w:tcPr>
-          <w:p>
-            <w:pPr>
-              <w:pStyle w:val="Compact"/>
-              <w:jc w:val="left"/>
-            </w:pPr>
-            <w:r>
-              <w:rPr>
-                <w:sz w:val="18"/>
-              </w:rPr>
+            <w:tcW w:w="704" w:type="dxa"/>
+          </w:tcPr>
+          <w:p>
+            <w:pPr>
+              <w:pStyle w:val="Compact"/>
+              <w:jc w:val="left"/>
+            </w:pPr>
+            <w:r>
               <w:t xml:space="preserve">44</w:t>
             </w:r>
           </w:p>
         </w:tc>
         <w:tc>
           <w:tcPr>
-            <w:tcW w:w="2474" w:type="dxa"/>
-          </w:tcPr>
-          <w:p>
-            <w:pPr>
-              <w:pStyle w:val="Compact"/>
-              <w:jc w:val="left"/>
-            </w:pPr>
-            <w:r>
-              <w:rPr>
-                <w:rStyle w:val="VerbatimChar"/>
-                <w:sz w:val="18"/>
+            <w:tcW w:w="2415" w:type="dxa"/>
+          </w:tcPr>
+          <w:p>
+            <w:pPr>
+              <w:pStyle w:val="Compact"/>
+              <w:jc w:val="left"/>
+            </w:pPr>
+            <w:r>
+              <w:rPr>
+                <w:rStyle w:val="VerbatimChar"/>
               </w:rPr>
               <w:t xml:space="preserve">glipizide-metformin</w:t>
             </w:r>
@@ -3631,34 +3116,28 @@
         </w:tc>
         <w:tc>
           <w:tcPr>
-            <w:tcW w:w="5670" w:type="dxa"/>
-          </w:tcPr>
-          <w:p>
-            <w:pPr>
-              <w:pStyle w:val="Compact"/>
-              <w:jc w:val="left"/>
-            </w:pPr>
-            <w:r>
-              <w:rPr>
-                <w:sz w:val="18"/>
-              </w:rPr>
+            <w:tcW w:w="5535" w:type="dxa"/>
+          </w:tcPr>
+          <w:p>
+            <w:pPr>
+              <w:pStyle w:val="Compact"/>
+              <w:jc w:val="left"/>
+            </w:pPr>
+            <w:r>
               <w:t xml:space="preserve">Whether this diabetes medication was prescribed and if the dose changed: No, Steady, Up, Down</w:t>
             </w:r>
           </w:p>
         </w:tc>
         <w:tc>
           <w:tcPr>
-            <w:tcW w:w="721" w:type="dxa"/>
-          </w:tcPr>
-          <w:p>
-            <w:pPr>
-              <w:pStyle w:val="Compact"/>
-              <w:jc w:val="left"/>
-            </w:pPr>
-            <w:r>
-              <w:rPr>
-                <w:sz w:val="18"/>
-              </w:rPr>
+            <w:tcW w:w="704" w:type="dxa"/>
+          </w:tcPr>
+          <w:p>
+            <w:pPr>
+              <w:pStyle w:val="Compact"/>
+              <w:jc w:val="left"/>
+            </w:pPr>
+            <w:r>
               <w:t xml:space="preserve">Ignored</w:t>
             </w:r>
           </w:p>
@@ -3667,34 +3146,30 @@
       <w:tr>
         <w:tc>
           <w:tcPr>
-            <w:tcW w:w="494" w:type="dxa"/>
-          </w:tcPr>
-          <w:p>
-            <w:pPr>
-              <w:pStyle w:val="Compact"/>
-              <w:jc w:val="left"/>
-            </w:pPr>
-            <w:r>
-              <w:rPr>
-                <w:sz w:val="18"/>
-              </w:rPr>
+            <w:tcW w:w="704" w:type="dxa"/>
+          </w:tcPr>
+          <w:p>
+            <w:pPr>
+              <w:pStyle w:val="Compact"/>
+              <w:jc w:val="left"/>
+            </w:pPr>
+            <w:r>
               <w:t xml:space="preserve">45</w:t>
             </w:r>
           </w:p>
         </w:tc>
         <w:tc>
           <w:tcPr>
-            <w:tcW w:w="2474" w:type="dxa"/>
-          </w:tcPr>
-          <w:p>
-            <w:pPr>
-              <w:pStyle w:val="Compact"/>
-              <w:jc w:val="left"/>
-            </w:pPr>
-            <w:r>
-              <w:rPr>
-                <w:rStyle w:val="VerbatimChar"/>
-                <w:sz w:val="18"/>
+            <w:tcW w:w="2415" w:type="dxa"/>
+          </w:tcPr>
+          <w:p>
+            <w:pPr>
+              <w:pStyle w:val="Compact"/>
+              <w:jc w:val="left"/>
+            </w:pPr>
+            <w:r>
+              <w:rPr>
+                <w:rStyle w:val="VerbatimChar"/>
               </w:rPr>
               <w:t xml:space="preserve">glimepiride-pioglitazone</w:t>
             </w:r>
@@ -3702,34 +3177,28 @@
         </w:tc>
         <w:tc>
           <w:tcPr>
-            <w:tcW w:w="5670" w:type="dxa"/>
-          </w:tcPr>
-          <w:p>
-            <w:pPr>
-              <w:pStyle w:val="Compact"/>
-              <w:jc w:val="left"/>
-            </w:pPr>
-            <w:r>
-              <w:rPr>
-                <w:sz w:val="18"/>
-              </w:rPr>
+            <w:tcW w:w="5535" w:type="dxa"/>
+          </w:tcPr>
+          <w:p>
+            <w:pPr>
+              <w:pStyle w:val="Compact"/>
+              <w:jc w:val="left"/>
+            </w:pPr>
+            <w:r>
               <w:t xml:space="preserve">Whether this diabetes medication was prescribed and if the dose changed: No, Steady, Up, Down</w:t>
             </w:r>
           </w:p>
         </w:tc>
         <w:tc>
           <w:tcPr>
-            <w:tcW w:w="721" w:type="dxa"/>
-          </w:tcPr>
-          <w:p>
-            <w:pPr>
-              <w:pStyle w:val="Compact"/>
-              <w:jc w:val="left"/>
-            </w:pPr>
-            <w:r>
-              <w:rPr>
-                <w:sz w:val="18"/>
-              </w:rPr>
+            <w:tcW w:w="704" w:type="dxa"/>
+          </w:tcPr>
+          <w:p>
+            <w:pPr>
+              <w:pStyle w:val="Compact"/>
+              <w:jc w:val="left"/>
+            </w:pPr>
+            <w:r>
               <w:t xml:space="preserve">Ignored</w:t>
             </w:r>
           </w:p>
@@ -3738,34 +3207,30 @@
       <w:tr>
         <w:tc>
           <w:tcPr>
-            <w:tcW w:w="494" w:type="dxa"/>
-          </w:tcPr>
-          <w:p>
-            <w:pPr>
-              <w:pStyle w:val="Compact"/>
-              <w:jc w:val="left"/>
-            </w:pPr>
-            <w:r>
-              <w:rPr>
-                <w:sz w:val="18"/>
-              </w:rPr>
+            <w:tcW w:w="704" w:type="dxa"/>
+          </w:tcPr>
+          <w:p>
+            <w:pPr>
+              <w:pStyle w:val="Compact"/>
+              <w:jc w:val="left"/>
+            </w:pPr>
+            <w:r>
               <w:t xml:space="preserve">46</w:t>
             </w:r>
           </w:p>
         </w:tc>
         <w:tc>
           <w:tcPr>
-            <w:tcW w:w="2474" w:type="dxa"/>
-          </w:tcPr>
-          <w:p>
-            <w:pPr>
-              <w:pStyle w:val="Compact"/>
-              <w:jc w:val="left"/>
-            </w:pPr>
-            <w:r>
-              <w:rPr>
-                <w:rStyle w:val="VerbatimChar"/>
-                <w:sz w:val="18"/>
+            <w:tcW w:w="2415" w:type="dxa"/>
+          </w:tcPr>
+          <w:p>
+            <w:pPr>
+              <w:pStyle w:val="Compact"/>
+              <w:jc w:val="left"/>
+            </w:pPr>
+            <w:r>
+              <w:rPr>
+                <w:rStyle w:val="VerbatimChar"/>
               </w:rPr>
               <w:t xml:space="preserve">metformin-rosiglitazone</w:t>
             </w:r>
@@ -3773,34 +3238,28 @@
         </w:tc>
         <w:tc>
           <w:tcPr>
-            <w:tcW w:w="5670" w:type="dxa"/>
-          </w:tcPr>
-          <w:p>
-            <w:pPr>
-              <w:pStyle w:val="Compact"/>
-              <w:jc w:val="left"/>
-            </w:pPr>
-            <w:r>
-              <w:rPr>
-                <w:sz w:val="18"/>
-              </w:rPr>
+            <w:tcW w:w="5535" w:type="dxa"/>
+          </w:tcPr>
+          <w:p>
+            <w:pPr>
+              <w:pStyle w:val="Compact"/>
+              <w:jc w:val="left"/>
+            </w:pPr>
+            <w:r>
               <w:t xml:space="preserve">Whether this diabetes medication was prescribed and if the dose changed: No, Steady, Up, Down</w:t>
             </w:r>
           </w:p>
         </w:tc>
         <w:tc>
           <w:tcPr>
-            <w:tcW w:w="721" w:type="dxa"/>
-          </w:tcPr>
-          <w:p>
-            <w:pPr>
-              <w:pStyle w:val="Compact"/>
-              <w:jc w:val="left"/>
-            </w:pPr>
-            <w:r>
-              <w:rPr>
-                <w:sz w:val="18"/>
-              </w:rPr>
+            <w:tcW w:w="704" w:type="dxa"/>
+          </w:tcPr>
+          <w:p>
+            <w:pPr>
+              <w:pStyle w:val="Compact"/>
+              <w:jc w:val="left"/>
+            </w:pPr>
+            <w:r>
               <w:t xml:space="preserve">Ignored</w:t>
             </w:r>
           </w:p>
@@ -3809,34 +3268,30 @@
       <w:tr>
         <w:tc>
           <w:tcPr>
-            <w:tcW w:w="494" w:type="dxa"/>
-          </w:tcPr>
-          <w:p>
-            <w:pPr>
-              <w:pStyle w:val="Compact"/>
-              <w:jc w:val="left"/>
-            </w:pPr>
-            <w:r>
-              <w:rPr>
-                <w:sz w:val="18"/>
-              </w:rPr>
+            <w:tcW w:w="704" w:type="dxa"/>
+          </w:tcPr>
+          <w:p>
+            <w:pPr>
+              <w:pStyle w:val="Compact"/>
+              <w:jc w:val="left"/>
+            </w:pPr>
+            <w:r>
               <w:t xml:space="preserve">47</w:t>
             </w:r>
           </w:p>
         </w:tc>
         <w:tc>
           <w:tcPr>
-            <w:tcW w:w="2474" w:type="dxa"/>
-          </w:tcPr>
-          <w:p>
-            <w:pPr>
-              <w:pStyle w:val="Compact"/>
-              <w:jc w:val="left"/>
-            </w:pPr>
-            <w:r>
-              <w:rPr>
-                <w:rStyle w:val="VerbatimChar"/>
-                <w:sz w:val="18"/>
+            <w:tcW w:w="2415" w:type="dxa"/>
+          </w:tcPr>
+          <w:p>
+            <w:pPr>
+              <w:pStyle w:val="Compact"/>
+              <w:jc w:val="left"/>
+            </w:pPr>
+            <w:r>
+              <w:rPr>
+                <w:rStyle w:val="VerbatimChar"/>
               </w:rPr>
               <w:t xml:space="preserve">metformin-pioglitazone</w:t>
             </w:r>
@@ -3844,34 +3299,28 @@
         </w:tc>
         <w:tc>
           <w:tcPr>
-            <w:tcW w:w="5670" w:type="dxa"/>
-          </w:tcPr>
-          <w:p>
-            <w:pPr>
-              <w:pStyle w:val="Compact"/>
-              <w:jc w:val="left"/>
-            </w:pPr>
-            <w:r>
-              <w:rPr>
-                <w:sz w:val="18"/>
-              </w:rPr>
+            <w:tcW w:w="5535" w:type="dxa"/>
+          </w:tcPr>
+          <w:p>
+            <w:pPr>
+              <w:pStyle w:val="Compact"/>
+              <w:jc w:val="left"/>
+            </w:pPr>
+            <w:r>
               <w:t xml:space="preserve">Whether this diabetes medication was prescribed and if the dose changed: No, Steady, Up, Down</w:t>
             </w:r>
           </w:p>
         </w:tc>
         <w:tc>
           <w:tcPr>
-            <w:tcW w:w="721" w:type="dxa"/>
-          </w:tcPr>
-          <w:p>
-            <w:pPr>
-              <w:pStyle w:val="Compact"/>
-              <w:jc w:val="left"/>
-            </w:pPr>
-            <w:r>
-              <w:rPr>
-                <w:sz w:val="18"/>
-              </w:rPr>
+            <w:tcW w:w="704" w:type="dxa"/>
+          </w:tcPr>
+          <w:p>
+            <w:pPr>
+              <w:pStyle w:val="Compact"/>
+              <w:jc w:val="left"/>
+            </w:pPr>
+            <w:r>
               <w:t xml:space="preserve">Ignored</w:t>
             </w:r>
           </w:p>
@@ -3880,34 +3329,30 @@
       <w:tr>
         <w:tc>
           <w:tcPr>
-            <w:tcW w:w="494" w:type="dxa"/>
-          </w:tcPr>
-          <w:p>
-            <w:pPr>
-              <w:pStyle w:val="Compact"/>
-              <w:jc w:val="left"/>
-            </w:pPr>
-            <w:r>
-              <w:rPr>
-                <w:sz w:val="18"/>
-              </w:rPr>
+            <w:tcW w:w="704" w:type="dxa"/>
+          </w:tcPr>
+          <w:p>
+            <w:pPr>
+              <w:pStyle w:val="Compact"/>
+              <w:jc w:val="left"/>
+            </w:pPr>
+            <w:r>
               <w:t xml:space="preserve">48</w:t>
             </w:r>
           </w:p>
         </w:tc>
         <w:tc>
           <w:tcPr>
-            <w:tcW w:w="2474" w:type="dxa"/>
-          </w:tcPr>
-          <w:p>
-            <w:pPr>
-              <w:pStyle w:val="Compact"/>
-              <w:jc w:val="left"/>
-            </w:pPr>
-            <w:r>
-              <w:rPr>
-                <w:rStyle w:val="VerbatimChar"/>
-                <w:sz w:val="18"/>
+            <w:tcW w:w="2415" w:type="dxa"/>
+          </w:tcPr>
+          <w:p>
+            <w:pPr>
+              <w:pStyle w:val="Compact"/>
+              <w:jc w:val="left"/>
+            </w:pPr>
+            <w:r>
+              <w:rPr>
+                <w:rStyle w:val="VerbatimChar"/>
               </w:rPr>
               <w:t xml:space="preserve">change</w:t>
             </w:r>
@@ -3915,34 +3360,28 @@
         </w:tc>
         <w:tc>
           <w:tcPr>
-            <w:tcW w:w="5670" w:type="dxa"/>
-          </w:tcPr>
-          <w:p>
-            <w:pPr>
-              <w:pStyle w:val="Compact"/>
-              <w:jc w:val="left"/>
-            </w:pPr>
-            <w:r>
-              <w:rPr>
-                <w:sz w:val="18"/>
-              </w:rPr>
+            <w:tcW w:w="5535" w:type="dxa"/>
+          </w:tcPr>
+          <w:p>
+            <w:pPr>
+              <w:pStyle w:val="Compact"/>
+              <w:jc w:val="left"/>
+            </w:pPr>
+            <w:r>
               <w:t xml:space="preserve">Whether any diabetes medication changed during the encounter: Ch, No</w:t>
             </w:r>
           </w:p>
         </w:tc>
         <w:tc>
           <w:tcPr>
-            <w:tcW w:w="721" w:type="dxa"/>
-          </w:tcPr>
-          <w:p>
-            <w:pPr>
-              <w:pStyle w:val="Compact"/>
-              <w:jc w:val="left"/>
-            </w:pPr>
-            <w:r>
-              <w:rPr>
-                <w:sz w:val="18"/>
-              </w:rPr>
+            <w:tcW w:w="704" w:type="dxa"/>
+          </w:tcPr>
+          <w:p>
+            <w:pPr>
+              <w:pStyle w:val="Compact"/>
+              <w:jc w:val="left"/>
+            </w:pPr>
+            <w:r>
               <w:t xml:space="preserve">Ignored</w:t>
             </w:r>
           </w:p>
@@ -3951,34 +3390,30 @@
       <w:tr>
         <w:tc>
           <w:tcPr>
-            <w:tcW w:w="494" w:type="dxa"/>
-          </w:tcPr>
-          <w:p>
-            <w:pPr>
-              <w:pStyle w:val="Compact"/>
-              <w:jc w:val="left"/>
-            </w:pPr>
-            <w:r>
-              <w:rPr>
-                <w:sz w:val="18"/>
-              </w:rPr>
+            <w:tcW w:w="704" w:type="dxa"/>
+          </w:tcPr>
+          <w:p>
+            <w:pPr>
+              <w:pStyle w:val="Compact"/>
+              <w:jc w:val="left"/>
+            </w:pPr>
+            <w:r>
               <w:t xml:space="preserve">49</w:t>
             </w:r>
           </w:p>
         </w:tc>
         <w:tc>
           <w:tcPr>
-            <w:tcW w:w="2474" w:type="dxa"/>
-          </w:tcPr>
-          <w:p>
-            <w:pPr>
-              <w:pStyle w:val="Compact"/>
-              <w:jc w:val="left"/>
-            </w:pPr>
-            <w:r>
-              <w:rPr>
-                <w:rStyle w:val="VerbatimChar"/>
-                <w:sz w:val="18"/>
+            <w:tcW w:w="2415" w:type="dxa"/>
+          </w:tcPr>
+          <w:p>
+            <w:pPr>
+              <w:pStyle w:val="Compact"/>
+              <w:jc w:val="left"/>
+            </w:pPr>
+            <w:r>
+              <w:rPr>
+                <w:rStyle w:val="VerbatimChar"/>
               </w:rPr>
               <w:t xml:space="preserve">diabetesMed</w:t>
             </w:r>
@@ -3986,34 +3421,28 @@
         </w:tc>
         <w:tc>
           <w:tcPr>
-            <w:tcW w:w="5670" w:type="dxa"/>
-          </w:tcPr>
-          <w:p>
-            <w:pPr>
-              <w:pStyle w:val="Compact"/>
-              <w:jc w:val="left"/>
-            </w:pPr>
-            <w:r>
-              <w:rPr>
-                <w:sz w:val="18"/>
-              </w:rPr>
+            <w:tcW w:w="5535" w:type="dxa"/>
+          </w:tcPr>
+          <w:p>
+            <w:pPr>
+              <w:pStyle w:val="Compact"/>
+              <w:jc w:val="left"/>
+            </w:pPr>
+            <w:r>
               <w:t xml:space="preserve">Whether any diabetes medication was prescribed: Yes/No</w:t>
             </w:r>
           </w:p>
         </w:tc>
         <w:tc>
           <w:tcPr>
-            <w:tcW w:w="721" w:type="dxa"/>
-          </w:tcPr>
-          <w:p>
-            <w:pPr>
-              <w:pStyle w:val="Compact"/>
-              <w:jc w:val="left"/>
-            </w:pPr>
-            <w:r>
-              <w:rPr>
-                <w:sz w:val="18"/>
-              </w:rPr>
+            <w:tcW w:w="704" w:type="dxa"/>
+          </w:tcPr>
+          <w:p>
+            <w:pPr>
+              <w:pStyle w:val="Compact"/>
+              <w:jc w:val="left"/>
+            </w:pPr>
+            <w:r>
               <w:t xml:space="preserve">Used</w:t>
             </w:r>
           </w:p>
@@ -4022,34 +3451,30 @@
       <w:tr>
         <w:tc>
           <w:tcPr>
-            <w:tcW w:w="494" w:type="dxa"/>
-          </w:tcPr>
-          <w:p>
-            <w:pPr>
-              <w:pStyle w:val="Compact"/>
-              <w:jc w:val="left"/>
-            </w:pPr>
-            <w:r>
-              <w:rPr>
-                <w:sz w:val="18"/>
-              </w:rPr>
+            <w:tcW w:w="704" w:type="dxa"/>
+          </w:tcPr>
+          <w:p>
+            <w:pPr>
+              <w:pStyle w:val="Compact"/>
+              <w:jc w:val="left"/>
+            </w:pPr>
+            <w:r>
               <w:t xml:space="preserve">50</w:t>
             </w:r>
           </w:p>
         </w:tc>
         <w:tc>
           <w:tcPr>
-            <w:tcW w:w="2474" w:type="dxa"/>
-          </w:tcPr>
-          <w:p>
-            <w:pPr>
-              <w:pStyle w:val="Compact"/>
-              <w:jc w:val="left"/>
-            </w:pPr>
-            <w:r>
-              <w:rPr>
-                <w:rStyle w:val="VerbatimChar"/>
-                <w:sz w:val="18"/>
+            <w:tcW w:w="2415" w:type="dxa"/>
+          </w:tcPr>
+          <w:p>
+            <w:pPr>
+              <w:pStyle w:val="Compact"/>
+              <w:jc w:val="left"/>
+            </w:pPr>
+            <w:r>
+              <w:rPr>
+                <w:rStyle w:val="VerbatimChar"/>
               </w:rPr>
               <w:t xml:space="preserve">readmitted</w:t>
             </w:r>
@@ -4057,34 +3482,28 @@
         </w:tc>
         <w:tc>
           <w:tcPr>
-            <w:tcW w:w="5670" w:type="dxa"/>
-          </w:tcPr>
-          <w:p>
-            <w:pPr>
-              <w:pStyle w:val="Compact"/>
-              <w:jc w:val="left"/>
-            </w:pPr>
-            <w:r>
-              <w:rPr>
-                <w:sz w:val="18"/>
-              </w:rPr>
+            <w:tcW w:w="5535" w:type="dxa"/>
+          </w:tcPr>
+          <w:p>
+            <w:pPr>
+              <w:pStyle w:val="Compact"/>
+              <w:jc w:val="left"/>
+            </w:pPr>
+            <w:r>
               <w:t xml:space="preserve">Readmission: NO, &gt;30 (after 30 days), &lt;30 (within 30 days)</w:t>
             </w:r>
           </w:p>
         </w:tc>
         <w:tc>
           <w:tcPr>
-            <w:tcW w:w="721" w:type="dxa"/>
-          </w:tcPr>
-          <w:p>
-            <w:pPr>
-              <w:pStyle w:val="Compact"/>
-              <w:jc w:val="left"/>
-            </w:pPr>
-            <w:r>
-              <w:rPr>
-                <w:sz w:val="18"/>
-              </w:rPr>
+            <w:tcW w:w="704" w:type="dxa"/>
+          </w:tcPr>
+          <w:p>
+            <w:pPr>
+              <w:pStyle w:val="Compact"/>
+              <w:jc w:val="left"/>
+            </w:pPr>
+            <w:r>
               <w:t xml:space="preserve">Used</w:t>
             </w:r>
           </w:p>
@@ -4271,9 +3690,9 @@
     </w:p>
     <w:tbl>
       <w:tblPr>
+        <w:tblStyle w:val="Table"/>
         <w:tblLook w:firstRow="1" w:lastRow="0" w:firstColumn="0" w:lastColumn="0" w:noHBand="0" w:noVBand="0" w:val="0020"/>
         <w:jc w:val="start"/>
-        <w:tblLayout w:type="fixed"/>
         <w:tblW w:w="9360" w:type="dxa"/>
       </w:tblPr>
       <w:tblGrid>
@@ -4296,9 +3715,6 @@
               <w:jc w:val="left"/>
             </w:pPr>
             <w:r>
-              <w:rPr>
-                <w:sz w:val="18"/>
-              </w:rPr>
               <w:t xml:space="preserve">Attribute</w:t>
             </w:r>
           </w:p>
@@ -4313,9 +3729,6 @@
               <w:jc w:val="left"/>
             </w:pPr>
             <w:r>
-              <w:rPr>
-                <w:sz w:val="18"/>
-              </w:rPr>
               <w:t xml:space="preserve">Rows affected</w:t>
             </w:r>
           </w:p>
@@ -4330,9 +3743,6 @@
               <w:jc w:val="left"/>
             </w:pPr>
             <w:r>
-              <w:rPr>
-                <w:sz w:val="18"/>
-              </w:rPr>
               <w:t xml:space="preserve">Written as</w:t>
             </w:r>
           </w:p>
@@ -4347,9 +3757,6 @@
               <w:jc w:val="left"/>
             </w:pPr>
             <w:r>
-              <w:rPr>
-                <w:sz w:val="18"/>
-              </w:rPr>
               <w:t xml:space="preserve">Handling</w:t>
             </w:r>
           </w:p>
@@ -4368,7 +3775,6 @@
             <w:r>
               <w:rPr>
                 <w:rStyle w:val="VerbatimChar"/>
-                <w:sz w:val="18"/>
               </w:rPr>
               <w:t xml:space="preserve">weight</w:t>
             </w:r>
@@ -4384,9 +3790,6 @@
               <w:jc w:val="left"/>
             </w:pPr>
             <w:r>
-              <w:rPr>
-                <w:sz w:val="18"/>
-              </w:rPr>
               <w:t xml:space="preserve">98,569 (96.9%)</w:t>
             </w:r>
           </w:p>
@@ -4403,7 +3806,6 @@
             <w:r>
               <w:rPr>
                 <w:rStyle w:val="VerbatimChar"/>
-                <w:sz w:val="18"/>
               </w:rPr>
               <w:t xml:space="preserve">?</w:t>
             </w:r>
@@ -4419,9 +3821,6 @@
               <w:jc w:val="left"/>
             </w:pPr>
             <w:r>
-              <w:rPr>
-                <w:sz w:val="18"/>
-              </w:rPr>
               <w:t xml:space="preserve">Loaded as NULL</w:t>
             </w:r>
           </w:p>
@@ -4440,7 +3839,6 @@
             <w:r>
               <w:rPr>
                 <w:rStyle w:val="VerbatimChar"/>
-                <w:sz w:val="18"/>
               </w:rPr>
               <w:t xml:space="preserve">max_glu_serum</w:t>
             </w:r>
@@ -4456,9 +3854,6 @@
               <w:jc w:val="left"/>
             </w:pPr>
             <w:r>
-              <w:rPr>
-                <w:sz w:val="18"/>
-              </w:rPr>
               <w:t xml:space="preserve">96,420 (94.7%)</w:t>
             </w:r>
           </w:p>
@@ -4475,7 +3870,6 @@
             <w:r>
               <w:rPr>
                 <w:rStyle w:val="VerbatimChar"/>
-                <w:sz w:val="18"/>
               </w:rPr>
               <w:t xml:space="preserve">None</w:t>
             </w:r>
@@ -4491,9 +3885,6 @@
               <w:jc w:val="left"/>
             </w:pPr>
             <w:r>
-              <w:rPr>
-                <w:sz w:val="18"/>
-              </w:rPr>
               <w:t xml:space="preserve">NULL = test not measured</w:t>
             </w:r>
           </w:p>
@@ -4512,7 +3903,6 @@
             <w:r>
               <w:rPr>
                 <w:rStyle w:val="VerbatimChar"/>
-                <w:sz w:val="18"/>
               </w:rPr>
               <w:t xml:space="preserve">A1Cresult</w:t>
             </w:r>
@@ -4528,9 +3918,6 @@
               <w:jc w:val="left"/>
             </w:pPr>
             <w:r>
-              <w:rPr>
-                <w:sz w:val="18"/>
-              </w:rPr>
               <w:t xml:space="preserve">84,748 (83.3%)</w:t>
             </w:r>
           </w:p>
@@ -4547,7 +3934,6 @@
             <w:r>
               <w:rPr>
                 <w:rStyle w:val="VerbatimChar"/>
-                <w:sz w:val="18"/>
               </w:rPr>
               <w:t xml:space="preserve">None</w:t>
             </w:r>
@@ -4563,9 +3949,6 @@
               <w:jc w:val="left"/>
             </w:pPr>
             <w:r>
-              <w:rPr>
-                <w:sz w:val="18"/>
-              </w:rPr>
               <w:t xml:space="preserve">NULL = test not measured</w:t>
             </w:r>
           </w:p>
@@ -4584,7 +3967,6 @@
             <w:r>
               <w:rPr>
                 <w:rStyle w:val="VerbatimChar"/>
-                <w:sz w:val="18"/>
               </w:rPr>
               <w:t xml:space="preserve">medical_specialty</w:t>
             </w:r>
@@ -4600,9 +3982,6 @@
               <w:jc w:val="left"/>
             </w:pPr>
             <w:r>
-              <w:rPr>
-                <w:sz w:val="18"/>
-              </w:rPr>
               <w:t xml:space="preserve">49,949 (49.1%)</w:t>
             </w:r>
           </w:p>
@@ -4619,7 +3998,6 @@
             <w:r>
               <w:rPr>
                 <w:rStyle w:val="VerbatimChar"/>
-                <w:sz w:val="18"/>
               </w:rPr>
               <w:t xml:space="preserve">?</w:t>
             </w:r>
@@ -4635,9 +4013,6 @@
               <w:jc w:val="left"/>
             </w:pPr>
             <w:r>
-              <w:rPr>
-                <w:sz w:val="18"/>
-              </w:rPr>
               <w:t xml:space="preserve">Loaded as NULL</w:t>
             </w:r>
           </w:p>
@@ -4656,7 +4031,6 @@
             <w:r>
               <w:rPr>
                 <w:rStyle w:val="VerbatimChar"/>
-                <w:sz w:val="18"/>
               </w:rPr>
               <w:t xml:space="preserve">payer_code</w:t>
             </w:r>
@@ -4672,9 +4046,6 @@
               <w:jc w:val="left"/>
             </w:pPr>
             <w:r>
-              <w:rPr>
-                <w:sz w:val="18"/>
-              </w:rPr>
               <w:t xml:space="preserve">40,256 (39.6%)</w:t>
             </w:r>
           </w:p>
@@ -4691,7 +4062,6 @@
             <w:r>
               <w:rPr>
                 <w:rStyle w:val="VerbatimChar"/>
-                <w:sz w:val="18"/>
               </w:rPr>
               <w:t xml:space="preserve">?</w:t>
             </w:r>
@@ -4707,9 +4077,6 @@
               <w:jc w:val="left"/>
             </w:pPr>
             <w:r>
-              <w:rPr>
-                <w:sz w:val="18"/>
-              </w:rPr>
               <w:t xml:space="preserve">Loaded as NULL</w:t>
             </w:r>
           </w:p>
@@ -4728,7 +4095,6 @@
             <w:r>
               <w:rPr>
                 <w:rStyle w:val="VerbatimChar"/>
-                <w:sz w:val="18"/>
               </w:rPr>
               <w:t xml:space="preserve">race</w:t>
             </w:r>
@@ -4744,9 +4110,6 @@
               <w:jc w:val="left"/>
             </w:pPr>
             <w:r>
-              <w:rPr>
-                <w:sz w:val="18"/>
-              </w:rPr>
               <w:t xml:space="preserve">2,273 (2.2%)</w:t>
             </w:r>
           </w:p>
@@ -4763,7 +4126,6 @@
             <w:r>
               <w:rPr>
                 <w:rStyle w:val="VerbatimChar"/>
-                <w:sz w:val="18"/>
               </w:rPr>
               <w:t xml:space="preserve">?</w:t>
             </w:r>
@@ -4779,9 +4141,6 @@
               <w:jc w:val="left"/>
             </w:pPr>
             <w:r>
-              <w:rPr>
-                <w:sz w:val="18"/>
-              </w:rPr>
               <w:t xml:space="preserve">Loaded as NULL</w:t>
             </w:r>
           </w:p>
@@ -4800,57 +4159,36 @@
             <w:r>
               <w:rPr>
                 <w:rStyle w:val="VerbatimChar"/>
-                <w:sz w:val="18"/>
               </w:rPr>
               <w:t xml:space="preserve">diag_3</w:t>
             </w:r>
             <w:r>
-              <w:rPr>
-                <w:sz w:val="18"/>
-              </w:rPr>
               <w:t xml:space="preserve"> </w:t>
             </w:r>
             <w:r>
-              <w:rPr>
-                <w:sz w:val="18"/>
-              </w:rPr>
               <w:t xml:space="preserve">/</w:t>
             </w:r>
             <w:r>
-              <w:rPr>
-                <w:sz w:val="18"/>
-              </w:rPr>
               <w:t xml:space="preserve"> </w:t>
             </w:r>
             <w:r>
               <w:rPr>
                 <w:rStyle w:val="VerbatimChar"/>
-                <w:sz w:val="18"/>
               </w:rPr>
               <w:t xml:space="preserve">diag_2</w:t>
             </w:r>
             <w:r>
-              <w:rPr>
-                <w:sz w:val="18"/>
-              </w:rPr>
               <w:t xml:space="preserve"> </w:t>
             </w:r>
             <w:r>
-              <w:rPr>
-                <w:sz w:val="18"/>
-              </w:rPr>
               <w:t xml:space="preserve">/</w:t>
             </w:r>
             <w:r>
-              <w:rPr>
-                <w:sz w:val="18"/>
-              </w:rPr>
               <w:t xml:space="preserve"> </w:t>
             </w:r>
             <w:r>
               <w:rPr>
                 <w:rStyle w:val="VerbatimChar"/>
-                <w:sz w:val="18"/>
               </w:rPr>
               <w:t xml:space="preserve">diag_1</w:t>
             </w:r>
@@ -4866,9 +4204,6 @@
               <w:jc w:val="left"/>
             </w:pPr>
             <w:r>
-              <w:rPr>
-                <w:sz w:val="18"/>
-              </w:rPr>
               <w:t xml:space="preserve">1,423 / 358 / 21</w:t>
             </w:r>
           </w:p>
@@ -4885,7 +4220,6 @@
             <w:r>
               <w:rPr>
                 <w:rStyle w:val="VerbatimChar"/>
-                <w:sz w:val="18"/>
               </w:rPr>
               <w:t xml:space="preserve">?</w:t>
             </w:r>
@@ -4901,9 +4235,6 @@
               <w:jc w:val="left"/>
             </w:pPr>
             <w:r>
-              <w:rPr>
-                <w:sz w:val="18"/>
-              </w:rPr>
               <w:t xml:space="preserve">No diagnosis row is created for an empty slot</w:t>
             </w:r>
           </w:p>
@@ -4922,7 +4253,6 @@
             <w:r>
               <w:rPr>
                 <w:rStyle w:val="VerbatimChar"/>
-                <w:sz w:val="18"/>
               </w:rPr>
               <w:t xml:space="preserve">gender</w:t>
             </w:r>
@@ -4938,9 +4268,6 @@
               <w:jc w:val="left"/>
             </w:pPr>
             <w:r>
-              <w:rPr>
-                <w:sz w:val="18"/>
-              </w:rPr>
               <w:t xml:space="preserve">3</w:t>
             </w:r>
           </w:p>
@@ -4957,7 +4284,6 @@
             <w:r>
               <w:rPr>
                 <w:rStyle w:val="VerbatimChar"/>
-                <w:sz w:val="18"/>
               </w:rPr>
               <w:t xml:space="preserve">Unknown/Invalid</w:t>
             </w:r>
@@ -4973,9 +4299,6 @@
               <w:jc w:val="left"/>
             </w:pPr>
             <w:r>
-              <w:rPr>
-                <w:sz w:val="18"/>
-              </w:rPr>
               <w:t xml:space="preserve">Loaded as NULL</w:t>
             </w:r>
           </w:p>
@@ -6088,17 +5411,17 @@
     </w:p>
     <w:tbl>
       <w:tblPr>
+        <w:tblStyle w:val="Table"/>
         <w:tblLook w:firstRow="1" w:lastRow="0" w:firstColumn="0" w:lastColumn="0" w:noHBand="0" w:noVBand="0" w:val="0020"/>
         <w:jc w:val="start"/>
-        <w:tblLayout w:type="fixed"/>
         <w:tblW w:w="9360" w:type="dxa"/>
       </w:tblPr>
       <w:tblGrid>
-        <w:gridCol w:w="1163"/>
-        <w:gridCol w:w="3046"/>
-        <w:gridCol w:w="1606"/>
-        <w:gridCol w:w="3046"/>
-        <w:gridCol w:w="498"/>
+        <w:gridCol w:w="1145"/>
+        <w:gridCol w:w="3000"/>
+        <w:gridCol w:w="1582"/>
+        <w:gridCol w:w="3000"/>
+        <w:gridCol w:w="630"/>
       </w:tblGrid>
       <w:tr>
         <w:trPr>
@@ -6106,85 +5429,70 @@
         </w:trPr>
         <w:tc>
           <w:tcPr>
-            <w:tcW w:w="1163" w:type="dxa"/>
-          </w:tcPr>
-          <w:p>
-            <w:pPr>
-              <w:pStyle w:val="Compact"/>
-              <w:jc w:val="left"/>
-            </w:pPr>
-            <w:r>
-              <w:rPr>
-                <w:sz w:val="18"/>
-              </w:rPr>
+            <w:tcW w:w="1145" w:type="dxa"/>
+          </w:tcPr>
+          <w:p>
+            <w:pPr>
+              <w:pStyle w:val="Compact"/>
+              <w:jc w:val="left"/>
+            </w:pPr>
+            <w:r>
               <w:t xml:space="preserve">Table</w:t>
             </w:r>
           </w:p>
         </w:tc>
         <w:tc>
           <w:tcPr>
-            <w:tcW w:w="3046" w:type="dxa"/>
-          </w:tcPr>
-          <w:p>
-            <w:pPr>
-              <w:pStyle w:val="Compact"/>
-              <w:jc w:val="left"/>
-            </w:pPr>
-            <w:r>
-              <w:rPr>
-                <w:sz w:val="18"/>
-              </w:rPr>
+            <w:tcW w:w="3000" w:type="dxa"/>
+          </w:tcPr>
+          <w:p>
+            <w:pPr>
+              <w:pStyle w:val="Compact"/>
+              <w:jc w:val="left"/>
+            </w:pPr>
+            <w:r>
               <w:t xml:space="preserve">Attributes</w:t>
             </w:r>
           </w:p>
         </w:tc>
         <w:tc>
           <w:tcPr>
-            <w:tcW w:w="1606" w:type="dxa"/>
-          </w:tcPr>
-          <w:p>
-            <w:pPr>
-              <w:pStyle w:val="Compact"/>
-              <w:jc w:val="left"/>
-            </w:pPr>
-            <w:r>
-              <w:rPr>
-                <w:sz w:val="18"/>
-              </w:rPr>
+            <w:tcW w:w="1582" w:type="dxa"/>
+          </w:tcPr>
+          <w:p>
+            <w:pPr>
+              <w:pStyle w:val="Compact"/>
+              <w:jc w:val="left"/>
+            </w:pPr>
+            <w:r>
               <w:t xml:space="preserve">Primary key</w:t>
             </w:r>
           </w:p>
         </w:tc>
         <w:tc>
           <w:tcPr>
-            <w:tcW w:w="3046" w:type="dxa"/>
-          </w:tcPr>
-          <w:p>
-            <w:pPr>
-              <w:pStyle w:val="Compact"/>
-              <w:jc w:val="left"/>
-            </w:pPr>
-            <w:r>
-              <w:rPr>
-                <w:sz w:val="18"/>
-              </w:rPr>
+            <w:tcW w:w="3000" w:type="dxa"/>
+          </w:tcPr>
+          <w:p>
+            <w:pPr>
+              <w:pStyle w:val="Compact"/>
+              <w:jc w:val="left"/>
+            </w:pPr>
+            <w:r>
               <w:t xml:space="preserve">Foreign keys</w:t>
             </w:r>
           </w:p>
         </w:tc>
         <w:tc>
           <w:tcPr>
-            <w:tcW w:w="498" w:type="dxa"/>
-          </w:tcPr>
-          <w:p>
-            <w:pPr>
-              <w:pStyle w:val="Compact"/>
-              <w:jc w:val="left"/>
-            </w:pPr>
-            <w:r>
-              <w:rPr>
-                <w:sz w:val="18"/>
-              </w:rPr>
+            <w:tcW w:w="630" w:type="dxa"/>
+          </w:tcPr>
+          <w:p>
+            <w:pPr>
+              <w:pStyle w:val="Compact"/>
+              <w:jc w:val="left"/>
+            </w:pPr>
+            <w:r>
               <w:t xml:space="preserve">Rows</w:t>
             </w:r>
           </w:p>
@@ -6193,17 +5501,16 @@
       <w:tr>
         <w:tc>
           <w:tcPr>
-            <w:tcW w:w="1163" w:type="dxa"/>
-          </w:tcPr>
-          <w:p>
-            <w:pPr>
-              <w:pStyle w:val="Compact"/>
-              <w:jc w:val="left"/>
-            </w:pPr>
-            <w:r>
-              <w:rPr>
-                <w:rStyle w:val="VerbatimChar"/>
-                <w:sz w:val="18"/>
+            <w:tcW w:w="1145" w:type="dxa"/>
+          </w:tcPr>
+          <w:p>
+            <w:pPr>
+              <w:pStyle w:val="Compact"/>
+              <w:jc w:val="left"/>
+            </w:pPr>
+            <w:r>
+              <w:rPr>
+                <w:rStyle w:val="VerbatimChar"/>
               </w:rPr>
               <w:t xml:space="preserve">patient</w:t>
             </w:r>
@@ -6211,68 +5518,56 @@
         </w:tc>
         <w:tc>
           <w:tcPr>
-            <w:tcW w:w="3046" w:type="dxa"/>
-          </w:tcPr>
-          <w:p>
-            <w:pPr>
-              <w:pStyle w:val="Compact"/>
-              <w:jc w:val="left"/>
-            </w:pPr>
-            <w:r>
-              <w:rPr>
-                <w:sz w:val="18"/>
-              </w:rPr>
+            <w:tcW w:w="3000" w:type="dxa"/>
+          </w:tcPr>
+          <w:p>
+            <w:pPr>
+              <w:pStyle w:val="Compact"/>
+              <w:jc w:val="left"/>
+            </w:pPr>
+            <w:r>
               <w:t xml:space="preserve">patient_nbr, race, gender</w:t>
             </w:r>
           </w:p>
         </w:tc>
         <w:tc>
           <w:tcPr>
-            <w:tcW w:w="1606" w:type="dxa"/>
-          </w:tcPr>
-          <w:p>
-            <w:pPr>
-              <w:pStyle w:val="Compact"/>
-              <w:jc w:val="left"/>
-            </w:pPr>
-            <w:r>
-              <w:rPr>
-                <w:sz w:val="18"/>
-              </w:rPr>
+            <w:tcW w:w="1582" w:type="dxa"/>
+          </w:tcPr>
+          <w:p>
+            <w:pPr>
+              <w:pStyle w:val="Compact"/>
+              <w:jc w:val="left"/>
+            </w:pPr>
+            <w:r>
               <w:t xml:space="preserve">patient_nbr</w:t>
             </w:r>
           </w:p>
         </w:tc>
         <w:tc>
           <w:tcPr>
-            <w:tcW w:w="3046" w:type="dxa"/>
-          </w:tcPr>
-          <w:p>
-            <w:pPr>
-              <w:pStyle w:val="Compact"/>
-              <w:jc w:val="left"/>
-            </w:pPr>
-            <w:r>
-              <w:rPr>
-                <w:sz w:val="18"/>
-              </w:rPr>
+            <w:tcW w:w="3000" w:type="dxa"/>
+          </w:tcPr>
+          <w:p>
+            <w:pPr>
+              <w:pStyle w:val="Compact"/>
+              <w:jc w:val="left"/>
+            </w:pPr>
+            <w:r>
               <w:t xml:space="preserve">none</w:t>
             </w:r>
           </w:p>
         </w:tc>
         <w:tc>
           <w:tcPr>
-            <w:tcW w:w="498" w:type="dxa"/>
-          </w:tcPr>
-          <w:p>
-            <w:pPr>
-              <w:pStyle w:val="Compact"/>
-              <w:jc w:val="left"/>
-            </w:pPr>
-            <w:r>
-              <w:rPr>
-                <w:sz w:val="18"/>
-              </w:rPr>
+            <w:tcW w:w="630" w:type="dxa"/>
+          </w:tcPr>
+          <w:p>
+            <w:pPr>
+              <w:pStyle w:val="Compact"/>
+              <w:jc w:val="left"/>
+            </w:pPr>
+            <w:r>
               <w:t xml:space="preserve">71,518</w:t>
             </w:r>
           </w:p>
@@ -6281,17 +5576,16 @@
       <w:tr>
         <w:tc>
           <w:tcPr>
-            <w:tcW w:w="1163" w:type="dxa"/>
-          </w:tcPr>
-          <w:p>
-            <w:pPr>
-              <w:pStyle w:val="Compact"/>
-              <w:jc w:val="left"/>
-            </w:pPr>
-            <w:r>
-              <w:rPr>
-                <w:rStyle w:val="VerbatimChar"/>
-                <w:sz w:val="18"/>
+            <w:tcW w:w="1145" w:type="dxa"/>
+          </w:tcPr>
+          <w:p>
+            <w:pPr>
+              <w:pStyle w:val="Compact"/>
+              <w:jc w:val="left"/>
+            </w:pPr>
+            <w:r>
+              <w:rPr>
+                <w:rStyle w:val="VerbatimChar"/>
               </w:rPr>
               <w:t xml:space="preserve">admission_type</w:t>
             </w:r>
@@ -6299,68 +5593,56 @@
         </w:tc>
         <w:tc>
           <w:tcPr>
-            <w:tcW w:w="3046" w:type="dxa"/>
-          </w:tcPr>
-          <w:p>
-            <w:pPr>
-              <w:pStyle w:val="Compact"/>
-              <w:jc w:val="left"/>
-            </w:pPr>
-            <w:r>
-              <w:rPr>
-                <w:sz w:val="18"/>
-              </w:rPr>
+            <w:tcW w:w="3000" w:type="dxa"/>
+          </w:tcPr>
+          <w:p>
+            <w:pPr>
+              <w:pStyle w:val="Compact"/>
+              <w:jc w:val="left"/>
+            </w:pPr>
+            <w:r>
               <w:t xml:space="preserve">admission_type_id, description</w:t>
             </w:r>
           </w:p>
         </w:tc>
         <w:tc>
           <w:tcPr>
-            <w:tcW w:w="1606" w:type="dxa"/>
-          </w:tcPr>
-          <w:p>
-            <w:pPr>
-              <w:pStyle w:val="Compact"/>
-              <w:jc w:val="left"/>
-            </w:pPr>
-            <w:r>
-              <w:rPr>
-                <w:sz w:val="18"/>
-              </w:rPr>
+            <w:tcW w:w="1582" w:type="dxa"/>
+          </w:tcPr>
+          <w:p>
+            <w:pPr>
+              <w:pStyle w:val="Compact"/>
+              <w:jc w:val="left"/>
+            </w:pPr>
+            <w:r>
               <w:t xml:space="preserve">admission_type_id</w:t>
             </w:r>
           </w:p>
         </w:tc>
         <w:tc>
           <w:tcPr>
-            <w:tcW w:w="3046" w:type="dxa"/>
-          </w:tcPr>
-          <w:p>
-            <w:pPr>
-              <w:pStyle w:val="Compact"/>
-              <w:jc w:val="left"/>
-            </w:pPr>
-            <w:r>
-              <w:rPr>
-                <w:sz w:val="18"/>
-              </w:rPr>
+            <w:tcW w:w="3000" w:type="dxa"/>
+          </w:tcPr>
+          <w:p>
+            <w:pPr>
+              <w:pStyle w:val="Compact"/>
+              <w:jc w:val="left"/>
+            </w:pPr>
+            <w:r>
               <w:t xml:space="preserve">none</w:t>
             </w:r>
           </w:p>
         </w:tc>
         <w:tc>
           <w:tcPr>
-            <w:tcW w:w="498" w:type="dxa"/>
-          </w:tcPr>
-          <w:p>
-            <w:pPr>
-              <w:pStyle w:val="Compact"/>
-              <w:jc w:val="left"/>
-            </w:pPr>
-            <w:r>
-              <w:rPr>
-                <w:sz w:val="18"/>
-              </w:rPr>
+            <w:tcW w:w="630" w:type="dxa"/>
+          </w:tcPr>
+          <w:p>
+            <w:pPr>
+              <w:pStyle w:val="Compact"/>
+              <w:jc w:val="left"/>
+            </w:pPr>
+            <w:r>
               <w:t xml:space="preserve">8</w:t>
             </w:r>
           </w:p>
@@ -6369,17 +5651,16 @@
       <w:tr>
         <w:tc>
           <w:tcPr>
-            <w:tcW w:w="1163" w:type="dxa"/>
-          </w:tcPr>
-          <w:p>
-            <w:pPr>
-              <w:pStyle w:val="Compact"/>
-              <w:jc w:val="left"/>
-            </w:pPr>
-            <w:r>
-              <w:rPr>
-                <w:rStyle w:val="VerbatimChar"/>
-                <w:sz w:val="18"/>
+            <w:tcW w:w="1145" w:type="dxa"/>
+          </w:tcPr>
+          <w:p>
+            <w:pPr>
+              <w:pStyle w:val="Compact"/>
+              <w:jc w:val="left"/>
+            </w:pPr>
+            <w:r>
+              <w:rPr>
+                <w:rStyle w:val="VerbatimChar"/>
               </w:rPr>
               <w:t xml:space="preserve">discharge_disposition</w:t>
             </w:r>
@@ -6387,68 +5668,56 @@
         </w:tc>
         <w:tc>
           <w:tcPr>
-            <w:tcW w:w="3046" w:type="dxa"/>
-          </w:tcPr>
-          <w:p>
-            <w:pPr>
-              <w:pStyle w:val="Compact"/>
-              <w:jc w:val="left"/>
-            </w:pPr>
-            <w:r>
-              <w:rPr>
-                <w:sz w:val="18"/>
-              </w:rPr>
+            <w:tcW w:w="3000" w:type="dxa"/>
+          </w:tcPr>
+          <w:p>
+            <w:pPr>
+              <w:pStyle w:val="Compact"/>
+              <w:jc w:val="left"/>
+            </w:pPr>
+            <w:r>
               <w:t xml:space="preserve">discharge_disposition_id, description</w:t>
             </w:r>
           </w:p>
         </w:tc>
         <w:tc>
           <w:tcPr>
-            <w:tcW w:w="1606" w:type="dxa"/>
-          </w:tcPr>
-          <w:p>
-            <w:pPr>
-              <w:pStyle w:val="Compact"/>
-              <w:jc w:val="left"/>
-            </w:pPr>
-            <w:r>
-              <w:rPr>
-                <w:sz w:val="18"/>
-              </w:rPr>
+            <w:tcW w:w="1582" w:type="dxa"/>
+          </w:tcPr>
+          <w:p>
+            <w:pPr>
+              <w:pStyle w:val="Compact"/>
+              <w:jc w:val="left"/>
+            </w:pPr>
+            <w:r>
               <w:t xml:space="preserve">discharge_disposition_id</w:t>
             </w:r>
           </w:p>
         </w:tc>
         <w:tc>
           <w:tcPr>
-            <w:tcW w:w="3046" w:type="dxa"/>
-          </w:tcPr>
-          <w:p>
-            <w:pPr>
-              <w:pStyle w:val="Compact"/>
-              <w:jc w:val="left"/>
-            </w:pPr>
-            <w:r>
-              <w:rPr>
-                <w:sz w:val="18"/>
-              </w:rPr>
+            <w:tcW w:w="3000" w:type="dxa"/>
+          </w:tcPr>
+          <w:p>
+            <w:pPr>
+              <w:pStyle w:val="Compact"/>
+              <w:jc w:val="left"/>
+            </w:pPr>
+            <w:r>
               <w:t xml:space="preserve">none</w:t>
             </w:r>
           </w:p>
         </w:tc>
         <w:tc>
           <w:tcPr>
-            <w:tcW w:w="498" w:type="dxa"/>
-          </w:tcPr>
-          <w:p>
-            <w:pPr>
-              <w:pStyle w:val="Compact"/>
-              <w:jc w:val="left"/>
-            </w:pPr>
-            <w:r>
-              <w:rPr>
-                <w:sz w:val="18"/>
-              </w:rPr>
+            <w:tcW w:w="630" w:type="dxa"/>
+          </w:tcPr>
+          <w:p>
+            <w:pPr>
+              <w:pStyle w:val="Compact"/>
+              <w:jc w:val="left"/>
+            </w:pPr>
+            <w:r>
               <w:t xml:space="preserve">26</w:t>
             </w:r>
           </w:p>
@@ -6457,17 +5726,16 @@
       <w:tr>
         <w:tc>
           <w:tcPr>
-            <w:tcW w:w="1163" w:type="dxa"/>
-          </w:tcPr>
-          <w:p>
-            <w:pPr>
-              <w:pStyle w:val="Compact"/>
-              <w:jc w:val="left"/>
-            </w:pPr>
-            <w:r>
-              <w:rPr>
-                <w:rStyle w:val="VerbatimChar"/>
-                <w:sz w:val="18"/>
+            <w:tcW w:w="1145" w:type="dxa"/>
+          </w:tcPr>
+          <w:p>
+            <w:pPr>
+              <w:pStyle w:val="Compact"/>
+              <w:jc w:val="left"/>
+            </w:pPr>
+            <w:r>
+              <w:rPr>
+                <w:rStyle w:val="VerbatimChar"/>
               </w:rPr>
               <w:t xml:space="preserve">admission_source</w:t>
             </w:r>
@@ -6475,68 +5743,56 @@
         </w:tc>
         <w:tc>
           <w:tcPr>
-            <w:tcW w:w="3046" w:type="dxa"/>
-          </w:tcPr>
-          <w:p>
-            <w:pPr>
-              <w:pStyle w:val="Compact"/>
-              <w:jc w:val="left"/>
-            </w:pPr>
-            <w:r>
-              <w:rPr>
-                <w:sz w:val="18"/>
-              </w:rPr>
+            <w:tcW w:w="3000" w:type="dxa"/>
+          </w:tcPr>
+          <w:p>
+            <w:pPr>
+              <w:pStyle w:val="Compact"/>
+              <w:jc w:val="left"/>
+            </w:pPr>
+            <w:r>
               <w:t xml:space="preserve">admission_source_id, description</w:t>
             </w:r>
           </w:p>
         </w:tc>
         <w:tc>
           <w:tcPr>
-            <w:tcW w:w="1606" w:type="dxa"/>
-          </w:tcPr>
-          <w:p>
-            <w:pPr>
-              <w:pStyle w:val="Compact"/>
-              <w:jc w:val="left"/>
-            </w:pPr>
-            <w:r>
-              <w:rPr>
-                <w:sz w:val="18"/>
-              </w:rPr>
+            <w:tcW w:w="1582" w:type="dxa"/>
+          </w:tcPr>
+          <w:p>
+            <w:pPr>
+              <w:pStyle w:val="Compact"/>
+              <w:jc w:val="left"/>
+            </w:pPr>
+            <w:r>
               <w:t xml:space="preserve">admission_source_id</w:t>
             </w:r>
           </w:p>
         </w:tc>
         <w:tc>
           <w:tcPr>
-            <w:tcW w:w="3046" w:type="dxa"/>
-          </w:tcPr>
-          <w:p>
-            <w:pPr>
-              <w:pStyle w:val="Compact"/>
-              <w:jc w:val="left"/>
-            </w:pPr>
-            <w:r>
-              <w:rPr>
-                <w:sz w:val="18"/>
-              </w:rPr>
+            <w:tcW w:w="3000" w:type="dxa"/>
+          </w:tcPr>
+          <w:p>
+            <w:pPr>
+              <w:pStyle w:val="Compact"/>
+              <w:jc w:val="left"/>
+            </w:pPr>
+            <w:r>
               <w:t xml:space="preserve">none</w:t>
             </w:r>
           </w:p>
         </w:tc>
         <w:tc>
           <w:tcPr>
-            <w:tcW w:w="498" w:type="dxa"/>
-          </w:tcPr>
-          <w:p>
-            <w:pPr>
-              <w:pStyle w:val="Compact"/>
-              <w:jc w:val="left"/>
-            </w:pPr>
-            <w:r>
-              <w:rPr>
-                <w:sz w:val="18"/>
-              </w:rPr>
+            <w:tcW w:w="630" w:type="dxa"/>
+          </w:tcPr>
+          <w:p>
+            <w:pPr>
+              <w:pStyle w:val="Compact"/>
+              <w:jc w:val="left"/>
+            </w:pPr>
+            <w:r>
               <w:t xml:space="preserve">17</w:t>
             </w:r>
           </w:p>
@@ -6545,17 +5801,16 @@
       <w:tr>
         <w:tc>
           <w:tcPr>
-            <w:tcW w:w="1163" w:type="dxa"/>
-          </w:tcPr>
-          <w:p>
-            <w:pPr>
-              <w:pStyle w:val="Compact"/>
-              <w:jc w:val="left"/>
-            </w:pPr>
-            <w:r>
-              <w:rPr>
-                <w:rStyle w:val="VerbatimChar"/>
-                <w:sz w:val="18"/>
+            <w:tcW w:w="1145" w:type="dxa"/>
+          </w:tcPr>
+          <w:p>
+            <w:pPr>
+              <w:pStyle w:val="Compact"/>
+              <w:jc w:val="left"/>
+            </w:pPr>
+            <w:r>
+              <w:rPr>
+                <w:rStyle w:val="VerbatimChar"/>
               </w:rPr>
               <w:t xml:space="preserve">diagnosis</w:t>
             </w:r>
@@ -6563,68 +5818,56 @@
         </w:tc>
         <w:tc>
           <w:tcPr>
-            <w:tcW w:w="3046" w:type="dxa"/>
-          </w:tcPr>
-          <w:p>
-            <w:pPr>
-              <w:pStyle w:val="Compact"/>
-              <w:jc w:val="left"/>
-            </w:pPr>
-            <w:r>
-              <w:rPr>
-                <w:sz w:val="18"/>
-              </w:rPr>
+            <w:tcW w:w="3000" w:type="dxa"/>
+          </w:tcPr>
+          <w:p>
+            <w:pPr>
+              <w:pStyle w:val="Compact"/>
+              <w:jc w:val="left"/>
+            </w:pPr>
+            <w:r>
               <w:t xml:space="preserve">icd9_code</w:t>
             </w:r>
           </w:p>
         </w:tc>
         <w:tc>
           <w:tcPr>
-            <w:tcW w:w="1606" w:type="dxa"/>
-          </w:tcPr>
-          <w:p>
-            <w:pPr>
-              <w:pStyle w:val="Compact"/>
-              <w:jc w:val="left"/>
-            </w:pPr>
-            <w:r>
-              <w:rPr>
-                <w:sz w:val="18"/>
-              </w:rPr>
+            <w:tcW w:w="1582" w:type="dxa"/>
+          </w:tcPr>
+          <w:p>
+            <w:pPr>
+              <w:pStyle w:val="Compact"/>
+              <w:jc w:val="left"/>
+            </w:pPr>
+            <w:r>
               <w:t xml:space="preserve">icd9_code</w:t>
             </w:r>
           </w:p>
         </w:tc>
         <w:tc>
           <w:tcPr>
-            <w:tcW w:w="3046" w:type="dxa"/>
-          </w:tcPr>
-          <w:p>
-            <w:pPr>
-              <w:pStyle w:val="Compact"/>
-              <w:jc w:val="left"/>
-            </w:pPr>
-            <w:r>
-              <w:rPr>
-                <w:sz w:val="18"/>
-              </w:rPr>
+            <w:tcW w:w="3000" w:type="dxa"/>
+          </w:tcPr>
+          <w:p>
+            <w:pPr>
+              <w:pStyle w:val="Compact"/>
+              <w:jc w:val="left"/>
+            </w:pPr>
+            <w:r>
               <w:t xml:space="preserve">none</w:t>
             </w:r>
           </w:p>
         </w:tc>
         <w:tc>
           <w:tcPr>
-            <w:tcW w:w="498" w:type="dxa"/>
-          </w:tcPr>
-          <w:p>
-            <w:pPr>
-              <w:pStyle w:val="Compact"/>
-              <w:jc w:val="left"/>
-            </w:pPr>
-            <w:r>
-              <w:rPr>
-                <w:sz w:val="18"/>
-              </w:rPr>
+            <w:tcW w:w="630" w:type="dxa"/>
+          </w:tcPr>
+          <w:p>
+            <w:pPr>
+              <w:pStyle w:val="Compact"/>
+              <w:jc w:val="left"/>
+            </w:pPr>
+            <w:r>
               <w:t xml:space="preserve">915</w:t>
             </w:r>
           </w:p>
@@ -6633,17 +5876,16 @@
       <w:tr>
         <w:tc>
           <w:tcPr>
-            <w:tcW w:w="1163" w:type="dxa"/>
-          </w:tcPr>
-          <w:p>
-            <w:pPr>
-              <w:pStyle w:val="Compact"/>
-              <w:jc w:val="left"/>
-            </w:pPr>
-            <w:r>
-              <w:rPr>
-                <w:rStyle w:val="VerbatimChar"/>
-                <w:sz w:val="18"/>
+            <w:tcW w:w="1145" w:type="dxa"/>
+          </w:tcPr>
+          <w:p>
+            <w:pPr>
+              <w:pStyle w:val="Compact"/>
+              <w:jc w:val="left"/>
+            </w:pPr>
+            <w:r>
+              <w:rPr>
+                <w:rStyle w:val="VerbatimChar"/>
               </w:rPr>
               <w:t xml:space="preserve">encounter</w:t>
             </w:r>
@@ -6651,104 +5893,74 @@
         </w:tc>
         <w:tc>
           <w:tcPr>
-            <w:tcW w:w="3046" w:type="dxa"/>
-          </w:tcPr>
-          <w:p>
-            <w:pPr>
-              <w:pStyle w:val="Compact"/>
-              <w:jc w:val="left"/>
-            </w:pPr>
-            <w:r>
-              <w:rPr>
-                <w:sz w:val="18"/>
-              </w:rPr>
+            <w:tcW w:w="3000" w:type="dxa"/>
+          </w:tcPr>
+          <w:p>
+            <w:pPr>
+              <w:pStyle w:val="Compact"/>
+              <w:jc w:val="left"/>
+            </w:pPr>
+            <w:r>
               <w:t xml:space="preserve">encounter_id, patient_nbr, admission_type_id, discharge_disposition_id, admission_source_id, age, weight, time_in_hospital, payer_code, medical_specialty, num_lab_procedures, num_procedures, num_medications, number_outpatient, number_emergency, number_inpatient, number_diagnoses, max_glu_serum, A1Cresult, diabetesMed, readmitted</w:t>
             </w:r>
           </w:p>
         </w:tc>
         <w:tc>
           <w:tcPr>
-            <w:tcW w:w="1606" w:type="dxa"/>
-          </w:tcPr>
-          <w:p>
-            <w:pPr>
-              <w:pStyle w:val="Compact"/>
-              <w:jc w:val="left"/>
-            </w:pPr>
-            <w:r>
-              <w:rPr>
-                <w:sz w:val="18"/>
-              </w:rPr>
+            <w:tcW w:w="1582" w:type="dxa"/>
+          </w:tcPr>
+          <w:p>
+            <w:pPr>
+              <w:pStyle w:val="Compact"/>
+              <w:jc w:val="left"/>
+            </w:pPr>
+            <w:r>
               <w:t xml:space="preserve">encounter_id</w:t>
             </w:r>
           </w:p>
         </w:tc>
         <w:tc>
           <w:tcPr>
-            <w:tcW w:w="3046" w:type="dxa"/>
-          </w:tcPr>
-          <w:p>
-            <w:pPr>
-              <w:pStyle w:val="Compact"/>
-              <w:jc w:val="left"/>
-            </w:pPr>
-            <w:r>
-              <w:rPr>
-                <w:sz w:val="18"/>
-              </w:rPr>
+            <w:tcW w:w="3000" w:type="dxa"/>
+          </w:tcPr>
+          <w:p>
+            <w:pPr>
+              <w:pStyle w:val="Compact"/>
+              <w:jc w:val="left"/>
+            </w:pPr>
+            <w:r>
               <w:t xml:space="preserve">patient_nbr → patient</w:t>
             </w:r>
             <w:r>
-              <w:rPr>
-                <w:sz w:val="18"/>
-              </w:rPr>
               <w:br/>
             </w:r>
             <w:r>
-              <w:rPr>
-                <w:sz w:val="18"/>
-              </w:rPr>
               <w:t xml:space="preserve">admission_type_id → admission_type</w:t>
             </w:r>
             <w:r>
-              <w:rPr>
-                <w:sz w:val="18"/>
-              </w:rPr>
               <w:br/>
             </w:r>
             <w:r>
-              <w:rPr>
-                <w:sz w:val="18"/>
-              </w:rPr>
               <w:t xml:space="preserve">discharge_disposition_id → discharge_disposition</w:t>
             </w:r>
             <w:r>
-              <w:rPr>
-                <w:sz w:val="18"/>
-              </w:rPr>
               <w:br/>
             </w:r>
             <w:r>
-              <w:rPr>
-                <w:sz w:val="18"/>
-              </w:rPr>
               <w:t xml:space="preserve">admission_source_id → admission_source</w:t>
             </w:r>
           </w:p>
         </w:tc>
         <w:tc>
           <w:tcPr>
-            <w:tcW w:w="498" w:type="dxa"/>
-          </w:tcPr>
-          <w:p>
-            <w:pPr>
-              <w:pStyle w:val="Compact"/>
-              <w:jc w:val="left"/>
-            </w:pPr>
-            <w:r>
-              <w:rPr>
-                <w:sz w:val="18"/>
-              </w:rPr>
+            <w:tcW w:w="630" w:type="dxa"/>
+          </w:tcPr>
+          <w:p>
+            <w:pPr>
+              <w:pStyle w:val="Compact"/>
+              <w:jc w:val="left"/>
+            </w:pPr>
+            <w:r>
               <w:t xml:space="preserve">101,766</w:t>
             </w:r>
           </w:p>
@@ -6757,17 +5969,16 @@
       <w:tr>
         <w:tc>
           <w:tcPr>
-            <w:tcW w:w="1163" w:type="dxa"/>
-          </w:tcPr>
-          <w:p>
-            <w:pPr>
-              <w:pStyle w:val="Compact"/>
-              <w:jc w:val="left"/>
-            </w:pPr>
-            <w:r>
-              <w:rPr>
-                <w:rStyle w:val="VerbatimChar"/>
-                <w:sz w:val="18"/>
+            <w:tcW w:w="1145" w:type="dxa"/>
+          </w:tcPr>
+          <w:p>
+            <w:pPr>
+              <w:pStyle w:val="Compact"/>
+              <w:jc w:val="left"/>
+            </w:pPr>
+            <w:r>
+              <w:rPr>
+                <w:rStyle w:val="VerbatimChar"/>
               </w:rPr>
               <w:t xml:space="preserve">encounter_diagnosis</w:t>
             </w:r>
@@ -6775,80 +5986,62 @@
         </w:tc>
         <w:tc>
           <w:tcPr>
-            <w:tcW w:w="3046" w:type="dxa"/>
-          </w:tcPr>
-          <w:p>
-            <w:pPr>
-              <w:pStyle w:val="Compact"/>
-              <w:jc w:val="left"/>
-            </w:pPr>
-            <w:r>
-              <w:rPr>
-                <w:sz w:val="18"/>
-              </w:rPr>
+            <w:tcW w:w="3000" w:type="dxa"/>
+          </w:tcPr>
+          <w:p>
+            <w:pPr>
+              <w:pStyle w:val="Compact"/>
+              <w:jc w:val="left"/>
+            </w:pPr>
+            <w:r>
               <w:t xml:space="preserve">encounter_id, diag_position, icd9_code</w:t>
             </w:r>
           </w:p>
         </w:tc>
         <w:tc>
           <w:tcPr>
-            <w:tcW w:w="1606" w:type="dxa"/>
-          </w:tcPr>
-          <w:p>
-            <w:pPr>
-              <w:pStyle w:val="Compact"/>
-              <w:jc w:val="left"/>
-            </w:pPr>
-            <w:r>
-              <w:rPr>
-                <w:sz w:val="18"/>
-              </w:rPr>
+            <w:tcW w:w="1582" w:type="dxa"/>
+          </w:tcPr>
+          <w:p>
+            <w:pPr>
+              <w:pStyle w:val="Compact"/>
+              <w:jc w:val="left"/>
+            </w:pPr>
+            <w:r>
               <w:t xml:space="preserve">(encounter_id, diag_position)</w:t>
             </w:r>
           </w:p>
         </w:tc>
         <w:tc>
           <w:tcPr>
-            <w:tcW w:w="3046" w:type="dxa"/>
-          </w:tcPr>
-          <w:p>
-            <w:pPr>
-              <w:pStyle w:val="Compact"/>
-              <w:jc w:val="left"/>
-            </w:pPr>
-            <w:r>
-              <w:rPr>
-                <w:sz w:val="18"/>
-              </w:rPr>
+            <w:tcW w:w="3000" w:type="dxa"/>
+          </w:tcPr>
+          <w:p>
+            <w:pPr>
+              <w:pStyle w:val="Compact"/>
+              <w:jc w:val="left"/>
+            </w:pPr>
+            <w:r>
               <w:t xml:space="preserve">encounter_id → encounter</w:t>
             </w:r>
             <w:r>
-              <w:rPr>
-                <w:sz w:val="18"/>
-              </w:rPr>
               <w:br/>
             </w:r>
             <w:r>
-              <w:rPr>
-                <w:sz w:val="18"/>
-              </w:rPr>
               <w:t xml:space="preserve">icd9_code → diagnosis</w:t>
             </w:r>
           </w:p>
         </w:tc>
         <w:tc>
           <w:tcPr>
-            <w:tcW w:w="498" w:type="dxa"/>
-          </w:tcPr>
-          <w:p>
-            <w:pPr>
-              <w:pStyle w:val="Compact"/>
-              <w:jc w:val="left"/>
-            </w:pPr>
-            <w:r>
-              <w:rPr>
-                <w:sz w:val="18"/>
-              </w:rPr>
+            <w:tcW w:w="630" w:type="dxa"/>
+          </w:tcPr>
+          <w:p>
+            <w:pPr>
+              <w:pStyle w:val="Compact"/>
+              <w:jc w:val="left"/>
+            </w:pPr>
+            <w:r>
               <w:t xml:space="preserve">303,496</w:t>
             </w:r>
           </w:p>
@@ -6881,7 +6074,7 @@
       <w:r>
         <w:drawing>
           <wp:inline>
-            <wp:extent cx="5334000" cy="2900038"/>
+            <wp:extent cx="5334000" cy="3333750"/>
             <wp:effectExtent b="0" l="0" r="0" t="0"/>
             <wp:docPr descr="" title="" id="30" name="Picture"/>
             <a:graphic>
@@ -6902,7 +6095,7 @@
                   <pic:spPr bwMode="auto">
                     <a:xfrm>
                       <a:off x="0" y="0"/>
-                      <a:ext cx="5334000" cy="2900038"/>
+                      <a:ext cx="5334000" cy="3333750"/>
                     </a:xfrm>
                     <a:prstGeom prst="rect">
                       <a:avLst/>
@@ -6923,15 +6116,15 @@
     </w:p>
     <w:tbl>
       <w:tblPr>
+        <w:tblStyle w:val="Table"/>
         <w:tblLook w:firstRow="1" w:lastRow="0" w:firstColumn="0" w:lastColumn="0" w:noHBand="0" w:noVBand="0" w:val="0020"/>
         <w:jc w:val="start"/>
-        <w:tblLayout w:type="fixed"/>
         <w:tblW w:w="9360" w:type="dxa"/>
       </w:tblPr>
       <w:tblGrid>
-        <w:gridCol w:w="3505"/>
-        <w:gridCol w:w="498"/>
-        <w:gridCol w:w="5356"/>
+        <w:gridCol w:w="3721"/>
+        <w:gridCol w:w="647"/>
+        <w:gridCol w:w="4991"/>
       </w:tblGrid>
       <w:tr>
         <w:trPr>
@@ -6939,51 +6132,42 @@
         </w:trPr>
         <w:tc>
           <w:tcPr>
-            <w:tcW w:w="3505" w:type="dxa"/>
-          </w:tcPr>
-          <w:p>
-            <w:pPr>
-              <w:pStyle w:val="Compact"/>
-              <w:jc w:val="left"/>
-            </w:pPr>
-            <w:r>
-              <w:rPr>
-                <w:sz w:val="18"/>
-              </w:rPr>
+            <w:tcW w:w="3721" w:type="dxa"/>
+          </w:tcPr>
+          <w:p>
+            <w:pPr>
+              <w:pStyle w:val="Compact"/>
+              <w:jc w:val="left"/>
+            </w:pPr>
+            <w:r>
               <w:t xml:space="preserve">Relationship</w:t>
             </w:r>
           </w:p>
         </w:tc>
         <w:tc>
           <w:tcPr>
-            <w:tcW w:w="498" w:type="dxa"/>
-          </w:tcPr>
-          <w:p>
-            <w:pPr>
-              <w:pStyle w:val="Compact"/>
-              <w:jc w:val="left"/>
-            </w:pPr>
-            <w:r>
-              <w:rPr>
-                <w:sz w:val="18"/>
-              </w:rPr>
+            <w:tcW w:w="647" w:type="dxa"/>
+          </w:tcPr>
+          <w:p>
+            <w:pPr>
+              <w:pStyle w:val="Compact"/>
+              <w:jc w:val="left"/>
+            </w:pPr>
+            <w:r>
               <w:t xml:space="preserve">Type</w:t>
             </w:r>
           </w:p>
         </w:tc>
         <w:tc>
           <w:tcPr>
-            <w:tcW w:w="5356" w:type="dxa"/>
-          </w:tcPr>
-          <w:p>
-            <w:pPr>
-              <w:pStyle w:val="Compact"/>
-              <w:jc w:val="left"/>
-            </w:pPr>
-            <w:r>
-              <w:rPr>
-                <w:sz w:val="18"/>
-              </w:rPr>
+            <w:tcW w:w="4991" w:type="dxa"/>
+          </w:tcPr>
+          <w:p>
+            <w:pPr>
+              <w:pStyle w:val="Compact"/>
+              <w:jc w:val="left"/>
+            </w:pPr>
+            <w:r>
               <w:t xml:space="preserve">Participation</w:t>
             </w:r>
           </w:p>
@@ -6992,77 +6176,58 @@
       <w:tr>
         <w:tc>
           <w:tcPr>
-            <w:tcW w:w="3505" w:type="dxa"/>
-          </w:tcPr>
-          <w:p>
-            <w:pPr>
-              <w:pStyle w:val="Compact"/>
-              <w:jc w:val="left"/>
-            </w:pPr>
-            <w:r>
-              <w:rPr>
-                <w:sz w:val="18"/>
-              </w:rPr>
-              <w:t xml:space="preserve">Patient</w:t>
-            </w:r>
-            <w:r>
-              <w:rPr>
-                <w:sz w:val="18"/>
-              </w:rPr>
+            <w:tcW w:w="3721" w:type="dxa"/>
+          </w:tcPr>
+          <w:p>
+            <w:pPr>
+              <w:pStyle w:val="Compact"/>
+              <w:jc w:val="left"/>
+            </w:pPr>
+            <w:r>
+              <w:t xml:space="preserve">PATIENT</w:t>
+            </w:r>
+            <w:r>
               <w:t xml:space="preserve"> </w:t>
             </w:r>
             <w:r>
               <w:rPr>
                 <w:iCs/>
                 <w:i/>
-                <w:sz w:val="18"/>
-              </w:rPr>
-              <w:t xml:space="preserve">has</w:t>
-            </w:r>
-            <w:r>
-              <w:rPr>
-                <w:sz w:val="18"/>
-              </w:rPr>
+              </w:rPr>
+              <w:t xml:space="preserve">HAS</w:t>
+            </w:r>
+            <w:r>
               <w:t xml:space="preserve"> </w:t>
             </w:r>
             <w:r>
-              <w:rPr>
-                <w:sz w:val="18"/>
-              </w:rPr>
-              <w:t xml:space="preserve">Encounter</w:t>
-            </w:r>
-          </w:p>
-        </w:tc>
-        <w:tc>
-          <w:tcPr>
-            <w:tcW w:w="498" w:type="dxa"/>
-          </w:tcPr>
-          <w:p>
-            <w:pPr>
-              <w:pStyle w:val="Compact"/>
-              <w:jc w:val="left"/>
-            </w:pPr>
-            <w:r>
-              <w:rPr>
-                <w:sz w:val="18"/>
-              </w:rPr>
+              <w:t xml:space="preserve">ENCOUNTER</w:t>
+            </w:r>
+          </w:p>
+        </w:tc>
+        <w:tc>
+          <w:tcPr>
+            <w:tcW w:w="647" w:type="dxa"/>
+          </w:tcPr>
+          <w:p>
+            <w:pPr>
+              <w:pStyle w:val="Compact"/>
+              <w:jc w:val="left"/>
+            </w:pPr>
+            <w:r>
               <w:t xml:space="preserve">1:N</w:t>
             </w:r>
           </w:p>
         </w:tc>
         <w:tc>
           <w:tcPr>
-            <w:tcW w:w="5356" w:type="dxa"/>
-          </w:tcPr>
-          <w:p>
-            <w:pPr>
-              <w:pStyle w:val="Compact"/>
-              <w:jc w:val="left"/>
-            </w:pPr>
-            <w:r>
-              <w:rPr>
-                <w:sz w:val="18"/>
-              </w:rPr>
+            <w:tcW w:w="4991" w:type="dxa"/>
+          </w:tcPr>
+          <w:p>
+            <w:pPr>
+              <w:pStyle w:val="Compact"/>
+              <w:jc w:val="left"/>
+            </w:pPr>
+            <w:r>
               <w:t xml:space="preserve">Total on both sides: every encounter belongs to exactly one patient, and every patient in the data has at least one encounter.</w:t>
             </w:r>
           </w:p>
@@ -7071,77 +6236,58 @@
       <w:tr>
         <w:tc>
           <w:tcPr>
-            <w:tcW w:w="3505" w:type="dxa"/>
-          </w:tcPr>
-          <w:p>
-            <w:pPr>
-              <w:pStyle w:val="Compact"/>
-              <w:jc w:val="left"/>
-            </w:pPr>
-            <w:r>
-              <w:rPr>
-                <w:sz w:val="18"/>
-              </w:rPr>
-              <w:t xml:space="preserve">Admission Type</w:t>
-            </w:r>
-            <w:r>
-              <w:rPr>
-                <w:sz w:val="18"/>
-              </w:rPr>
+            <w:tcW w:w="3721" w:type="dxa"/>
+          </w:tcPr>
+          <w:p>
+            <w:pPr>
+              <w:pStyle w:val="Compact"/>
+              <w:jc w:val="left"/>
+            </w:pPr>
+            <w:r>
+              <w:t xml:space="preserve">ADMISSION_TYPE</w:t>
+            </w:r>
+            <w:r>
               <w:t xml:space="preserve"> </w:t>
             </w:r>
             <w:r>
               <w:rPr>
                 <w:iCs/>
                 <w:i/>
-                <w:sz w:val="18"/>
-              </w:rPr>
-              <w:t xml:space="preserve">classifies</w:t>
-            </w:r>
-            <w:r>
-              <w:rPr>
-                <w:sz w:val="18"/>
-              </w:rPr>
+              </w:rPr>
+              <w:t xml:space="preserve">CLASSIFIES</w:t>
+            </w:r>
+            <w:r>
               <w:t xml:space="preserve"> </w:t>
             </w:r>
             <w:r>
-              <w:rPr>
-                <w:sz w:val="18"/>
-              </w:rPr>
-              <w:t xml:space="preserve">Encounter</w:t>
-            </w:r>
-          </w:p>
-        </w:tc>
-        <w:tc>
-          <w:tcPr>
-            <w:tcW w:w="498" w:type="dxa"/>
-          </w:tcPr>
-          <w:p>
-            <w:pPr>
-              <w:pStyle w:val="Compact"/>
-              <w:jc w:val="left"/>
-            </w:pPr>
-            <w:r>
-              <w:rPr>
-                <w:sz w:val="18"/>
-              </w:rPr>
+              <w:t xml:space="preserve">ENCOUNTER</w:t>
+            </w:r>
+          </w:p>
+        </w:tc>
+        <w:tc>
+          <w:tcPr>
+            <w:tcW w:w="647" w:type="dxa"/>
+          </w:tcPr>
+          <w:p>
+            <w:pPr>
+              <w:pStyle w:val="Compact"/>
+              <w:jc w:val="left"/>
+            </w:pPr>
+            <w:r>
               <w:t xml:space="preserve">1:N</w:t>
             </w:r>
           </w:p>
         </w:tc>
         <w:tc>
           <w:tcPr>
-            <w:tcW w:w="5356" w:type="dxa"/>
-          </w:tcPr>
-          <w:p>
-            <w:pPr>
-              <w:pStyle w:val="Compact"/>
-              <w:jc w:val="left"/>
-            </w:pPr>
-            <w:r>
-              <w:rPr>
-                <w:sz w:val="18"/>
-              </w:rPr>
+            <w:tcW w:w="4991" w:type="dxa"/>
+          </w:tcPr>
+          <w:p>
+            <w:pPr>
+              <w:pStyle w:val="Compact"/>
+              <w:jc w:val="left"/>
+            </w:pPr>
+            <w:r>
               <w:t xml:space="preserve">Every encounter has exactly one admission type (total). A type may have no encounters (partial).</w:t>
             </w:r>
           </w:p>
@@ -7150,77 +6296,58 @@
       <w:tr>
         <w:tc>
           <w:tcPr>
-            <w:tcW w:w="3505" w:type="dxa"/>
-          </w:tcPr>
-          <w:p>
-            <w:pPr>
-              <w:pStyle w:val="Compact"/>
-              <w:jc w:val="left"/>
-            </w:pPr>
-            <w:r>
-              <w:rPr>
-                <w:sz w:val="18"/>
-              </w:rPr>
-              <w:t xml:space="preserve">Discharge Disposition</w:t>
-            </w:r>
-            <w:r>
-              <w:rPr>
-                <w:sz w:val="18"/>
-              </w:rPr>
+            <w:tcW w:w="3721" w:type="dxa"/>
+          </w:tcPr>
+          <w:p>
+            <w:pPr>
+              <w:pStyle w:val="Compact"/>
+              <w:jc w:val="left"/>
+            </w:pPr>
+            <w:r>
+              <w:t xml:space="preserve">DISCHARGE_DISPOSITION</w:t>
+            </w:r>
+            <w:r>
               <w:t xml:space="preserve"> </w:t>
             </w:r>
             <w:r>
               <w:rPr>
                 <w:iCs/>
                 <w:i/>
-                <w:sz w:val="18"/>
-              </w:rPr>
-              <w:t xml:space="preserve">ends</w:t>
-            </w:r>
-            <w:r>
-              <w:rPr>
-                <w:sz w:val="18"/>
-              </w:rPr>
+              </w:rPr>
+              <w:t xml:space="preserve">ENDS_WITH</w:t>
+            </w:r>
+            <w:r>
               <w:t xml:space="preserve"> </w:t>
             </w:r>
             <w:r>
-              <w:rPr>
-                <w:sz w:val="18"/>
-              </w:rPr>
-              <w:t xml:space="preserve">Encounter</w:t>
-            </w:r>
-          </w:p>
-        </w:tc>
-        <w:tc>
-          <w:tcPr>
-            <w:tcW w:w="498" w:type="dxa"/>
-          </w:tcPr>
-          <w:p>
-            <w:pPr>
-              <w:pStyle w:val="Compact"/>
-              <w:jc w:val="left"/>
-            </w:pPr>
-            <w:r>
-              <w:rPr>
-                <w:sz w:val="18"/>
-              </w:rPr>
+              <w:t xml:space="preserve">ENCOUNTER</w:t>
+            </w:r>
+          </w:p>
+        </w:tc>
+        <w:tc>
+          <w:tcPr>
+            <w:tcW w:w="647" w:type="dxa"/>
+          </w:tcPr>
+          <w:p>
+            <w:pPr>
+              <w:pStyle w:val="Compact"/>
+              <w:jc w:val="left"/>
+            </w:pPr>
+            <w:r>
               <w:t xml:space="preserve">1:N</w:t>
             </w:r>
           </w:p>
         </w:tc>
         <w:tc>
           <w:tcPr>
-            <w:tcW w:w="5356" w:type="dxa"/>
-          </w:tcPr>
-          <w:p>
-            <w:pPr>
-              <w:pStyle w:val="Compact"/>
-              <w:jc w:val="left"/>
-            </w:pPr>
-            <w:r>
-              <w:rPr>
-                <w:sz w:val="18"/>
-              </w:rPr>
+            <w:tcW w:w="4991" w:type="dxa"/>
+          </w:tcPr>
+          <w:p>
+            <w:pPr>
+              <w:pStyle w:val="Compact"/>
+              <w:jc w:val="left"/>
+            </w:pPr>
+            <w:r>
               <w:t xml:space="preserve">Same as above.</w:t>
             </w:r>
           </w:p>
@@ -7229,77 +6356,58 @@
       <w:tr>
         <w:tc>
           <w:tcPr>
-            <w:tcW w:w="3505" w:type="dxa"/>
-          </w:tcPr>
-          <w:p>
-            <w:pPr>
-              <w:pStyle w:val="Compact"/>
-              <w:jc w:val="left"/>
-            </w:pPr>
-            <w:r>
-              <w:rPr>
-                <w:sz w:val="18"/>
-              </w:rPr>
-              <w:t xml:space="preserve">Admission Source</w:t>
-            </w:r>
-            <w:r>
-              <w:rPr>
-                <w:sz w:val="18"/>
-              </w:rPr>
+            <w:tcW w:w="3721" w:type="dxa"/>
+          </w:tcPr>
+          <w:p>
+            <w:pPr>
+              <w:pStyle w:val="Compact"/>
+              <w:jc w:val="left"/>
+            </w:pPr>
+            <w:r>
+              <w:t xml:space="preserve">ADMISSION_SOURCE</w:t>
+            </w:r>
+            <w:r>
               <w:t xml:space="preserve"> </w:t>
             </w:r>
             <w:r>
               <w:rPr>
                 <w:iCs/>
                 <w:i/>
-                <w:sz w:val="18"/>
-              </w:rPr>
-              <w:t xml:space="preserve">admits</w:t>
-            </w:r>
-            <w:r>
-              <w:rPr>
-                <w:sz w:val="18"/>
-              </w:rPr>
+              </w:rPr>
+              <w:t xml:space="preserve">ADMITTED_FROM</w:t>
+            </w:r>
+            <w:r>
               <w:t xml:space="preserve"> </w:t>
             </w:r>
             <w:r>
-              <w:rPr>
-                <w:sz w:val="18"/>
-              </w:rPr>
-              <w:t xml:space="preserve">Encounter</w:t>
-            </w:r>
-          </w:p>
-        </w:tc>
-        <w:tc>
-          <w:tcPr>
-            <w:tcW w:w="498" w:type="dxa"/>
-          </w:tcPr>
-          <w:p>
-            <w:pPr>
-              <w:pStyle w:val="Compact"/>
-              <w:jc w:val="left"/>
-            </w:pPr>
-            <w:r>
-              <w:rPr>
-                <w:sz w:val="18"/>
-              </w:rPr>
+              <w:t xml:space="preserve">ENCOUNTER</w:t>
+            </w:r>
+          </w:p>
+        </w:tc>
+        <w:tc>
+          <w:tcPr>
+            <w:tcW w:w="647" w:type="dxa"/>
+          </w:tcPr>
+          <w:p>
+            <w:pPr>
+              <w:pStyle w:val="Compact"/>
+              <w:jc w:val="left"/>
+            </w:pPr>
+            <w:r>
               <w:t xml:space="preserve">1:N</w:t>
             </w:r>
           </w:p>
         </w:tc>
         <w:tc>
           <w:tcPr>
-            <w:tcW w:w="5356" w:type="dxa"/>
-          </w:tcPr>
-          <w:p>
-            <w:pPr>
-              <w:pStyle w:val="Compact"/>
-              <w:jc w:val="left"/>
-            </w:pPr>
-            <w:r>
-              <w:rPr>
-                <w:sz w:val="18"/>
-              </w:rPr>
+            <w:tcW w:w="4991" w:type="dxa"/>
+          </w:tcPr>
+          <w:p>
+            <w:pPr>
+              <w:pStyle w:val="Compact"/>
+              <w:jc w:val="left"/>
+            </w:pPr>
+            <w:r>
               <w:t xml:space="preserve">Same as above.</w:t>
             </w:r>
           </w:p>
@@ -7308,50 +6416,37 @@
       <w:tr>
         <w:tc>
           <w:tcPr>
-            <w:tcW w:w="3505" w:type="dxa"/>
-          </w:tcPr>
-          <w:p>
-            <w:pPr>
-              <w:pStyle w:val="Compact"/>
-              <w:jc w:val="left"/>
-            </w:pPr>
-            <w:r>
-              <w:rPr>
-                <w:sz w:val="18"/>
-              </w:rPr>
-              <w:t xml:space="preserve">Encounter</w:t>
-            </w:r>
-            <w:r>
-              <w:rPr>
-                <w:sz w:val="18"/>
-              </w:rPr>
+            <w:tcW w:w="3721" w:type="dxa"/>
+          </w:tcPr>
+          <w:p>
+            <w:pPr>
+              <w:pStyle w:val="Compact"/>
+              <w:jc w:val="left"/>
+            </w:pPr>
+            <w:r>
+              <w:t xml:space="preserve">ENCOUNTER</w:t>
+            </w:r>
+            <w:r>
               <w:t xml:space="preserve"> </w:t>
             </w:r>
             <w:r>
               <w:rPr>
                 <w:iCs/>
                 <w:i/>
-                <w:sz w:val="18"/>
-              </w:rPr>
-              <w:t xml:space="preserve">has</w:t>
-            </w:r>
-            <w:r>
-              <w:rPr>
-                <w:sz w:val="18"/>
-              </w:rPr>
+              </w:rPr>
+              <w:t xml:space="preserve">DIAGNOSED_WITH</w:t>
+            </w:r>
+            <w:r>
               <w:t xml:space="preserve"> </w:t>
             </w:r>
             <w:r>
-              <w:rPr>
-                <w:sz w:val="18"/>
-              </w:rPr>
-              <w:t xml:space="preserve">Diagnosis</w:t>
-            </w:r>
-          </w:p>
-        </w:tc>
-        <w:tc>
-          <w:tcPr>
-            <w:tcW w:w="498" w:type="dxa"/>
+              <w:t xml:space="preserve">DIAGNOSIS</w:t>
+            </w:r>
+          </w:p>
+        </w:tc>
+        <w:tc>
+          <w:tcPr>
+            <w:tcW w:w="647" w:type="dxa"/>
           </w:tcPr>
           <w:p>
             <w:pPr>
@@ -7362,7 +6457,6 @@
               <w:rPr>
                 <w:bCs/>
                 <w:b/>
-                <w:sz w:val="18"/>
               </w:rPr>
               <w:t xml:space="preserve">M:N</w:t>
             </w:r>
@@ -7370,18 +6464,31 @@
         </w:tc>
         <w:tc>
           <w:tcPr>
-            <w:tcW w:w="5356" w:type="dxa"/>
-          </w:tcPr>
-          <w:p>
-            <w:pPr>
-              <w:pStyle w:val="Compact"/>
-              <w:jc w:val="left"/>
-            </w:pPr>
-            <w:r>
-              <w:rPr>
-                <w:sz w:val="18"/>
-              </w:rPr>
-              <w:t xml:space="preserve">An encounter has 0–3 diagnoses (partial: 21 encounters have no primary diagnosis). A diagnosis code appears in one or more encounters (total). Resolved by the associative entity ENCOUNTER_DIAGNOSIS, which also records each diagnosis's position.</w:t>
+            <w:tcW w:w="4991" w:type="dxa"/>
+          </w:tcPr>
+          <w:p>
+            <w:pPr>
+              <w:pStyle w:val="Compact"/>
+              <w:jc w:val="left"/>
+            </w:pPr>
+            <w:r>
+              <w:t xml:space="preserve">An encounter has 0–3 diagnoses (partial: 21 encounters have no primary diagnosis). A diagnosis code appears in one or more encounters (total, double line). The relationship has its own attribute,</w:t>
+            </w:r>
+            <w:r>
+              <w:t xml:space="preserve"> </w:t>
+            </w:r>
+            <w:r>
+              <w:rPr>
+                <w:bCs/>
+                <w:b/>
+              </w:rPr>
+              <w:t xml:space="preserve">diag_position</w:t>
+            </w:r>
+            <w:r>
+              <w:t xml:space="preserve"> </w:t>
+            </w:r>
+            <w:r>
+              <w:t xml:space="preserve">(1 = primary, 2 = secondary, 3 = additional), because the position belongs to the pairing of an encounter and a diagnosis, not to either one alone.</w:t>
             </w:r>
           </w:p>
         </w:tc>
@@ -7392,7 +6499,22 @@
         <w:pStyle w:val="BodyText"/>
       </w:pPr>
       <w:r>
-        <w:t xml:space="preserve">There is no 1:1 relationship in this design. The diagram matches Part 2 exactly: seven entities for seven tables, and each relationship line is one foreign key.</w:t>
+        <w:t xml:space="preserve">The diagram uses Chen notation: rectangles are entities, diamonds are relationships, ovals are attributes (keys underlined), and a double line means total participation. Only the most important ENCOUNTER attributes are drawn; the full list is in Part 2. There is no 1:1 relationship in this design. The diagram matches Part 2: six entities and five relationships. The four 1:N relationships become foreign keys, and the M:N relationship becomes the seventh table,</w:t>
+      </w:r>
+      <w:r>
+        <w:t xml:space="preserve"> </w:t>
+      </w:r>
+      <w:r>
+        <w:rPr>
+          <w:rStyle w:val="VerbatimChar"/>
+        </w:rPr>
+        <w:t xml:space="preserve">encounter_diagnosis</w:t>
+      </w:r>
+      <w:r>
+        <w:t xml:space="preserve"> </w:t>
+      </w:r>
+      <w:r>
+        <w:t xml:space="preserve">(Part 4).</w:t>
       </w:r>
     </w:p>
     <w:bookmarkEnd w:id="32"/>
@@ -7410,7 +6532,7 @@
         <w:pStyle w:val="FirstParagraph"/>
       </w:pPr>
       <w:r>
-        <w:t xml:space="preserve">Primary keys are</w:t>
+        <w:t xml:space="preserve">Mapping rules used: each entity becomes a table; each 1:N relationship becomes a foreign key on the N side; the M:N relationship becomes its own table whose key combines the foreign keys with the relationship's attribute. Primary keys are</w:t>
       </w:r>
       <w:r>
         <w:t xml:space="preserve"> </w:t>
@@ -7582,15 +6704,15 @@
     </w:p>
     <w:tbl>
       <w:tblPr>
+        <w:tblStyle w:val="Table"/>
         <w:tblLook w:firstRow="1" w:lastRow="0" w:firstColumn="0" w:lastColumn="0" w:noHBand="0" w:noVBand="0" w:val="0020"/>
         <w:jc w:val="start"/>
-        <w:tblLayout w:type="fixed"/>
         <w:tblW w:w="9360" w:type="dxa"/>
       </w:tblPr>
       <w:tblGrid>
-        <w:gridCol w:w="3505"/>
-        <w:gridCol w:w="498"/>
-        <w:gridCol w:w="5356"/>
+        <w:gridCol w:w="3721"/>
+        <w:gridCol w:w="647"/>
+        <w:gridCol w:w="4991"/>
       </w:tblGrid>
       <w:tr>
         <w:trPr>
@@ -7598,51 +6720,42 @@
         </w:trPr>
         <w:tc>
           <w:tcPr>
-            <w:tcW w:w="3505" w:type="dxa"/>
-          </w:tcPr>
-          <w:p>
-            <w:pPr>
-              <w:pStyle w:val="Compact"/>
-              <w:jc w:val="left"/>
-            </w:pPr>
-            <w:r>
-              <w:rPr>
-                <w:sz w:val="18"/>
-              </w:rPr>
+            <w:tcW w:w="3721" w:type="dxa"/>
+          </w:tcPr>
+          <w:p>
+            <w:pPr>
+              <w:pStyle w:val="Compact"/>
+              <w:jc w:val="left"/>
+            </w:pPr>
+            <w:r>
               <w:t xml:space="preserve">ER relationship</w:t>
             </w:r>
           </w:p>
         </w:tc>
         <w:tc>
           <w:tcPr>
-            <w:tcW w:w="498" w:type="dxa"/>
-          </w:tcPr>
-          <w:p>
-            <w:pPr>
-              <w:pStyle w:val="Compact"/>
-              <w:jc w:val="left"/>
-            </w:pPr>
-            <w:r>
-              <w:rPr>
-                <w:sz w:val="18"/>
-              </w:rPr>
+            <w:tcW w:w="647" w:type="dxa"/>
+          </w:tcPr>
+          <w:p>
+            <w:pPr>
+              <w:pStyle w:val="Compact"/>
+              <w:jc w:val="left"/>
+            </w:pPr>
+            <w:r>
               <w:t xml:space="preserve">Type</w:t>
             </w:r>
           </w:p>
         </w:tc>
         <w:tc>
           <w:tcPr>
-            <w:tcW w:w="5356" w:type="dxa"/>
-          </w:tcPr>
-          <w:p>
-            <w:pPr>
-              <w:pStyle w:val="Compact"/>
-              <w:jc w:val="left"/>
-            </w:pPr>
-            <w:r>
-              <w:rPr>
-                <w:sz w:val="18"/>
-              </w:rPr>
+            <w:tcW w:w="4991" w:type="dxa"/>
+          </w:tcPr>
+          <w:p>
+            <w:pPr>
+              <w:pStyle w:val="Compact"/>
+              <w:jc w:val="left"/>
+            </w:pPr>
+            <w:r>
               <w:t xml:space="preserve">Representation in the schema</w:t>
             </w:r>
           </w:p>
@@ -7651,83 +6764,63 @@
       <w:tr>
         <w:tc>
           <w:tcPr>
-            <w:tcW w:w="3505" w:type="dxa"/>
-          </w:tcPr>
-          <w:p>
-            <w:pPr>
-              <w:pStyle w:val="Compact"/>
-              <w:jc w:val="left"/>
-            </w:pPr>
-            <w:r>
-              <w:rPr>
-                <w:sz w:val="18"/>
-              </w:rPr>
-              <w:t xml:space="preserve">Patient has Encounter</w:t>
-            </w:r>
-          </w:p>
-        </w:tc>
-        <w:tc>
-          <w:tcPr>
-            <w:tcW w:w="498" w:type="dxa"/>
-          </w:tcPr>
-          <w:p>
-            <w:pPr>
-              <w:pStyle w:val="Compact"/>
-              <w:jc w:val="left"/>
-            </w:pPr>
-            <w:r>
-              <w:rPr>
-                <w:sz w:val="18"/>
-              </w:rPr>
+            <w:tcW w:w="3721" w:type="dxa"/>
+          </w:tcPr>
+          <w:p>
+            <w:pPr>
+              <w:pStyle w:val="Compact"/>
+              <w:jc w:val="left"/>
+            </w:pPr>
+            <w:r>
+              <w:t xml:space="preserve">PATIENT HAS ENCOUNTER</w:t>
+            </w:r>
+          </w:p>
+        </w:tc>
+        <w:tc>
+          <w:tcPr>
+            <w:tcW w:w="647" w:type="dxa"/>
+          </w:tcPr>
+          <w:p>
+            <w:pPr>
+              <w:pStyle w:val="Compact"/>
+              <w:jc w:val="left"/>
+            </w:pPr>
+            <w:r>
               <w:t xml:space="preserve">1:N</w:t>
             </w:r>
           </w:p>
         </w:tc>
         <w:tc>
           <w:tcPr>
-            <w:tcW w:w="5356" w:type="dxa"/>
-          </w:tcPr>
-          <w:p>
-            <w:pPr>
-              <w:pStyle w:val="Compact"/>
-              <w:jc w:val="left"/>
-            </w:pPr>
-            <w:r>
-              <w:rPr>
-                <w:rStyle w:val="VerbatimChar"/>
-                <w:sz w:val="18"/>
+            <w:tcW w:w="4991" w:type="dxa"/>
+          </w:tcPr>
+          <w:p>
+            <w:pPr>
+              <w:pStyle w:val="Compact"/>
+              <w:jc w:val="left"/>
+            </w:pPr>
+            <w:r>
+              <w:rPr>
+                <w:rStyle w:val="VerbatimChar"/>
               </w:rPr>
               <w:t xml:space="preserve">encounter.patient_nbr</w:t>
             </w:r>
             <w:r>
-              <w:rPr>
-                <w:sz w:val="18"/>
-              </w:rPr>
               <w:t xml:space="preserve"> </w:t>
             </w:r>
             <w:r>
-              <w:rPr>
-                <w:sz w:val="18"/>
-              </w:rPr>
               <w:t xml:space="preserve">→</w:t>
             </w:r>
             <w:r>
-              <w:rPr>
-                <w:sz w:val="18"/>
-              </w:rPr>
               <w:t xml:space="preserve"> </w:t>
             </w:r>
             <w:r>
               <w:rPr>
                 <w:rStyle w:val="VerbatimChar"/>
-                <w:sz w:val="18"/>
               </w:rPr>
               <w:t xml:space="preserve">patient.patient_nbr</w:t>
             </w:r>
             <w:r>
-              <w:rPr>
-                <w:sz w:val="18"/>
-              </w:rPr>
               <w:t xml:space="preserve">. The foreign key goes on the "many" side and is NOT NULL because participation is total.</w:t>
             </w:r>
           </w:p>
@@ -7736,83 +6829,63 @@
       <w:tr>
         <w:tc>
           <w:tcPr>
-            <w:tcW w:w="3505" w:type="dxa"/>
-          </w:tcPr>
-          <w:p>
-            <w:pPr>
-              <w:pStyle w:val="Compact"/>
-              <w:jc w:val="left"/>
-            </w:pPr>
-            <w:r>
-              <w:rPr>
-                <w:sz w:val="18"/>
-              </w:rPr>
-              <w:t xml:space="preserve">Admission Type classifies Encounter</w:t>
-            </w:r>
-          </w:p>
-        </w:tc>
-        <w:tc>
-          <w:tcPr>
-            <w:tcW w:w="498" w:type="dxa"/>
-          </w:tcPr>
-          <w:p>
-            <w:pPr>
-              <w:pStyle w:val="Compact"/>
-              <w:jc w:val="left"/>
-            </w:pPr>
-            <w:r>
-              <w:rPr>
-                <w:sz w:val="18"/>
-              </w:rPr>
+            <w:tcW w:w="3721" w:type="dxa"/>
+          </w:tcPr>
+          <w:p>
+            <w:pPr>
+              <w:pStyle w:val="Compact"/>
+              <w:jc w:val="left"/>
+            </w:pPr>
+            <w:r>
+              <w:t xml:space="preserve">ADMISSION_TYPE CLASSIFIES ENCOUNTER</w:t>
+            </w:r>
+          </w:p>
+        </w:tc>
+        <w:tc>
+          <w:tcPr>
+            <w:tcW w:w="647" w:type="dxa"/>
+          </w:tcPr>
+          <w:p>
+            <w:pPr>
+              <w:pStyle w:val="Compact"/>
+              <w:jc w:val="left"/>
+            </w:pPr>
+            <w:r>
               <w:t xml:space="preserve">1:N</w:t>
             </w:r>
           </w:p>
         </w:tc>
         <w:tc>
           <w:tcPr>
-            <w:tcW w:w="5356" w:type="dxa"/>
-          </w:tcPr>
-          <w:p>
-            <w:pPr>
-              <w:pStyle w:val="Compact"/>
-              <w:jc w:val="left"/>
-            </w:pPr>
-            <w:r>
-              <w:rPr>
-                <w:rStyle w:val="VerbatimChar"/>
-                <w:sz w:val="18"/>
+            <w:tcW w:w="4991" w:type="dxa"/>
+          </w:tcPr>
+          <w:p>
+            <w:pPr>
+              <w:pStyle w:val="Compact"/>
+              <w:jc w:val="left"/>
+            </w:pPr>
+            <w:r>
+              <w:rPr>
+                <w:rStyle w:val="VerbatimChar"/>
               </w:rPr>
               <w:t xml:space="preserve">encounter.admission_type_id</w:t>
             </w:r>
             <w:r>
-              <w:rPr>
-                <w:sz w:val="18"/>
-              </w:rPr>
               <w:t xml:space="preserve"> </w:t>
             </w:r>
             <w:r>
-              <w:rPr>
-                <w:sz w:val="18"/>
-              </w:rPr>
               <w:t xml:space="preserve">→</w:t>
             </w:r>
             <w:r>
-              <w:rPr>
-                <w:sz w:val="18"/>
-              </w:rPr>
               <w:t xml:space="preserve"> </w:t>
             </w:r>
             <w:r>
               <w:rPr>
                 <w:rStyle w:val="VerbatimChar"/>
-                <w:sz w:val="18"/>
               </w:rPr>
               <w:t xml:space="preserve">admission_type</w:t>
             </w:r>
             <w:r>
-              <w:rPr>
-                <w:sz w:val="18"/>
-              </w:rPr>
               <w:t xml:space="preserve">, NOT NULL</w:t>
             </w:r>
           </w:p>
@@ -7821,83 +6894,63 @@
       <w:tr>
         <w:tc>
           <w:tcPr>
-            <w:tcW w:w="3505" w:type="dxa"/>
-          </w:tcPr>
-          <w:p>
-            <w:pPr>
-              <w:pStyle w:val="Compact"/>
-              <w:jc w:val="left"/>
-            </w:pPr>
-            <w:r>
-              <w:rPr>
-                <w:sz w:val="18"/>
-              </w:rPr>
-              <w:t xml:space="preserve">Discharge Disposition ends Encounter</w:t>
-            </w:r>
-          </w:p>
-        </w:tc>
-        <w:tc>
-          <w:tcPr>
-            <w:tcW w:w="498" w:type="dxa"/>
-          </w:tcPr>
-          <w:p>
-            <w:pPr>
-              <w:pStyle w:val="Compact"/>
-              <w:jc w:val="left"/>
-            </w:pPr>
-            <w:r>
-              <w:rPr>
-                <w:sz w:val="18"/>
-              </w:rPr>
+            <w:tcW w:w="3721" w:type="dxa"/>
+          </w:tcPr>
+          <w:p>
+            <w:pPr>
+              <w:pStyle w:val="Compact"/>
+              <w:jc w:val="left"/>
+            </w:pPr>
+            <w:r>
+              <w:t xml:space="preserve">DISCHARGE_DISPOSITION ENDS_WITH ENCOUNTER</w:t>
+            </w:r>
+          </w:p>
+        </w:tc>
+        <w:tc>
+          <w:tcPr>
+            <w:tcW w:w="647" w:type="dxa"/>
+          </w:tcPr>
+          <w:p>
+            <w:pPr>
+              <w:pStyle w:val="Compact"/>
+              <w:jc w:val="left"/>
+            </w:pPr>
+            <w:r>
               <w:t xml:space="preserve">1:N</w:t>
             </w:r>
           </w:p>
         </w:tc>
         <w:tc>
           <w:tcPr>
-            <w:tcW w:w="5356" w:type="dxa"/>
-          </w:tcPr>
-          <w:p>
-            <w:pPr>
-              <w:pStyle w:val="Compact"/>
-              <w:jc w:val="left"/>
-            </w:pPr>
-            <w:r>
-              <w:rPr>
-                <w:rStyle w:val="VerbatimChar"/>
-                <w:sz w:val="18"/>
+            <w:tcW w:w="4991" w:type="dxa"/>
+          </w:tcPr>
+          <w:p>
+            <w:pPr>
+              <w:pStyle w:val="Compact"/>
+              <w:jc w:val="left"/>
+            </w:pPr>
+            <w:r>
+              <w:rPr>
+                <w:rStyle w:val="VerbatimChar"/>
               </w:rPr>
               <w:t xml:space="preserve">encounter.discharge_disposition_id</w:t>
             </w:r>
             <w:r>
-              <w:rPr>
-                <w:sz w:val="18"/>
-              </w:rPr>
               <w:t xml:space="preserve"> </w:t>
             </w:r>
             <w:r>
-              <w:rPr>
-                <w:sz w:val="18"/>
-              </w:rPr>
               <w:t xml:space="preserve">→</w:t>
             </w:r>
             <w:r>
-              <w:rPr>
-                <w:sz w:val="18"/>
-              </w:rPr>
               <w:t xml:space="preserve"> </w:t>
             </w:r>
             <w:r>
               <w:rPr>
                 <w:rStyle w:val="VerbatimChar"/>
-                <w:sz w:val="18"/>
               </w:rPr>
               <w:t xml:space="preserve">discharge_disposition</w:t>
             </w:r>
             <w:r>
-              <w:rPr>
-                <w:sz w:val="18"/>
-              </w:rPr>
               <w:t xml:space="preserve">, NOT NULL</w:t>
             </w:r>
           </w:p>
@@ -7906,83 +6959,63 @@
       <w:tr>
         <w:tc>
           <w:tcPr>
-            <w:tcW w:w="3505" w:type="dxa"/>
-          </w:tcPr>
-          <w:p>
-            <w:pPr>
-              <w:pStyle w:val="Compact"/>
-              <w:jc w:val="left"/>
-            </w:pPr>
-            <w:r>
-              <w:rPr>
-                <w:sz w:val="18"/>
-              </w:rPr>
-              <w:t xml:space="preserve">Admission Source admits Encounter</w:t>
-            </w:r>
-          </w:p>
-        </w:tc>
-        <w:tc>
-          <w:tcPr>
-            <w:tcW w:w="498" w:type="dxa"/>
-          </w:tcPr>
-          <w:p>
-            <w:pPr>
-              <w:pStyle w:val="Compact"/>
-              <w:jc w:val="left"/>
-            </w:pPr>
-            <w:r>
-              <w:rPr>
-                <w:sz w:val="18"/>
-              </w:rPr>
+            <w:tcW w:w="3721" w:type="dxa"/>
+          </w:tcPr>
+          <w:p>
+            <w:pPr>
+              <w:pStyle w:val="Compact"/>
+              <w:jc w:val="left"/>
+            </w:pPr>
+            <w:r>
+              <w:t xml:space="preserve">ADMISSION_SOURCE ADMITTED_FROM ENCOUNTER</w:t>
+            </w:r>
+          </w:p>
+        </w:tc>
+        <w:tc>
+          <w:tcPr>
+            <w:tcW w:w="647" w:type="dxa"/>
+          </w:tcPr>
+          <w:p>
+            <w:pPr>
+              <w:pStyle w:val="Compact"/>
+              <w:jc w:val="left"/>
+            </w:pPr>
+            <w:r>
               <w:t xml:space="preserve">1:N</w:t>
             </w:r>
           </w:p>
         </w:tc>
         <w:tc>
           <w:tcPr>
-            <w:tcW w:w="5356" w:type="dxa"/>
-          </w:tcPr>
-          <w:p>
-            <w:pPr>
-              <w:pStyle w:val="Compact"/>
-              <w:jc w:val="left"/>
-            </w:pPr>
-            <w:r>
-              <w:rPr>
-                <w:rStyle w:val="VerbatimChar"/>
-                <w:sz w:val="18"/>
+            <w:tcW w:w="4991" w:type="dxa"/>
+          </w:tcPr>
+          <w:p>
+            <w:pPr>
+              <w:pStyle w:val="Compact"/>
+              <w:jc w:val="left"/>
+            </w:pPr>
+            <w:r>
+              <w:rPr>
+                <w:rStyle w:val="VerbatimChar"/>
               </w:rPr>
               <w:t xml:space="preserve">encounter.admission_source_id</w:t>
             </w:r>
             <w:r>
-              <w:rPr>
-                <w:sz w:val="18"/>
-              </w:rPr>
               <w:t xml:space="preserve"> </w:t>
             </w:r>
             <w:r>
-              <w:rPr>
-                <w:sz w:val="18"/>
-              </w:rPr>
               <w:t xml:space="preserve">→</w:t>
             </w:r>
             <w:r>
-              <w:rPr>
-                <w:sz w:val="18"/>
-              </w:rPr>
               <w:t xml:space="preserve"> </w:t>
             </w:r>
             <w:r>
               <w:rPr>
                 <w:rStyle w:val="VerbatimChar"/>
-                <w:sz w:val="18"/>
               </w:rPr>
               <w:t xml:space="preserve">admission_source</w:t>
             </w:r>
             <w:r>
-              <w:rPr>
-                <w:sz w:val="18"/>
-              </w:rPr>
               <w:t xml:space="preserve">, NOT NULL</w:t>
             </w:r>
           </w:p>
@@ -7991,171 +7024,150 @@
       <w:tr>
         <w:tc>
           <w:tcPr>
-            <w:tcW w:w="3505" w:type="dxa"/>
-          </w:tcPr>
-          <w:p>
-            <w:pPr>
-              <w:pStyle w:val="Compact"/>
-              <w:jc w:val="left"/>
-            </w:pPr>
-            <w:r>
-              <w:rPr>
-                <w:sz w:val="18"/>
-              </w:rPr>
-              <w:t xml:space="preserve">Encounter has Diagnosis</w:t>
-            </w:r>
-          </w:p>
-        </w:tc>
-        <w:tc>
-          <w:tcPr>
-            <w:tcW w:w="498" w:type="dxa"/>
-          </w:tcPr>
-          <w:p>
-            <w:pPr>
-              <w:pStyle w:val="Compact"/>
-              <w:jc w:val="left"/>
-            </w:pPr>
-            <w:r>
-              <w:rPr>
-                <w:sz w:val="18"/>
-              </w:rPr>
+            <w:tcW w:w="3721" w:type="dxa"/>
+          </w:tcPr>
+          <w:p>
+            <w:pPr>
+              <w:pStyle w:val="Compact"/>
+              <w:jc w:val="left"/>
+            </w:pPr>
+            <w:r>
+              <w:t xml:space="preserve">ENCOUNTER DIAGNOSED_WITH DIAGNOSIS</w:t>
+            </w:r>
+          </w:p>
+        </w:tc>
+        <w:tc>
+          <w:tcPr>
+            <w:tcW w:w="647" w:type="dxa"/>
+          </w:tcPr>
+          <w:p>
+            <w:pPr>
+              <w:pStyle w:val="Compact"/>
+              <w:jc w:val="left"/>
+            </w:pPr>
+            <w:r>
               <w:t xml:space="preserve">M:N</w:t>
             </w:r>
           </w:p>
         </w:tc>
         <w:tc>
           <w:tcPr>
-            <w:tcW w:w="5356" w:type="dxa"/>
-          </w:tcPr>
-          <w:p>
-            <w:pPr>
-              <w:pStyle w:val="Compact"/>
-              <w:jc w:val="left"/>
-            </w:pPr>
-            <w:r>
-              <w:rPr>
-                <w:sz w:val="18"/>
-              </w:rPr>
-              <w:t xml:space="preserve">A separate table,</w:t>
-            </w:r>
-            <w:r>
-              <w:rPr>
-                <w:sz w:val="18"/>
-              </w:rPr>
+            <w:tcW w:w="4991" w:type="dxa"/>
+          </w:tcPr>
+          <w:p>
+            <w:pPr>
+              <w:pStyle w:val="Compact"/>
+              <w:jc w:val="left"/>
+            </w:pPr>
+            <w:r>
+              <w:t xml:space="preserve">The relationship becomes its own table,</w:t>
+            </w:r>
+            <w:r>
               <w:t xml:space="preserve"> </w:t>
             </w:r>
             <w:r>
               <w:rPr>
                 <w:rStyle w:val="VerbatimChar"/>
-                <w:sz w:val="18"/>
               </w:rPr>
               <w:t xml:space="preserve">encounter_diagnosis</w:t>
             </w:r>
             <w:r>
-              <w:rPr>
-                <w:sz w:val="18"/>
-              </w:rPr>
               <w:t xml:space="preserve">, with a foreign key to each side (</w:t>
             </w:r>
             <w:r>
               <w:rPr>
                 <w:rStyle w:val="VerbatimChar"/>
-                <w:sz w:val="18"/>
               </w:rPr>
               <w:t xml:space="preserve">encounter_id</w:t>
             </w:r>
             <w:r>
-              <w:rPr>
-                <w:sz w:val="18"/>
-              </w:rPr>
               <w:t xml:space="preserve"> </w:t>
             </w:r>
             <w:r>
-              <w:rPr>
-                <w:sz w:val="18"/>
-              </w:rPr>
               <w:t xml:space="preserve">→ encounter,</w:t>
             </w:r>
             <w:r>
-              <w:rPr>
-                <w:sz w:val="18"/>
-              </w:rPr>
               <w:t xml:space="preserve"> </w:t>
             </w:r>
             <w:r>
               <w:rPr>
                 <w:rStyle w:val="VerbatimChar"/>
-                <w:sz w:val="18"/>
               </w:rPr>
               <w:t xml:space="preserve">icd9_code</w:t>
             </w:r>
             <w:r>
-              <w:rPr>
-                <w:sz w:val="18"/>
-              </w:rPr>
               <w:t xml:space="preserve"> </w:t>
             </w:r>
             <w:r>
-              <w:rPr>
-                <w:sz w:val="18"/>
-              </w:rPr>
-              <w:t xml:space="preserve">→ diagnosis). Its primary key (</w:t>
-            </w:r>
-            <w:r>
-              <w:rPr>
-                <w:rStyle w:val="VerbatimChar"/>
-                <w:sz w:val="18"/>
+              <w:t xml:space="preserve">→ diagnosis) plus the relationship attribute</w:t>
+            </w:r>
+            <w:r>
+              <w:t xml:space="preserve"> </w:t>
+            </w:r>
+            <w:r>
+              <w:rPr>
+                <w:rStyle w:val="VerbatimChar"/>
+              </w:rPr>
+              <w:t xml:space="preserve">diag_position</w:t>
+            </w:r>
+            <w:r>
+              <w:t xml:space="preserve">. Its primary key is (</w:t>
+            </w:r>
+            <w:r>
+              <w:rPr>
+                <w:rStyle w:val="VerbatimChar"/>
               </w:rPr>
               <w:t xml:space="preserve">encounter_id</w:t>
             </w:r>
             <w:r>
-              <w:rPr>
-                <w:sz w:val="18"/>
-              </w:rPr>
               <w:t xml:space="preserve">,</w:t>
             </w:r>
             <w:r>
-              <w:rPr>
-                <w:sz w:val="18"/>
-              </w:rPr>
               <w:t xml:space="preserve"> </w:t>
             </w:r>
             <w:r>
               <w:rPr>
                 <w:rStyle w:val="VerbatimChar"/>
-                <w:sz w:val="18"/>
               </w:rPr>
               <w:t xml:space="preserve">diag_position</w:t>
             </w:r>
             <w:r>
-              <w:rPr>
-                <w:sz w:val="18"/>
-              </w:rPr>
-              <w:t xml:space="preserve">) allows up to three diagnoses per encounter and keeps their order;</w:t>
-            </w:r>
-            <w:r>
-              <w:rPr>
-                <w:sz w:val="18"/>
-              </w:rPr>
+              <w:t xml:space="preserve">), not (</w:t>
+            </w:r>
+            <w:r>
+              <w:rPr>
+                <w:rStyle w:val="VerbatimChar"/>
+              </w:rPr>
+              <w:t xml:space="preserve">encounter_id</w:t>
+            </w:r>
+            <w:r>
+              <w:t xml:space="preserve">,</w:t>
+            </w:r>
+            <w:r>
               <w:t xml:space="preserve"> </w:t>
             </w:r>
             <w:r>
               <w:rPr>
                 <w:rStyle w:val="VerbatimChar"/>
-                <w:sz w:val="18"/>
+              </w:rPr>
+              <w:t xml:space="preserve">icd9_code</w:t>
+            </w:r>
+            <w:r>
+              <w:t xml:space="preserve">), because 5,690 encounters list the same code twice.</w:t>
+            </w:r>
+            <w:r>
+              <w:t xml:space="preserve"> </w:t>
+            </w:r>
+            <w:r>
+              <w:rPr>
+                <w:rStyle w:val="VerbatimChar"/>
               </w:rPr>
               <w:t xml:space="preserve">diag_position</w:t>
             </w:r>
             <w:r>
-              <w:rPr>
-                <w:sz w:val="18"/>
-              </w:rPr>
               <w:t xml:space="preserve"> </w:t>
             </w:r>
             <w:r>
-              <w:rPr>
-                <w:sz w:val="18"/>
-              </w:rPr>
               <w:t xml:space="preserve">is limited to 1–3.</w:t>
             </w:r>
           </w:p>
@@ -8184,7 +7196,7 @@
     <w:bookmarkEnd w:id="34"/>
     <w:bookmarkEnd w:id="35"/>
     <w:sectPr>
-      <w:pgMar w:left="1440" w:right="1440" w:top="1152" w:bottom="1152"/>
+      <w:pgMar w:left="1440" w:right="1440"/>
     </w:sectPr>
   </w:body>
 </w:document>

--- a/work/Assignment1_Report.docx
+++ b/work/Assignment1_Report.docx
@@ -2,7 +2,7 @@
 <file path=word/document.xml><?xml version="1.0" encoding="utf-8"?>
 <w:document xmlns:w="http://schemas.openxmlformats.org/wordprocessingml/2006/main" xmlns:m="http://schemas.openxmlformats.org/officeDocument/2006/math" xmlns:r="http://schemas.openxmlformats.org/officeDocument/2006/relationships" xmlns:o="urn:schemas-microsoft-com:office:office" xmlns:v="urn:schemas-microsoft-com:vml" xmlns:w10="urn:schemas-microsoft-com:office:word" xmlns:a="http://schemas.openxmlformats.org/drawingml/2006/main" xmlns:pic="http://schemas.openxmlformats.org/drawingml/2006/picture" xmlns:wp="http://schemas.openxmlformats.org/drawingml/2006/wordprocessingDrawing">
   <w:body>
-    <w:bookmarkStart w:id="35" w:name="csci-49376-assignment-1"/>
+    <w:bookmarkStart w:id="39" w:name="csci-49376-assignment-1"/>
     <w:p>
       <w:pPr>
         <w:pStyle w:val="Heading1"/>
@@ -6518,7 +6518,7 @@
       </w:r>
     </w:p>
     <w:bookmarkEnd w:id="32"/>
-    <w:bookmarkStart w:id="34" w:name="part-4.-relational-schema"/>
+    <w:bookmarkStart w:id="38" w:name="part-4.-relational-schema"/>
     <w:p>
       <w:pPr>
         <w:pStyle w:val="Heading2"/>
@@ -6693,7 +6693,72 @@
         <w:t xml:space="preserve">)</w:t>
       </w:r>
     </w:p>
-    <w:bookmarkStart w:id="33" w:name="how-the-er-relationships-are-represented"/>
+    <w:bookmarkStart w:id="36" w:name="table-diagram"/>
+    <w:p>
+      <w:pPr>
+        <w:pStyle w:val="Heading3"/>
+      </w:pPr>
+      <w:r>
+        <w:t xml:space="preserve">Table diagram</w:t>
+      </w:r>
+    </w:p>
+    <w:p>
+      <w:pPr>
+        <w:pStyle w:val="FirstParagraph"/>
+      </w:pPr>
+      <w:r>
+        <w:t xml:space="preserve">The same schema drawn as tables (crow's foot notation), with the planned MySQL column types. Only the most important ENCOUNTER columns are shown.</w:t>
+      </w:r>
+    </w:p>
+    <w:p>
+      <w:pPr>
+        <w:pStyle w:val="BodyText"/>
+      </w:pPr>
+      <w:r>
+        <w:drawing>
+          <wp:inline>
+            <wp:extent cx="5334000" cy="2537460"/>
+            <wp:effectExtent b="0" l="0" r="0" t="0"/>
+            <wp:docPr descr="" title="" id="34" name="Picture"/>
+            <a:graphic>
+              <a:graphicData uri="http://schemas.openxmlformats.org/drawingml/2006/picture">
+                <pic:pic>
+                  <pic:nvPicPr>
+                    <pic:cNvPr descr="erd.png" id="35" name="Picture"/>
+                    <pic:cNvPicPr>
+                      <a:picLocks noChangeArrowheads="1" noChangeAspect="1"/>
+                    </pic:cNvPicPr>
+                  </pic:nvPicPr>
+                  <pic:blipFill>
+                    <a:blip r:embed="rId33"/>
+                    <a:stretch>
+                      <a:fillRect/>
+                    </a:stretch>
+                  </pic:blipFill>
+                  <pic:spPr bwMode="auto">
+                    <a:xfrm>
+                      <a:off x="0" y="0"/>
+                      <a:ext cx="5334000" cy="2537460"/>
+                    </a:xfrm>
+                    <a:prstGeom prst="rect">
+                      <a:avLst/>
+                    </a:prstGeom>
+                    <a:noFill/>
+                    <a:ln w="9525">
+                      <a:noFill/>
+                      <a:headEnd/>
+                      <a:tailEnd/>
+                    </a:ln>
+                  </pic:spPr>
+                </pic:pic>
+              </a:graphicData>
+            </a:graphic>
+          </wp:inline>
+        </w:drawing>
+      </w:r>
+    </w:p>
+    <w:bookmarkEnd w:id="36"/>
+    <w:bookmarkStart w:id="37" w:name="how-the-er-relationships-are-represented"/>
     <w:p>
       <w:pPr>
         <w:pStyle w:val="Heading3"/>
@@ -7192,9 +7257,9 @@
         <w:t xml:space="preserve">(needed so every foreign key has a parent): patient, admission_type, discharge_disposition, admission_source, diagnosis → encounter → encounter_diagnosis.</w:t>
       </w:r>
     </w:p>
-    <w:bookmarkEnd w:id="33"/>
-    <w:bookmarkEnd w:id="34"/>
-    <w:bookmarkEnd w:id="35"/>
+    <w:bookmarkEnd w:id="37"/>
+    <w:bookmarkEnd w:id="38"/>
+    <w:bookmarkEnd w:id="39"/>
     <w:sectPr>
       <w:pgMar w:left="1440" w:right="1440"/>
     </w:sectPr>
